--- a/docs/The_Monster_Exchange_Initial_Monster_Catalog.docx
+++ b/docs/The_Monster_Exchange_Initial_Monster_Catalog.docx
@@ -6261,6 +6261,6150 @@
                 <w:sz w:val="17"/>
               </w:rPr>
               <w:t>A vast angular creature with a starless opening through its torso. It appears only where unstable regions overlap and quietly seals dangerous spatial fractures.</w:t>
+            </w:r>
+          </w:p>
+        </w:tc>
+      </w:tr>
+    </w:tbl>
+    <w:p>
+      <w:r>
+        <w:br w:type="page"/>
+      </w:r>
+    </w:p>
+    <w:p>
+      <w:pPr>
+        <w:pStyle w:val="Heading1"/>
+      </w:pPr>
+      <w:r>
+        <w:t>Additional Roster - Concepts 41-80</w:t>
+      </w:r>
+    </w:p>
+    <w:p>
+      <w:pPr>
+        <w:spacing w:after="160"/>
+      </w:pPr>
+      <w:r>
+        <w:t>This second set broadens type coverage while keeping high rarities scarce. Proposed evolution labels remain open for review.</w:t>
+      </w:r>
+    </w:p>
+    <w:tbl>
+      <w:tblPr>
+        <w:tblStyle w:val="TableGrid"/>
+        <w:tblW w:type="auto" w:w="0"/>
+        <w:jc w:val="left"/>
+        <w:tblLayout w:type="fixed"/>
+        <w:tblLook w:firstColumn="1" w:firstRow="1" w:lastColumn="0" w:lastRow="0" w:noHBand="0" w:noVBand="1" w:val="04A0"/>
+        <w:tblW w:w="9360" w:type="dxa"/>
+        <w:tblInd w:w="120" w:type="dxa"/>
+      </w:tblPr>
+      <w:tblGrid>
+        <w:gridCol w:w="430"/>
+        <w:gridCol w:w="1500"/>
+        <w:gridCol w:w="1250"/>
+        <w:gridCol w:w="850"/>
+        <w:gridCol w:w="5330"/>
+      </w:tblGrid>
+      <w:tr>
+        <w:trPr>
+          <w:tblHeader w:val="true"/>
+        </w:trPr>
+        <w:tc>
+          <w:tcPr>
+            <w:tcW w:type="dxa" w:w="430"/>
+            <w:shd w:fill="E8EEF5"/>
+            <w:vAlign w:val="center"/>
+            <w:tcMar>
+              <w:top w:w="80" w:type="dxa"/>
+              <w:start w:w="120" w:type="dxa"/>
+              <w:bottom w:w="80" w:type="dxa"/>
+              <w:end w:w="120" w:type="dxa"/>
+            </w:tcMar>
+          </w:tcPr>
+          <w:p>
+            <w:pPr>
+              <w:spacing w:after="0"/>
+              <w:jc w:val="center"/>
+            </w:pPr>
+            <w:r>
+              <w:rPr>
+                <w:rFonts w:ascii="Calibri" w:hAnsi="Calibri"/>
+                <w:b/>
+                <w:color w:val="163147"/>
+                <w:sz w:val="18"/>
+              </w:rPr>
+              <w:t>#</w:t>
+            </w:r>
+          </w:p>
+        </w:tc>
+        <w:tc>
+          <w:tcPr>
+            <w:tcW w:type="dxa" w:w="1500"/>
+            <w:shd w:fill="E8EEF5"/>
+            <w:vAlign w:val="center"/>
+            <w:tcMar>
+              <w:top w:w="80" w:type="dxa"/>
+              <w:start w:w="120" w:type="dxa"/>
+              <w:bottom w:w="80" w:type="dxa"/>
+              <w:end w:w="120" w:type="dxa"/>
+            </w:tcMar>
+          </w:tcPr>
+          <w:p>
+            <w:pPr>
+              <w:spacing w:after="0"/>
+              <w:jc w:val="center"/>
+            </w:pPr>
+            <w:r>
+              <w:rPr>
+                <w:rFonts w:ascii="Calibri" w:hAnsi="Calibri"/>
+                <w:b/>
+                <w:color w:val="163147"/>
+                <w:sz w:val="18"/>
+              </w:rPr>
+              <w:t>Name / Line</w:t>
+            </w:r>
+          </w:p>
+        </w:tc>
+        <w:tc>
+          <w:tcPr>
+            <w:tcW w:type="dxa" w:w="1250"/>
+            <w:shd w:fill="E8EEF5"/>
+            <w:vAlign w:val="center"/>
+            <w:tcMar>
+              <w:top w:w="80" w:type="dxa"/>
+              <w:start w:w="120" w:type="dxa"/>
+              <w:bottom w:w="80" w:type="dxa"/>
+              <w:end w:w="120" w:type="dxa"/>
+            </w:tcMar>
+          </w:tcPr>
+          <w:p>
+            <w:pPr>
+              <w:spacing w:after="0"/>
+              <w:jc w:val="center"/>
+            </w:pPr>
+            <w:r>
+              <w:rPr>
+                <w:rFonts w:ascii="Calibri" w:hAnsi="Calibri"/>
+                <w:b/>
+                <w:color w:val="163147"/>
+                <w:sz w:val="18"/>
+              </w:rPr>
+              <w:t>Type</w:t>
+            </w:r>
+          </w:p>
+        </w:tc>
+        <w:tc>
+          <w:tcPr>
+            <w:tcW w:type="dxa" w:w="850"/>
+            <w:shd w:fill="E8EEF5"/>
+            <w:vAlign w:val="center"/>
+            <w:tcMar>
+              <w:top w:w="80" w:type="dxa"/>
+              <w:start w:w="120" w:type="dxa"/>
+              <w:bottom w:w="80" w:type="dxa"/>
+              <w:end w:w="120" w:type="dxa"/>
+            </w:tcMar>
+          </w:tcPr>
+          <w:p>
+            <w:pPr>
+              <w:spacing w:after="0"/>
+              <w:jc w:val="center"/>
+            </w:pPr>
+            <w:r>
+              <w:rPr>
+                <w:rFonts w:ascii="Calibri" w:hAnsi="Calibri"/>
+                <w:b/>
+                <w:color w:val="163147"/>
+                <w:sz w:val="18"/>
+              </w:rPr>
+              <w:t>Rarity</w:t>
+            </w:r>
+          </w:p>
+        </w:tc>
+        <w:tc>
+          <w:tcPr>
+            <w:tcW w:type="dxa" w:w="5330"/>
+            <w:shd w:fill="E8EEF5"/>
+            <w:vAlign w:val="center"/>
+            <w:tcMar>
+              <w:top w:w="80" w:type="dxa"/>
+              <w:start w:w="120" w:type="dxa"/>
+              <w:bottom w:w="80" w:type="dxa"/>
+              <w:end w:w="120" w:type="dxa"/>
+            </w:tcMar>
+          </w:tcPr>
+          <w:p>
+            <w:pPr>
+              <w:spacing w:after="0"/>
+              <w:jc w:val="left"/>
+            </w:pPr>
+            <w:r>
+              <w:rPr>
+                <w:rFonts w:ascii="Calibri" w:hAnsi="Calibri"/>
+                <w:b/>
+                <w:color w:val="163147"/>
+                <w:sz w:val="18"/>
+              </w:rPr>
+              <w:t>Appearance and short description</w:t>
+            </w:r>
+          </w:p>
+        </w:tc>
+      </w:tr>
+      <w:tr>
+        <w:tc>
+          <w:tcPr>
+            <w:tcW w:type="dxa" w:w="430"/>
+            <w:vAlign w:val="center"/>
+            <w:tcMar>
+              <w:top w:w="80" w:type="dxa"/>
+              <w:start w:w="120" w:type="dxa"/>
+              <w:bottom w:w="80" w:type="dxa"/>
+              <w:end w:w="120" w:type="dxa"/>
+            </w:tcMar>
+          </w:tcPr>
+          <w:p>
+            <w:pPr>
+              <w:spacing w:after="0"/>
+              <w:jc w:val="center"/>
+            </w:pPr>
+            <w:r>
+              <w:rPr>
+                <w:rFonts w:ascii="Calibri" w:hAnsi="Calibri"/>
+                <w:b/>
+                <w:color w:val="606973"/>
+                <w:sz w:val="18"/>
+              </w:rPr>
+              <w:t>41</w:t>
+            </w:r>
+          </w:p>
+        </w:tc>
+        <w:tc>
+          <w:tcPr>
+            <w:tcW w:type="dxa" w:w="1500"/>
+            <w:vAlign w:val="center"/>
+            <w:tcMar>
+              <w:top w:w="80" w:type="dxa"/>
+              <w:start w:w="120" w:type="dxa"/>
+              <w:bottom w:w="80" w:type="dxa"/>
+              <w:end w:w="120" w:type="dxa"/>
+            </w:tcMar>
+          </w:tcPr>
+          <w:p>
+            <w:pPr>
+              <w:spacing w:after="20"/>
+            </w:pPr>
+            <w:r>
+              <w:rPr>
+                <w:rFonts w:ascii="Calibri" w:hAnsi="Calibri"/>
+                <w:b/>
+                <w:color w:val="163147"/>
+                <w:sz w:val="19"/>
+              </w:rPr>
+              <w:t>Glintad</w:t>
+            </w:r>
+          </w:p>
+          <w:p>
+            <w:pPr>
+              <w:spacing w:after="0"/>
+            </w:pPr>
+            <w:r>
+              <w:rPr>
+                <w:rFonts w:ascii="Calibri" w:hAnsi="Calibri"/>
+                <w:b w:val="0"/>
+                <w:i/>
+                <w:color w:val="606973"/>
+                <w:sz w:val="16"/>
+              </w:rPr>
+              <w:t>Stage 1 of 2</w:t>
+            </w:r>
+          </w:p>
+        </w:tc>
+        <w:tc>
+          <w:tcPr>
+            <w:tcW w:type="dxa" w:w="1250"/>
+            <w:vAlign w:val="center"/>
+            <w:tcMar>
+              <w:top w:w="80" w:type="dxa"/>
+              <w:start w:w="120" w:type="dxa"/>
+              <w:bottom w:w="80" w:type="dxa"/>
+              <w:end w:w="120" w:type="dxa"/>
+            </w:tcMar>
+          </w:tcPr>
+          <w:p>
+            <w:pPr>
+              <w:spacing w:after="0"/>
+              <w:jc w:val="center"/>
+            </w:pPr>
+            <w:r>
+              <w:rPr>
+                <w:rFonts w:ascii="Calibri" w:hAnsi="Calibri"/>
+                <w:b/>
+                <w:color w:val="163147"/>
+                <w:sz w:val="17"/>
+              </w:rPr>
+              <w:t>Psychic</w:t>
+            </w:r>
+          </w:p>
+        </w:tc>
+        <w:tc>
+          <w:tcPr>
+            <w:tcW w:type="dxa" w:w="850"/>
+            <w:vAlign w:val="center"/>
+            <w:tcMar>
+              <w:top w:w="80" w:type="dxa"/>
+              <w:start w:w="120" w:type="dxa"/>
+              <w:bottom w:w="80" w:type="dxa"/>
+              <w:end w:w="120" w:type="dxa"/>
+            </w:tcMar>
+          </w:tcPr>
+          <w:p>
+            <w:pPr>
+              <w:spacing w:after="0"/>
+              <w:jc w:val="center"/>
+            </w:pPr>
+            <w:r>
+              <w:rPr>
+                <w:rFonts w:ascii="Calibri" w:hAnsi="Calibri"/>
+                <w:b/>
+                <w:color w:val="606973"/>
+                <w:sz w:val="17"/>
+              </w:rPr>
+              <w:t>Common</w:t>
+            </w:r>
+          </w:p>
+        </w:tc>
+        <w:tc>
+          <w:tcPr>
+            <w:tcW w:type="dxa" w:w="5330"/>
+            <w:vAlign w:val="center"/>
+            <w:tcMar>
+              <w:top w:w="80" w:type="dxa"/>
+              <w:start w:w="120" w:type="dxa"/>
+              <w:bottom w:w="80" w:type="dxa"/>
+              <w:end w:w="120" w:type="dxa"/>
+            </w:tcMar>
+          </w:tcPr>
+          <w:p>
+            <w:pPr>
+              <w:spacing w:after="0" w:line="259" w:lineRule="auto"/>
+            </w:pPr>
+            <w:r>
+              <w:rPr>
+                <w:rFonts w:ascii="Calibri" w:hAnsi="Calibri"/>
+                <w:color w:val="2D3237"/>
+                <w:sz w:val="17"/>
+              </w:rPr>
+              <w:t>A round cave-dweller with glassy brow plates and wide vibration-sensitive feet. It projects simple colored shapes when curious or frightened.</w:t>
+            </w:r>
+          </w:p>
+        </w:tc>
+      </w:tr>
+      <w:tr>
+        <w:tc>
+          <w:tcPr>
+            <w:tcW w:type="dxa" w:w="430"/>
+            <w:vAlign w:val="center"/>
+            <w:tcMar>
+              <w:top w:w="80" w:type="dxa"/>
+              <w:start w:w="120" w:type="dxa"/>
+              <w:bottom w:w="80" w:type="dxa"/>
+              <w:end w:w="120" w:type="dxa"/>
+            </w:tcMar>
+          </w:tcPr>
+          <w:p>
+            <w:pPr>
+              <w:spacing w:after="0"/>
+              <w:jc w:val="center"/>
+            </w:pPr>
+            <w:r>
+              <w:rPr>
+                <w:rFonts w:ascii="Calibri" w:hAnsi="Calibri"/>
+                <w:b/>
+                <w:color w:val="606973"/>
+                <w:sz w:val="18"/>
+              </w:rPr>
+              <w:t>42</w:t>
+            </w:r>
+          </w:p>
+        </w:tc>
+        <w:tc>
+          <w:tcPr>
+            <w:tcW w:type="dxa" w:w="1500"/>
+            <w:vAlign w:val="center"/>
+            <w:tcMar>
+              <w:top w:w="80" w:type="dxa"/>
+              <w:start w:w="120" w:type="dxa"/>
+              <w:bottom w:w="80" w:type="dxa"/>
+              <w:end w:w="120" w:type="dxa"/>
+            </w:tcMar>
+          </w:tcPr>
+          <w:p>
+            <w:pPr>
+              <w:spacing w:after="20"/>
+            </w:pPr>
+            <w:r>
+              <w:rPr>
+                <w:rFonts w:ascii="Calibri" w:hAnsi="Calibri"/>
+                <w:b/>
+                <w:color w:val="163147"/>
+                <w:sz w:val="19"/>
+              </w:rPr>
+              <w:t>Facetoad</w:t>
+            </w:r>
+          </w:p>
+          <w:p>
+            <w:pPr>
+              <w:spacing w:after="0"/>
+            </w:pPr>
+            <w:r>
+              <w:rPr>
+                <w:rFonts w:ascii="Calibri" w:hAnsi="Calibri"/>
+                <w:b w:val="0"/>
+                <w:i/>
+                <w:color w:val="606973"/>
+                <w:sz w:val="16"/>
+              </w:rPr>
+              <w:t>Stage 2 of 2</w:t>
+            </w:r>
+          </w:p>
+        </w:tc>
+        <w:tc>
+          <w:tcPr>
+            <w:tcW w:type="dxa" w:w="1250"/>
+            <w:vAlign w:val="center"/>
+            <w:tcMar>
+              <w:top w:w="80" w:type="dxa"/>
+              <w:start w:w="120" w:type="dxa"/>
+              <w:bottom w:w="80" w:type="dxa"/>
+              <w:end w:w="120" w:type="dxa"/>
+            </w:tcMar>
+          </w:tcPr>
+          <w:p>
+            <w:pPr>
+              <w:spacing w:after="0"/>
+              <w:jc w:val="center"/>
+            </w:pPr>
+            <w:r>
+              <w:rPr>
+                <w:rFonts w:ascii="Calibri" w:hAnsi="Calibri"/>
+                <w:b/>
+                <w:color w:val="163147"/>
+                <w:sz w:val="17"/>
+              </w:rPr>
+              <w:t>Psychic / Rock</w:t>
+            </w:r>
+          </w:p>
+        </w:tc>
+        <w:tc>
+          <w:tcPr>
+            <w:tcW w:type="dxa" w:w="850"/>
+            <w:vAlign w:val="center"/>
+            <w:tcMar>
+              <w:top w:w="80" w:type="dxa"/>
+              <w:start w:w="120" w:type="dxa"/>
+              <w:bottom w:w="80" w:type="dxa"/>
+              <w:end w:w="120" w:type="dxa"/>
+            </w:tcMar>
+          </w:tcPr>
+          <w:p>
+            <w:pPr>
+              <w:spacing w:after="0"/>
+              <w:jc w:val="center"/>
+            </w:pPr>
+            <w:r>
+              <w:rPr>
+                <w:rFonts w:ascii="Calibri" w:hAnsi="Calibri"/>
+                <w:b/>
+                <w:color w:val="606973"/>
+                <w:sz w:val="17"/>
+              </w:rPr>
+              <w:t>Uncommon</w:t>
+            </w:r>
+          </w:p>
+        </w:tc>
+        <w:tc>
+          <w:tcPr>
+            <w:tcW w:type="dxa" w:w="5330"/>
+            <w:vAlign w:val="center"/>
+            <w:tcMar>
+              <w:top w:w="80" w:type="dxa"/>
+              <w:start w:w="120" w:type="dxa"/>
+              <w:bottom w:w="80" w:type="dxa"/>
+              <w:end w:w="120" w:type="dxa"/>
+            </w:tcMar>
+          </w:tcPr>
+          <w:p>
+            <w:pPr>
+              <w:spacing w:after="0" w:line="259" w:lineRule="auto"/>
+            </w:pPr>
+            <w:r>
+              <w:rPr>
+                <w:rFonts w:ascii="Calibri" w:hAnsi="Calibri"/>
+                <w:color w:val="2D3237"/>
+                <w:sz w:val="17"/>
+              </w:rPr>
+              <w:t>A low crystal-backed amphibian whose many facial facets show different expressions. It bends attention away from itself by scattering thought-like reflections.</w:t>
+            </w:r>
+          </w:p>
+        </w:tc>
+      </w:tr>
+      <w:tr>
+        <w:tc>
+          <w:tcPr>
+            <w:tcW w:type="dxa" w:w="430"/>
+            <w:vAlign w:val="center"/>
+            <w:tcMar>
+              <w:top w:w="80" w:type="dxa"/>
+              <w:start w:w="120" w:type="dxa"/>
+              <w:bottom w:w="80" w:type="dxa"/>
+              <w:end w:w="120" w:type="dxa"/>
+            </w:tcMar>
+          </w:tcPr>
+          <w:p>
+            <w:pPr>
+              <w:spacing w:after="0"/>
+              <w:jc w:val="center"/>
+            </w:pPr>
+            <w:r>
+              <w:rPr>
+                <w:rFonts w:ascii="Calibri" w:hAnsi="Calibri"/>
+                <w:b/>
+                <w:color w:val="606973"/>
+                <w:sz w:val="18"/>
+              </w:rPr>
+              <w:t>43</w:t>
+            </w:r>
+          </w:p>
+        </w:tc>
+        <w:tc>
+          <w:tcPr>
+            <w:tcW w:type="dxa" w:w="1500"/>
+            <w:vAlign w:val="center"/>
+            <w:tcMar>
+              <w:top w:w="80" w:type="dxa"/>
+              <w:start w:w="120" w:type="dxa"/>
+              <w:bottom w:w="80" w:type="dxa"/>
+              <w:end w:w="120" w:type="dxa"/>
+            </w:tcMar>
+          </w:tcPr>
+          <w:p>
+            <w:pPr>
+              <w:spacing w:after="20"/>
+            </w:pPr>
+            <w:r>
+              <w:rPr>
+                <w:rFonts w:ascii="Calibri" w:hAnsi="Calibri"/>
+                <w:b/>
+                <w:color w:val="163147"/>
+                <w:sz w:val="19"/>
+              </w:rPr>
+              <w:t>Sootsnip</w:t>
+            </w:r>
+          </w:p>
+          <w:p>
+            <w:pPr>
+              <w:spacing w:after="0"/>
+            </w:pPr>
+            <w:r>
+              <w:rPr>
+                <w:rFonts w:ascii="Calibri" w:hAnsi="Calibri"/>
+                <w:b w:val="0"/>
+                <w:i/>
+                <w:color w:val="606973"/>
+                <w:sz w:val="16"/>
+              </w:rPr>
+              <w:t>Stage 1 of 2</w:t>
+            </w:r>
+          </w:p>
+        </w:tc>
+        <w:tc>
+          <w:tcPr>
+            <w:tcW w:type="dxa" w:w="1250"/>
+            <w:vAlign w:val="center"/>
+            <w:tcMar>
+              <w:top w:w="80" w:type="dxa"/>
+              <w:start w:w="120" w:type="dxa"/>
+              <w:bottom w:w="80" w:type="dxa"/>
+              <w:end w:w="120" w:type="dxa"/>
+            </w:tcMar>
+          </w:tcPr>
+          <w:p>
+            <w:pPr>
+              <w:spacing w:after="0"/>
+              <w:jc w:val="center"/>
+            </w:pPr>
+            <w:r>
+              <w:rPr>
+                <w:rFonts w:ascii="Calibri" w:hAnsi="Calibri"/>
+                <w:b/>
+                <w:color w:val="163147"/>
+                <w:sz w:val="17"/>
+              </w:rPr>
+              <w:t>Fire / Bug</w:t>
+            </w:r>
+          </w:p>
+        </w:tc>
+        <w:tc>
+          <w:tcPr>
+            <w:tcW w:type="dxa" w:w="850"/>
+            <w:vAlign w:val="center"/>
+            <w:tcMar>
+              <w:top w:w="80" w:type="dxa"/>
+              <w:start w:w="120" w:type="dxa"/>
+              <w:bottom w:w="80" w:type="dxa"/>
+              <w:end w:w="120" w:type="dxa"/>
+            </w:tcMar>
+          </w:tcPr>
+          <w:p>
+            <w:pPr>
+              <w:spacing w:after="0"/>
+              <w:jc w:val="center"/>
+            </w:pPr>
+            <w:r>
+              <w:rPr>
+                <w:rFonts w:ascii="Calibri" w:hAnsi="Calibri"/>
+                <w:b/>
+                <w:color w:val="606973"/>
+                <w:sz w:val="17"/>
+              </w:rPr>
+              <w:t>Common</w:t>
+            </w:r>
+          </w:p>
+        </w:tc>
+        <w:tc>
+          <w:tcPr>
+            <w:tcW w:type="dxa" w:w="5330"/>
+            <w:vAlign w:val="center"/>
+            <w:tcMar>
+              <w:top w:w="80" w:type="dxa"/>
+              <w:start w:w="120" w:type="dxa"/>
+              <w:bottom w:w="80" w:type="dxa"/>
+              <w:end w:w="120" w:type="dxa"/>
+            </w:tcMar>
+          </w:tcPr>
+          <w:p>
+            <w:pPr>
+              <w:spacing w:after="0" w:line="259" w:lineRule="auto"/>
+            </w:pPr>
+            <w:r>
+              <w:rPr>
+                <w:rFonts w:ascii="Calibri" w:hAnsi="Calibri"/>
+                <w:color w:val="2D3237"/>
+                <w:sz w:val="17"/>
+              </w:rPr>
+              <w:t>A tiny charcoal insect with scissor-shaped forelegs. It trims burned plants and packs the clippings into warm, insulated nests.</w:t>
+            </w:r>
+          </w:p>
+        </w:tc>
+      </w:tr>
+      <w:tr>
+        <w:tc>
+          <w:tcPr>
+            <w:tcW w:type="dxa" w:w="430"/>
+            <w:vAlign w:val="center"/>
+            <w:tcMar>
+              <w:top w:w="80" w:type="dxa"/>
+              <w:start w:w="120" w:type="dxa"/>
+              <w:bottom w:w="80" w:type="dxa"/>
+              <w:end w:w="120" w:type="dxa"/>
+            </w:tcMar>
+          </w:tcPr>
+          <w:p>
+            <w:pPr>
+              <w:spacing w:after="0"/>
+              <w:jc w:val="center"/>
+            </w:pPr>
+            <w:r>
+              <w:rPr>
+                <w:rFonts w:ascii="Calibri" w:hAnsi="Calibri"/>
+                <w:b/>
+                <w:color w:val="606973"/>
+                <w:sz w:val="18"/>
+              </w:rPr>
+              <w:t>44</w:t>
+            </w:r>
+          </w:p>
+        </w:tc>
+        <w:tc>
+          <w:tcPr>
+            <w:tcW w:type="dxa" w:w="1500"/>
+            <w:vAlign w:val="center"/>
+            <w:tcMar>
+              <w:top w:w="80" w:type="dxa"/>
+              <w:start w:w="120" w:type="dxa"/>
+              <w:bottom w:w="80" w:type="dxa"/>
+              <w:end w:w="120" w:type="dxa"/>
+            </w:tcMar>
+          </w:tcPr>
+          <w:p>
+            <w:pPr>
+              <w:spacing w:after="20"/>
+            </w:pPr>
+            <w:r>
+              <w:rPr>
+                <w:rFonts w:ascii="Calibri" w:hAnsi="Calibri"/>
+                <w:b/>
+                <w:color w:val="163147"/>
+                <w:sz w:val="19"/>
+              </w:rPr>
+              <w:t>Cauterwing</w:t>
+            </w:r>
+          </w:p>
+          <w:p>
+            <w:pPr>
+              <w:spacing w:after="0"/>
+            </w:pPr>
+            <w:r>
+              <w:rPr>
+                <w:rFonts w:ascii="Calibri" w:hAnsi="Calibri"/>
+                <w:b w:val="0"/>
+                <w:i/>
+                <w:color w:val="606973"/>
+                <w:sz w:val="16"/>
+              </w:rPr>
+              <w:t>Stage 2 of 2</w:t>
+            </w:r>
+          </w:p>
+        </w:tc>
+        <w:tc>
+          <w:tcPr>
+            <w:tcW w:type="dxa" w:w="1250"/>
+            <w:vAlign w:val="center"/>
+            <w:tcMar>
+              <w:top w:w="80" w:type="dxa"/>
+              <w:start w:w="120" w:type="dxa"/>
+              <w:bottom w:w="80" w:type="dxa"/>
+              <w:end w:w="120" w:type="dxa"/>
+            </w:tcMar>
+          </w:tcPr>
+          <w:p>
+            <w:pPr>
+              <w:spacing w:after="0"/>
+              <w:jc w:val="center"/>
+            </w:pPr>
+            <w:r>
+              <w:rPr>
+                <w:rFonts w:ascii="Calibri" w:hAnsi="Calibri"/>
+                <w:b/>
+                <w:color w:val="163147"/>
+                <w:sz w:val="17"/>
+              </w:rPr>
+              <w:t>Fire / Bug</w:t>
+            </w:r>
+          </w:p>
+        </w:tc>
+        <w:tc>
+          <w:tcPr>
+            <w:tcW w:type="dxa" w:w="850"/>
+            <w:vAlign w:val="center"/>
+            <w:tcMar>
+              <w:top w:w="80" w:type="dxa"/>
+              <w:start w:w="120" w:type="dxa"/>
+              <w:bottom w:w="80" w:type="dxa"/>
+              <w:end w:w="120" w:type="dxa"/>
+            </w:tcMar>
+          </w:tcPr>
+          <w:p>
+            <w:pPr>
+              <w:spacing w:after="0"/>
+              <w:jc w:val="center"/>
+            </w:pPr>
+            <w:r>
+              <w:rPr>
+                <w:rFonts w:ascii="Calibri" w:hAnsi="Calibri"/>
+                <w:b/>
+                <w:color w:val="606973"/>
+                <w:sz w:val="17"/>
+              </w:rPr>
+              <w:t>Uncommon</w:t>
+            </w:r>
+          </w:p>
+        </w:tc>
+        <w:tc>
+          <w:tcPr>
+            <w:tcW w:type="dxa" w:w="5330"/>
+            <w:vAlign w:val="center"/>
+            <w:tcMar>
+              <w:top w:w="80" w:type="dxa"/>
+              <w:start w:w="120" w:type="dxa"/>
+              <w:bottom w:w="80" w:type="dxa"/>
+              <w:end w:w="120" w:type="dxa"/>
+            </w:tcMar>
+          </w:tcPr>
+          <w:p>
+            <w:pPr>
+              <w:spacing w:after="0" w:line="259" w:lineRule="auto"/>
+            </w:pPr>
+            <w:r>
+              <w:rPr>
+                <w:rFonts w:ascii="Calibri" w:hAnsi="Calibri"/>
+                <w:color w:val="2D3237"/>
+                <w:sz w:val="17"/>
+              </w:rPr>
+              <w:t>A broad-winged insect patterned like cooling metal. Its heated wing edges seal damaged bark and protect forests after violent storms.</w:t>
+            </w:r>
+          </w:p>
+        </w:tc>
+      </w:tr>
+      <w:tr>
+        <w:tc>
+          <w:tcPr>
+            <w:tcW w:type="dxa" w:w="430"/>
+            <w:vAlign w:val="center"/>
+            <w:tcMar>
+              <w:top w:w="80" w:type="dxa"/>
+              <w:start w:w="120" w:type="dxa"/>
+              <w:bottom w:w="80" w:type="dxa"/>
+              <w:end w:w="120" w:type="dxa"/>
+            </w:tcMar>
+          </w:tcPr>
+          <w:p>
+            <w:pPr>
+              <w:spacing w:after="0"/>
+              <w:jc w:val="center"/>
+            </w:pPr>
+            <w:r>
+              <w:rPr>
+                <w:rFonts w:ascii="Calibri" w:hAnsi="Calibri"/>
+                <w:b/>
+                <w:color w:val="606973"/>
+                <w:sz w:val="18"/>
+              </w:rPr>
+              <w:t>45</w:t>
+            </w:r>
+          </w:p>
+        </w:tc>
+        <w:tc>
+          <w:tcPr>
+            <w:tcW w:type="dxa" w:w="1500"/>
+            <w:vAlign w:val="center"/>
+            <w:tcMar>
+              <w:top w:w="80" w:type="dxa"/>
+              <w:start w:w="120" w:type="dxa"/>
+              <w:bottom w:w="80" w:type="dxa"/>
+              <w:end w:w="120" w:type="dxa"/>
+            </w:tcMar>
+          </w:tcPr>
+          <w:p>
+            <w:pPr>
+              <w:spacing w:after="20"/>
+            </w:pPr>
+            <w:r>
+              <w:rPr>
+                <w:rFonts w:ascii="Calibri" w:hAnsi="Calibri"/>
+                <w:b/>
+                <w:color w:val="163147"/>
+                <w:sz w:val="19"/>
+              </w:rPr>
+              <w:t>Tidepup</w:t>
+            </w:r>
+          </w:p>
+          <w:p>
+            <w:pPr>
+              <w:spacing w:after="0"/>
+            </w:pPr>
+            <w:r>
+              <w:rPr>
+                <w:rFonts w:ascii="Calibri" w:hAnsi="Calibri"/>
+                <w:b w:val="0"/>
+                <w:i/>
+                <w:color w:val="606973"/>
+                <w:sz w:val="16"/>
+              </w:rPr>
+              <w:t>Stage 1 of 2</w:t>
+            </w:r>
+          </w:p>
+        </w:tc>
+        <w:tc>
+          <w:tcPr>
+            <w:tcW w:type="dxa" w:w="1250"/>
+            <w:vAlign w:val="center"/>
+            <w:tcMar>
+              <w:top w:w="80" w:type="dxa"/>
+              <w:start w:w="120" w:type="dxa"/>
+              <w:bottom w:w="80" w:type="dxa"/>
+              <w:end w:w="120" w:type="dxa"/>
+            </w:tcMar>
+          </w:tcPr>
+          <w:p>
+            <w:pPr>
+              <w:spacing w:after="0"/>
+              <w:jc w:val="center"/>
+            </w:pPr>
+            <w:r>
+              <w:rPr>
+                <w:rFonts w:ascii="Calibri" w:hAnsi="Calibri"/>
+                <w:b/>
+                <w:color w:val="163147"/>
+                <w:sz w:val="17"/>
+              </w:rPr>
+              <w:t>Water</w:t>
+            </w:r>
+          </w:p>
+        </w:tc>
+        <w:tc>
+          <w:tcPr>
+            <w:tcW w:type="dxa" w:w="850"/>
+            <w:vAlign w:val="center"/>
+            <w:tcMar>
+              <w:top w:w="80" w:type="dxa"/>
+              <w:start w:w="120" w:type="dxa"/>
+              <w:bottom w:w="80" w:type="dxa"/>
+              <w:end w:w="120" w:type="dxa"/>
+            </w:tcMar>
+          </w:tcPr>
+          <w:p>
+            <w:pPr>
+              <w:spacing w:after="0"/>
+              <w:jc w:val="center"/>
+            </w:pPr>
+            <w:r>
+              <w:rPr>
+                <w:rFonts w:ascii="Calibri" w:hAnsi="Calibri"/>
+                <w:b/>
+                <w:color w:val="606973"/>
+                <w:sz w:val="17"/>
+              </w:rPr>
+              <w:t>Common</w:t>
+            </w:r>
+          </w:p>
+        </w:tc>
+        <w:tc>
+          <w:tcPr>
+            <w:tcW w:type="dxa" w:w="5330"/>
+            <w:vAlign w:val="center"/>
+            <w:tcMar>
+              <w:top w:w="80" w:type="dxa"/>
+              <w:start w:w="120" w:type="dxa"/>
+              <w:bottom w:w="80" w:type="dxa"/>
+              <w:end w:w="120" w:type="dxa"/>
+            </w:tcMar>
+          </w:tcPr>
+          <w:p>
+            <w:pPr>
+              <w:spacing w:after="0" w:line="259" w:lineRule="auto"/>
+            </w:pPr>
+            <w:r>
+              <w:rPr>
+                <w:rFonts w:ascii="Calibri" w:hAnsi="Calibri"/>
+                <w:color w:val="2D3237"/>
+                <w:sz w:val="17"/>
+              </w:rPr>
+              <w:t>A playful shoreline crawler with finned ears and a pebble-filled tail pouch. It sorts colorful stones into rings at low tide.</w:t>
+            </w:r>
+          </w:p>
+        </w:tc>
+      </w:tr>
+      <w:tr>
+        <w:tc>
+          <w:tcPr>
+            <w:tcW w:type="dxa" w:w="430"/>
+            <w:vAlign w:val="center"/>
+            <w:tcMar>
+              <w:top w:w="80" w:type="dxa"/>
+              <w:start w:w="120" w:type="dxa"/>
+              <w:bottom w:w="80" w:type="dxa"/>
+              <w:end w:w="120" w:type="dxa"/>
+            </w:tcMar>
+          </w:tcPr>
+          <w:p>
+            <w:pPr>
+              <w:spacing w:after="0"/>
+              <w:jc w:val="center"/>
+            </w:pPr>
+            <w:r>
+              <w:rPr>
+                <w:rFonts w:ascii="Calibri" w:hAnsi="Calibri"/>
+                <w:b/>
+                <w:color w:val="606973"/>
+                <w:sz w:val="18"/>
+              </w:rPr>
+              <w:t>46</w:t>
+            </w:r>
+          </w:p>
+        </w:tc>
+        <w:tc>
+          <w:tcPr>
+            <w:tcW w:type="dxa" w:w="1500"/>
+            <w:vAlign w:val="center"/>
+            <w:tcMar>
+              <w:top w:w="80" w:type="dxa"/>
+              <w:start w:w="120" w:type="dxa"/>
+              <w:bottom w:w="80" w:type="dxa"/>
+              <w:end w:w="120" w:type="dxa"/>
+            </w:tcMar>
+          </w:tcPr>
+          <w:p>
+            <w:pPr>
+              <w:spacing w:after="20"/>
+            </w:pPr>
+            <w:r>
+              <w:rPr>
+                <w:rFonts w:ascii="Calibri" w:hAnsi="Calibri"/>
+                <w:b/>
+                <w:color w:val="163147"/>
+                <w:sz w:val="19"/>
+              </w:rPr>
+              <w:t>Reefhowl</w:t>
+            </w:r>
+          </w:p>
+          <w:p>
+            <w:pPr>
+              <w:spacing w:after="0"/>
+            </w:pPr>
+            <w:r>
+              <w:rPr>
+                <w:rFonts w:ascii="Calibri" w:hAnsi="Calibri"/>
+                <w:b w:val="0"/>
+                <w:i/>
+                <w:color w:val="606973"/>
+                <w:sz w:val="16"/>
+              </w:rPr>
+              <w:t>Stage 2 of 2</w:t>
+            </w:r>
+          </w:p>
+        </w:tc>
+        <w:tc>
+          <w:tcPr>
+            <w:tcW w:type="dxa" w:w="1250"/>
+            <w:vAlign w:val="center"/>
+            <w:tcMar>
+              <w:top w:w="80" w:type="dxa"/>
+              <w:start w:w="120" w:type="dxa"/>
+              <w:bottom w:w="80" w:type="dxa"/>
+              <w:end w:w="120" w:type="dxa"/>
+            </w:tcMar>
+          </w:tcPr>
+          <w:p>
+            <w:pPr>
+              <w:spacing w:after="0"/>
+              <w:jc w:val="center"/>
+            </w:pPr>
+            <w:r>
+              <w:rPr>
+                <w:rFonts w:ascii="Calibri" w:hAnsi="Calibri"/>
+                <w:b/>
+                <w:color w:val="163147"/>
+                <w:sz w:val="17"/>
+              </w:rPr>
+              <w:t>Water / Rock</w:t>
+            </w:r>
+          </w:p>
+        </w:tc>
+        <w:tc>
+          <w:tcPr>
+            <w:tcW w:type="dxa" w:w="850"/>
+            <w:vAlign w:val="center"/>
+            <w:tcMar>
+              <w:top w:w="80" w:type="dxa"/>
+              <w:start w:w="120" w:type="dxa"/>
+              <w:bottom w:w="80" w:type="dxa"/>
+              <w:end w:w="120" w:type="dxa"/>
+            </w:tcMar>
+          </w:tcPr>
+          <w:p>
+            <w:pPr>
+              <w:spacing w:after="0"/>
+              <w:jc w:val="center"/>
+            </w:pPr>
+            <w:r>
+              <w:rPr>
+                <w:rFonts w:ascii="Calibri" w:hAnsi="Calibri"/>
+                <w:b/>
+                <w:color w:val="606973"/>
+                <w:sz w:val="17"/>
+              </w:rPr>
+              <w:t>Uncommon</w:t>
+            </w:r>
+          </w:p>
+        </w:tc>
+        <w:tc>
+          <w:tcPr>
+            <w:tcW w:type="dxa" w:w="5330"/>
+            <w:vAlign w:val="center"/>
+            <w:tcMar>
+              <w:top w:w="80" w:type="dxa"/>
+              <w:start w:w="120" w:type="dxa"/>
+              <w:bottom w:w="80" w:type="dxa"/>
+              <w:end w:w="120" w:type="dxa"/>
+            </w:tcMar>
+          </w:tcPr>
+          <w:p>
+            <w:pPr>
+              <w:spacing w:after="0" w:line="259" w:lineRule="auto"/>
+            </w:pPr>
+            <w:r>
+              <w:rPr>
+                <w:rFonts w:ascii="Calibri" w:hAnsi="Calibri"/>
+                <w:color w:val="2D3237"/>
+                <w:sz w:val="17"/>
+              </w:rPr>
+              <w:t>A sturdy coastal runner armored in living reef plates. Its deep calls vibrate through seawater and warn distant colonies of danger.</w:t>
+            </w:r>
+          </w:p>
+        </w:tc>
+      </w:tr>
+      <w:tr>
+        <w:tc>
+          <w:tcPr>
+            <w:tcW w:type="dxa" w:w="430"/>
+            <w:vAlign w:val="center"/>
+            <w:tcMar>
+              <w:top w:w="80" w:type="dxa"/>
+              <w:start w:w="120" w:type="dxa"/>
+              <w:bottom w:w="80" w:type="dxa"/>
+              <w:end w:w="120" w:type="dxa"/>
+            </w:tcMar>
+          </w:tcPr>
+          <w:p>
+            <w:pPr>
+              <w:spacing w:after="0"/>
+              <w:jc w:val="center"/>
+            </w:pPr>
+            <w:r>
+              <w:rPr>
+                <w:rFonts w:ascii="Calibri" w:hAnsi="Calibri"/>
+                <w:b/>
+                <w:color w:val="606973"/>
+                <w:sz w:val="18"/>
+              </w:rPr>
+              <w:t>47</w:t>
+            </w:r>
+          </w:p>
+        </w:tc>
+        <w:tc>
+          <w:tcPr>
+            <w:tcW w:type="dxa" w:w="1500"/>
+            <w:vAlign w:val="center"/>
+            <w:tcMar>
+              <w:top w:w="80" w:type="dxa"/>
+              <w:start w:w="120" w:type="dxa"/>
+              <w:bottom w:w="80" w:type="dxa"/>
+              <w:end w:w="120" w:type="dxa"/>
+            </w:tcMar>
+          </w:tcPr>
+          <w:p>
+            <w:pPr>
+              <w:spacing w:after="20"/>
+            </w:pPr>
+            <w:r>
+              <w:rPr>
+                <w:rFonts w:ascii="Calibri" w:hAnsi="Calibri"/>
+                <w:b/>
+                <w:color w:val="163147"/>
+                <w:sz w:val="19"/>
+              </w:rPr>
+              <w:t>Bramblejaw</w:t>
+            </w:r>
+          </w:p>
+          <w:p>
+            <w:pPr>
+              <w:spacing w:after="0"/>
+            </w:pPr>
+            <w:r>
+              <w:rPr>
+                <w:rFonts w:ascii="Calibri" w:hAnsi="Calibri"/>
+                <w:b w:val="0"/>
+                <w:i/>
+                <w:color w:val="606973"/>
+                <w:sz w:val="16"/>
+              </w:rPr>
+              <w:t>Stage 1 of 2</w:t>
+            </w:r>
+          </w:p>
+        </w:tc>
+        <w:tc>
+          <w:tcPr>
+            <w:tcW w:type="dxa" w:w="1250"/>
+            <w:vAlign w:val="center"/>
+            <w:tcMar>
+              <w:top w:w="80" w:type="dxa"/>
+              <w:start w:w="120" w:type="dxa"/>
+              <w:bottom w:w="80" w:type="dxa"/>
+              <w:end w:w="120" w:type="dxa"/>
+            </w:tcMar>
+          </w:tcPr>
+          <w:p>
+            <w:pPr>
+              <w:spacing w:after="0"/>
+              <w:jc w:val="center"/>
+            </w:pPr>
+            <w:r>
+              <w:rPr>
+                <w:rFonts w:ascii="Calibri" w:hAnsi="Calibri"/>
+                <w:b/>
+                <w:color w:val="163147"/>
+                <w:sz w:val="17"/>
+              </w:rPr>
+              <w:t>Grass / Dark</w:t>
+            </w:r>
+          </w:p>
+        </w:tc>
+        <w:tc>
+          <w:tcPr>
+            <w:tcW w:type="dxa" w:w="850"/>
+            <w:vAlign w:val="center"/>
+            <w:tcMar>
+              <w:top w:w="80" w:type="dxa"/>
+              <w:start w:w="120" w:type="dxa"/>
+              <w:bottom w:w="80" w:type="dxa"/>
+              <w:end w:w="120" w:type="dxa"/>
+            </w:tcMar>
+          </w:tcPr>
+          <w:p>
+            <w:pPr>
+              <w:spacing w:after="0"/>
+              <w:jc w:val="center"/>
+            </w:pPr>
+            <w:r>
+              <w:rPr>
+                <w:rFonts w:ascii="Calibri" w:hAnsi="Calibri"/>
+                <w:b/>
+                <w:color w:val="606973"/>
+                <w:sz w:val="17"/>
+              </w:rPr>
+              <w:t>Common</w:t>
+            </w:r>
+          </w:p>
+        </w:tc>
+        <w:tc>
+          <w:tcPr>
+            <w:tcW w:type="dxa" w:w="5330"/>
+            <w:vAlign w:val="center"/>
+            <w:tcMar>
+              <w:top w:w="80" w:type="dxa"/>
+              <w:start w:w="120" w:type="dxa"/>
+              <w:bottom w:w="80" w:type="dxa"/>
+              <w:end w:w="120" w:type="dxa"/>
+            </w:tcMar>
+          </w:tcPr>
+          <w:p>
+            <w:pPr>
+              <w:spacing w:after="0" w:line="259" w:lineRule="auto"/>
+            </w:pPr>
+            <w:r>
+              <w:rPr>
+                <w:rFonts w:ascii="Calibri" w:hAnsi="Calibri"/>
+                <w:color w:val="2D3237"/>
+                <w:sz w:val="17"/>
+              </w:rPr>
+              <w:t>A thorn-muzzled forest scavenger with leafy camouflage. It steals discarded food and plants any seeds it cannot eat.</w:t>
+            </w:r>
+          </w:p>
+        </w:tc>
+      </w:tr>
+      <w:tr>
+        <w:tc>
+          <w:tcPr>
+            <w:tcW w:type="dxa" w:w="430"/>
+            <w:vAlign w:val="center"/>
+            <w:tcMar>
+              <w:top w:w="80" w:type="dxa"/>
+              <w:start w:w="120" w:type="dxa"/>
+              <w:bottom w:w="80" w:type="dxa"/>
+              <w:end w:w="120" w:type="dxa"/>
+            </w:tcMar>
+          </w:tcPr>
+          <w:p>
+            <w:pPr>
+              <w:spacing w:after="0"/>
+              <w:jc w:val="center"/>
+            </w:pPr>
+            <w:r>
+              <w:rPr>
+                <w:rFonts w:ascii="Calibri" w:hAnsi="Calibri"/>
+                <w:b/>
+                <w:color w:val="606973"/>
+                <w:sz w:val="18"/>
+              </w:rPr>
+              <w:t>48</w:t>
+            </w:r>
+          </w:p>
+        </w:tc>
+        <w:tc>
+          <w:tcPr>
+            <w:tcW w:type="dxa" w:w="1500"/>
+            <w:vAlign w:val="center"/>
+            <w:tcMar>
+              <w:top w:w="80" w:type="dxa"/>
+              <w:start w:w="120" w:type="dxa"/>
+              <w:bottom w:w="80" w:type="dxa"/>
+              <w:end w:w="120" w:type="dxa"/>
+            </w:tcMar>
+          </w:tcPr>
+          <w:p>
+            <w:pPr>
+              <w:spacing w:after="20"/>
+            </w:pPr>
+            <w:r>
+              <w:rPr>
+                <w:rFonts w:ascii="Calibri" w:hAnsi="Calibri"/>
+                <w:b/>
+                <w:color w:val="163147"/>
+                <w:sz w:val="19"/>
+              </w:rPr>
+              <w:t>Thicketyr</w:t>
+            </w:r>
+          </w:p>
+          <w:p>
+            <w:pPr>
+              <w:spacing w:after="0"/>
+            </w:pPr>
+            <w:r>
+              <w:rPr>
+                <w:rFonts w:ascii="Calibri" w:hAnsi="Calibri"/>
+                <w:b w:val="0"/>
+                <w:i/>
+                <w:color w:val="606973"/>
+                <w:sz w:val="16"/>
+              </w:rPr>
+              <w:t>Stage 2 of 2</w:t>
+            </w:r>
+          </w:p>
+        </w:tc>
+        <w:tc>
+          <w:tcPr>
+            <w:tcW w:type="dxa" w:w="1250"/>
+            <w:vAlign w:val="center"/>
+            <w:tcMar>
+              <w:top w:w="80" w:type="dxa"/>
+              <w:start w:w="120" w:type="dxa"/>
+              <w:bottom w:w="80" w:type="dxa"/>
+              <w:end w:w="120" w:type="dxa"/>
+            </w:tcMar>
+          </w:tcPr>
+          <w:p>
+            <w:pPr>
+              <w:spacing w:after="0"/>
+              <w:jc w:val="center"/>
+            </w:pPr>
+            <w:r>
+              <w:rPr>
+                <w:rFonts w:ascii="Calibri" w:hAnsi="Calibri"/>
+                <w:b/>
+                <w:color w:val="163147"/>
+                <w:sz w:val="17"/>
+              </w:rPr>
+              <w:t>Grass / Dark</w:t>
+            </w:r>
+          </w:p>
+        </w:tc>
+        <w:tc>
+          <w:tcPr>
+            <w:tcW w:type="dxa" w:w="850"/>
+            <w:vAlign w:val="center"/>
+            <w:tcMar>
+              <w:top w:w="80" w:type="dxa"/>
+              <w:start w:w="120" w:type="dxa"/>
+              <w:bottom w:w="80" w:type="dxa"/>
+              <w:end w:w="120" w:type="dxa"/>
+            </w:tcMar>
+          </w:tcPr>
+          <w:p>
+            <w:pPr>
+              <w:spacing w:after="0"/>
+              <w:jc w:val="center"/>
+            </w:pPr>
+            <w:r>
+              <w:rPr>
+                <w:rFonts w:ascii="Calibri" w:hAnsi="Calibri"/>
+                <w:b/>
+                <w:color w:val="606973"/>
+                <w:sz w:val="17"/>
+              </w:rPr>
+              <w:t>Rare</w:t>
+            </w:r>
+          </w:p>
+        </w:tc>
+        <w:tc>
+          <w:tcPr>
+            <w:tcW w:type="dxa" w:w="5330"/>
+            <w:vAlign w:val="center"/>
+            <w:tcMar>
+              <w:top w:w="80" w:type="dxa"/>
+              <w:start w:w="120" w:type="dxa"/>
+              <w:bottom w:w="80" w:type="dxa"/>
+              <w:end w:w="120" w:type="dxa"/>
+            </w:tcMar>
+          </w:tcPr>
+          <w:p>
+            <w:pPr>
+              <w:spacing w:after="0" w:line="259" w:lineRule="auto"/>
+            </w:pPr>
+            <w:r>
+              <w:rPr>
+                <w:rFonts w:ascii="Calibri" w:hAnsi="Calibri"/>
+                <w:color w:val="2D3237"/>
+                <w:sz w:val="17"/>
+              </w:rPr>
+              <w:t>A hulking ambush beast covered in tangled hedge armor. Entire woodland paths slowly shift when it relocates its hidden resting place.</w:t>
+            </w:r>
+          </w:p>
+        </w:tc>
+      </w:tr>
+      <w:tr>
+        <w:tc>
+          <w:tcPr>
+            <w:tcW w:type="dxa" w:w="430"/>
+            <w:vAlign w:val="center"/>
+            <w:tcMar>
+              <w:top w:w="80" w:type="dxa"/>
+              <w:start w:w="120" w:type="dxa"/>
+              <w:bottom w:w="80" w:type="dxa"/>
+              <w:end w:w="120" w:type="dxa"/>
+            </w:tcMar>
+          </w:tcPr>
+          <w:p>
+            <w:pPr>
+              <w:spacing w:after="0"/>
+              <w:jc w:val="center"/>
+            </w:pPr>
+            <w:r>
+              <w:rPr>
+                <w:rFonts w:ascii="Calibri" w:hAnsi="Calibri"/>
+                <w:b/>
+                <w:color w:val="606973"/>
+                <w:sz w:val="18"/>
+              </w:rPr>
+              <w:t>49</w:t>
+            </w:r>
+          </w:p>
+        </w:tc>
+        <w:tc>
+          <w:tcPr>
+            <w:tcW w:type="dxa" w:w="1500"/>
+            <w:vAlign w:val="center"/>
+            <w:tcMar>
+              <w:top w:w="80" w:type="dxa"/>
+              <w:start w:w="120" w:type="dxa"/>
+              <w:bottom w:w="80" w:type="dxa"/>
+              <w:end w:w="120" w:type="dxa"/>
+            </w:tcMar>
+          </w:tcPr>
+          <w:p>
+            <w:pPr>
+              <w:spacing w:after="20"/>
+            </w:pPr>
+            <w:r>
+              <w:rPr>
+                <w:rFonts w:ascii="Calibri" w:hAnsi="Calibri"/>
+                <w:b/>
+                <w:color w:val="163147"/>
+                <w:sz w:val="19"/>
+              </w:rPr>
+              <w:t>Coilbud</w:t>
+            </w:r>
+          </w:p>
+          <w:p>
+            <w:pPr>
+              <w:spacing w:after="0"/>
+            </w:pPr>
+            <w:r>
+              <w:rPr>
+                <w:rFonts w:ascii="Calibri" w:hAnsi="Calibri"/>
+                <w:b w:val="0"/>
+                <w:i/>
+                <w:color w:val="606973"/>
+                <w:sz w:val="16"/>
+              </w:rPr>
+              <w:t>Stage 1 of 2</w:t>
+            </w:r>
+          </w:p>
+        </w:tc>
+        <w:tc>
+          <w:tcPr>
+            <w:tcW w:type="dxa" w:w="1250"/>
+            <w:vAlign w:val="center"/>
+            <w:tcMar>
+              <w:top w:w="80" w:type="dxa"/>
+              <w:start w:w="120" w:type="dxa"/>
+              <w:bottom w:w="80" w:type="dxa"/>
+              <w:end w:w="120" w:type="dxa"/>
+            </w:tcMar>
+          </w:tcPr>
+          <w:p>
+            <w:pPr>
+              <w:spacing w:after="0"/>
+              <w:jc w:val="center"/>
+            </w:pPr>
+            <w:r>
+              <w:rPr>
+                <w:rFonts w:ascii="Calibri" w:hAnsi="Calibri"/>
+                <w:b/>
+                <w:color w:val="163147"/>
+                <w:sz w:val="17"/>
+              </w:rPr>
+              <w:t>Electric / Grass</w:t>
+            </w:r>
+          </w:p>
+        </w:tc>
+        <w:tc>
+          <w:tcPr>
+            <w:tcW w:type="dxa" w:w="850"/>
+            <w:vAlign w:val="center"/>
+            <w:tcMar>
+              <w:top w:w="80" w:type="dxa"/>
+              <w:start w:w="120" w:type="dxa"/>
+              <w:bottom w:w="80" w:type="dxa"/>
+              <w:end w:w="120" w:type="dxa"/>
+            </w:tcMar>
+          </w:tcPr>
+          <w:p>
+            <w:pPr>
+              <w:spacing w:after="0"/>
+              <w:jc w:val="center"/>
+            </w:pPr>
+            <w:r>
+              <w:rPr>
+                <w:rFonts w:ascii="Calibri" w:hAnsi="Calibri"/>
+                <w:b/>
+                <w:color w:val="606973"/>
+                <w:sz w:val="17"/>
+              </w:rPr>
+              <w:t>Common</w:t>
+            </w:r>
+          </w:p>
+        </w:tc>
+        <w:tc>
+          <w:tcPr>
+            <w:tcW w:type="dxa" w:w="5330"/>
+            <w:vAlign w:val="center"/>
+            <w:tcMar>
+              <w:top w:w="80" w:type="dxa"/>
+              <w:start w:w="120" w:type="dxa"/>
+              <w:bottom w:w="80" w:type="dxa"/>
+              <w:end w:w="120" w:type="dxa"/>
+            </w:tcMar>
+          </w:tcPr>
+          <w:p>
+            <w:pPr>
+              <w:spacing w:after="0" w:line="259" w:lineRule="auto"/>
+            </w:pPr>
+            <w:r>
+              <w:rPr>
+                <w:rFonts w:ascii="Calibri" w:hAnsi="Calibri"/>
+                <w:color w:val="2D3237"/>
+                <w:sz w:val="17"/>
+              </w:rPr>
+              <w:t>A spring-shaped vine creature with copper petals. It stores sunlight as a mild charge and launches itself between nearby branches.</w:t>
+            </w:r>
+          </w:p>
+        </w:tc>
+      </w:tr>
+      <w:tr>
+        <w:tc>
+          <w:tcPr>
+            <w:tcW w:type="dxa" w:w="430"/>
+            <w:vAlign w:val="center"/>
+            <w:tcMar>
+              <w:top w:w="80" w:type="dxa"/>
+              <w:start w:w="120" w:type="dxa"/>
+              <w:bottom w:w="80" w:type="dxa"/>
+              <w:end w:w="120" w:type="dxa"/>
+            </w:tcMar>
+          </w:tcPr>
+          <w:p>
+            <w:pPr>
+              <w:spacing w:after="0"/>
+              <w:jc w:val="center"/>
+            </w:pPr>
+            <w:r>
+              <w:rPr>
+                <w:rFonts w:ascii="Calibri" w:hAnsi="Calibri"/>
+                <w:b/>
+                <w:color w:val="606973"/>
+                <w:sz w:val="18"/>
+              </w:rPr>
+              <w:t>50</w:t>
+            </w:r>
+          </w:p>
+        </w:tc>
+        <w:tc>
+          <w:tcPr>
+            <w:tcW w:type="dxa" w:w="1500"/>
+            <w:vAlign w:val="center"/>
+            <w:tcMar>
+              <w:top w:w="80" w:type="dxa"/>
+              <w:start w:w="120" w:type="dxa"/>
+              <w:bottom w:w="80" w:type="dxa"/>
+              <w:end w:w="120" w:type="dxa"/>
+            </w:tcMar>
+          </w:tcPr>
+          <w:p>
+            <w:pPr>
+              <w:spacing w:after="20"/>
+            </w:pPr>
+            <w:r>
+              <w:rPr>
+                <w:rFonts w:ascii="Calibri" w:hAnsi="Calibri"/>
+                <w:b/>
+                <w:color w:val="163147"/>
+                <w:sz w:val="19"/>
+              </w:rPr>
+              <w:t>Dynamoira</w:t>
+            </w:r>
+          </w:p>
+          <w:p>
+            <w:pPr>
+              <w:spacing w:after="0"/>
+            </w:pPr>
+            <w:r>
+              <w:rPr>
+                <w:rFonts w:ascii="Calibri" w:hAnsi="Calibri"/>
+                <w:b w:val="0"/>
+                <w:i/>
+                <w:color w:val="606973"/>
+                <w:sz w:val="16"/>
+              </w:rPr>
+              <w:t>Stage 2 of 2</w:t>
+            </w:r>
+          </w:p>
+        </w:tc>
+        <w:tc>
+          <w:tcPr>
+            <w:tcW w:type="dxa" w:w="1250"/>
+            <w:vAlign w:val="center"/>
+            <w:tcMar>
+              <w:top w:w="80" w:type="dxa"/>
+              <w:start w:w="120" w:type="dxa"/>
+              <w:bottom w:w="80" w:type="dxa"/>
+              <w:end w:w="120" w:type="dxa"/>
+            </w:tcMar>
+          </w:tcPr>
+          <w:p>
+            <w:pPr>
+              <w:spacing w:after="0"/>
+              <w:jc w:val="center"/>
+            </w:pPr>
+            <w:r>
+              <w:rPr>
+                <w:rFonts w:ascii="Calibri" w:hAnsi="Calibri"/>
+                <w:b/>
+                <w:color w:val="163147"/>
+                <w:sz w:val="17"/>
+              </w:rPr>
+              <w:t>Electric / Grass</w:t>
+            </w:r>
+          </w:p>
+        </w:tc>
+        <w:tc>
+          <w:tcPr>
+            <w:tcW w:type="dxa" w:w="850"/>
+            <w:vAlign w:val="center"/>
+            <w:tcMar>
+              <w:top w:w="80" w:type="dxa"/>
+              <w:start w:w="120" w:type="dxa"/>
+              <w:bottom w:w="80" w:type="dxa"/>
+              <w:end w:w="120" w:type="dxa"/>
+            </w:tcMar>
+          </w:tcPr>
+          <w:p>
+            <w:pPr>
+              <w:spacing w:after="0"/>
+              <w:jc w:val="center"/>
+            </w:pPr>
+            <w:r>
+              <w:rPr>
+                <w:rFonts w:ascii="Calibri" w:hAnsi="Calibri"/>
+                <w:b/>
+                <w:color w:val="606973"/>
+                <w:sz w:val="17"/>
+              </w:rPr>
+              <w:t>Rare</w:t>
+            </w:r>
+          </w:p>
+        </w:tc>
+        <w:tc>
+          <w:tcPr>
+            <w:tcW w:type="dxa" w:w="5330"/>
+            <w:vAlign w:val="center"/>
+            <w:tcMar>
+              <w:top w:w="80" w:type="dxa"/>
+              <w:start w:w="120" w:type="dxa"/>
+              <w:bottom w:w="80" w:type="dxa"/>
+              <w:end w:w="120" w:type="dxa"/>
+            </w:tcMar>
+          </w:tcPr>
+          <w:p>
+            <w:pPr>
+              <w:spacing w:after="0" w:line="259" w:lineRule="auto"/>
+            </w:pPr>
+            <w:r>
+              <w:rPr>
+                <w:rFonts w:ascii="Calibri" w:hAnsi="Calibri"/>
+                <w:color w:val="2D3237"/>
+                <w:sz w:val="17"/>
+              </w:rPr>
+              <w:t>A tall flowering creature wound around a floating magnetic core. Its rotating leaves generate power while drawing rain toward dry ground.</w:t>
+            </w:r>
+          </w:p>
+        </w:tc>
+      </w:tr>
+      <w:tr>
+        <w:tc>
+          <w:tcPr>
+            <w:tcW w:type="dxa" w:w="430"/>
+            <w:vAlign w:val="center"/>
+            <w:tcMar>
+              <w:top w:w="80" w:type="dxa"/>
+              <w:start w:w="120" w:type="dxa"/>
+              <w:bottom w:w="80" w:type="dxa"/>
+              <w:end w:w="120" w:type="dxa"/>
+            </w:tcMar>
+          </w:tcPr>
+          <w:p>
+            <w:pPr>
+              <w:spacing w:after="0"/>
+              <w:jc w:val="center"/>
+            </w:pPr>
+            <w:r>
+              <w:rPr>
+                <w:rFonts w:ascii="Calibri" w:hAnsi="Calibri"/>
+                <w:b/>
+                <w:color w:val="606973"/>
+                <w:sz w:val="18"/>
+              </w:rPr>
+              <w:t>51</w:t>
+            </w:r>
+          </w:p>
+        </w:tc>
+        <w:tc>
+          <w:tcPr>
+            <w:tcW w:type="dxa" w:w="1500"/>
+            <w:vAlign w:val="center"/>
+            <w:tcMar>
+              <w:top w:w="80" w:type="dxa"/>
+              <w:start w:w="120" w:type="dxa"/>
+              <w:bottom w:w="80" w:type="dxa"/>
+              <w:end w:w="120" w:type="dxa"/>
+            </w:tcMar>
+          </w:tcPr>
+          <w:p>
+            <w:pPr>
+              <w:spacing w:after="20"/>
+            </w:pPr>
+            <w:r>
+              <w:rPr>
+                <w:rFonts w:ascii="Calibri" w:hAnsi="Calibri"/>
+                <w:b/>
+                <w:color w:val="163147"/>
+                <w:sz w:val="19"/>
+              </w:rPr>
+              <w:t>Hushhare</w:t>
+            </w:r>
+          </w:p>
+          <w:p>
+            <w:pPr>
+              <w:spacing w:after="0"/>
+            </w:pPr>
+            <w:r>
+              <w:rPr>
+                <w:rFonts w:ascii="Calibri" w:hAnsi="Calibri"/>
+                <w:b w:val="0"/>
+                <w:i/>
+                <w:color w:val="606973"/>
+                <w:sz w:val="16"/>
+              </w:rPr>
+              <w:t>Stage 1 of 2</w:t>
+            </w:r>
+          </w:p>
+        </w:tc>
+        <w:tc>
+          <w:tcPr>
+            <w:tcW w:type="dxa" w:w="1250"/>
+            <w:vAlign w:val="center"/>
+            <w:tcMar>
+              <w:top w:w="80" w:type="dxa"/>
+              <w:start w:w="120" w:type="dxa"/>
+              <w:bottom w:w="80" w:type="dxa"/>
+              <w:end w:w="120" w:type="dxa"/>
+            </w:tcMar>
+          </w:tcPr>
+          <w:p>
+            <w:pPr>
+              <w:spacing w:after="0"/>
+              <w:jc w:val="center"/>
+            </w:pPr>
+            <w:r>
+              <w:rPr>
+                <w:rFonts w:ascii="Calibri" w:hAnsi="Calibri"/>
+                <w:b/>
+                <w:color w:val="163147"/>
+                <w:sz w:val="17"/>
+              </w:rPr>
+              <w:t>Normal / Ghost</w:t>
+            </w:r>
+          </w:p>
+        </w:tc>
+        <w:tc>
+          <w:tcPr>
+            <w:tcW w:type="dxa" w:w="850"/>
+            <w:vAlign w:val="center"/>
+            <w:tcMar>
+              <w:top w:w="80" w:type="dxa"/>
+              <w:start w:w="120" w:type="dxa"/>
+              <w:bottom w:w="80" w:type="dxa"/>
+              <w:end w:w="120" w:type="dxa"/>
+            </w:tcMar>
+          </w:tcPr>
+          <w:p>
+            <w:pPr>
+              <w:spacing w:after="0"/>
+              <w:jc w:val="center"/>
+            </w:pPr>
+            <w:r>
+              <w:rPr>
+                <w:rFonts w:ascii="Calibri" w:hAnsi="Calibri"/>
+                <w:b/>
+                <w:color w:val="606973"/>
+                <w:sz w:val="17"/>
+              </w:rPr>
+              <w:t>Common</w:t>
+            </w:r>
+          </w:p>
+        </w:tc>
+        <w:tc>
+          <w:tcPr>
+            <w:tcW w:type="dxa" w:w="5330"/>
+            <w:vAlign w:val="center"/>
+            <w:tcMar>
+              <w:top w:w="80" w:type="dxa"/>
+              <w:start w:w="120" w:type="dxa"/>
+              <w:bottom w:w="80" w:type="dxa"/>
+              <w:end w:w="120" w:type="dxa"/>
+            </w:tcMar>
+          </w:tcPr>
+          <w:p>
+            <w:pPr>
+              <w:spacing w:after="0" w:line="259" w:lineRule="auto"/>
+            </w:pPr>
+            <w:r>
+              <w:rPr>
+                <w:rFonts w:ascii="Calibri" w:hAnsi="Calibri"/>
+                <w:color w:val="2D3237"/>
+                <w:sz w:val="17"/>
+              </w:rPr>
+              <w:t>A pale long-eared burrower whose footsteps make no sound. It collects noises in its hollow ears and releases them somewhere safer.</w:t>
+            </w:r>
+          </w:p>
+        </w:tc>
+      </w:tr>
+      <w:tr>
+        <w:tc>
+          <w:tcPr>
+            <w:tcW w:type="dxa" w:w="430"/>
+            <w:vAlign w:val="center"/>
+            <w:tcMar>
+              <w:top w:w="80" w:type="dxa"/>
+              <w:start w:w="120" w:type="dxa"/>
+              <w:bottom w:w="80" w:type="dxa"/>
+              <w:end w:w="120" w:type="dxa"/>
+            </w:tcMar>
+          </w:tcPr>
+          <w:p>
+            <w:pPr>
+              <w:spacing w:after="0"/>
+              <w:jc w:val="center"/>
+            </w:pPr>
+            <w:r>
+              <w:rPr>
+                <w:rFonts w:ascii="Calibri" w:hAnsi="Calibri"/>
+                <w:b/>
+                <w:color w:val="606973"/>
+                <w:sz w:val="18"/>
+              </w:rPr>
+              <w:t>52</w:t>
+            </w:r>
+          </w:p>
+        </w:tc>
+        <w:tc>
+          <w:tcPr>
+            <w:tcW w:type="dxa" w:w="1500"/>
+            <w:vAlign w:val="center"/>
+            <w:tcMar>
+              <w:top w:w="80" w:type="dxa"/>
+              <w:start w:w="120" w:type="dxa"/>
+              <w:bottom w:w="80" w:type="dxa"/>
+              <w:end w:w="120" w:type="dxa"/>
+            </w:tcMar>
+          </w:tcPr>
+          <w:p>
+            <w:pPr>
+              <w:spacing w:after="20"/>
+            </w:pPr>
+            <w:r>
+              <w:rPr>
+                <w:rFonts w:ascii="Calibri" w:hAnsi="Calibri"/>
+                <w:b/>
+                <w:color w:val="163147"/>
+                <w:sz w:val="19"/>
+              </w:rPr>
+              <w:t>Pallop</w:t>
+            </w:r>
+          </w:p>
+          <w:p>
+            <w:pPr>
+              <w:spacing w:after="0"/>
+            </w:pPr>
+            <w:r>
+              <w:rPr>
+                <w:rFonts w:ascii="Calibri" w:hAnsi="Calibri"/>
+                <w:b w:val="0"/>
+                <w:i/>
+                <w:color w:val="606973"/>
+                <w:sz w:val="16"/>
+              </w:rPr>
+              <w:t>Stage 2 of 2</w:t>
+            </w:r>
+          </w:p>
+        </w:tc>
+        <w:tc>
+          <w:tcPr>
+            <w:tcW w:type="dxa" w:w="1250"/>
+            <w:vAlign w:val="center"/>
+            <w:tcMar>
+              <w:top w:w="80" w:type="dxa"/>
+              <w:start w:w="120" w:type="dxa"/>
+              <w:bottom w:w="80" w:type="dxa"/>
+              <w:end w:w="120" w:type="dxa"/>
+            </w:tcMar>
+          </w:tcPr>
+          <w:p>
+            <w:pPr>
+              <w:spacing w:after="0"/>
+              <w:jc w:val="center"/>
+            </w:pPr>
+            <w:r>
+              <w:rPr>
+                <w:rFonts w:ascii="Calibri" w:hAnsi="Calibri"/>
+                <w:b/>
+                <w:color w:val="163147"/>
+                <w:sz w:val="17"/>
+              </w:rPr>
+              <w:t>Ghost / Fairy</w:t>
+            </w:r>
+          </w:p>
+        </w:tc>
+        <w:tc>
+          <w:tcPr>
+            <w:tcW w:type="dxa" w:w="850"/>
+            <w:vAlign w:val="center"/>
+            <w:tcMar>
+              <w:top w:w="80" w:type="dxa"/>
+              <w:start w:w="120" w:type="dxa"/>
+              <w:bottom w:w="80" w:type="dxa"/>
+              <w:end w:w="120" w:type="dxa"/>
+            </w:tcMar>
+          </w:tcPr>
+          <w:p>
+            <w:pPr>
+              <w:spacing w:after="0"/>
+              <w:jc w:val="center"/>
+            </w:pPr>
+            <w:r>
+              <w:rPr>
+                <w:rFonts w:ascii="Calibri" w:hAnsi="Calibri"/>
+                <w:b/>
+                <w:color w:val="606973"/>
+                <w:sz w:val="17"/>
+              </w:rPr>
+              <w:t>Uncommon</w:t>
+            </w:r>
+          </w:p>
+        </w:tc>
+        <w:tc>
+          <w:tcPr>
+            <w:tcW w:type="dxa" w:w="5330"/>
+            <w:vAlign w:val="center"/>
+            <w:tcMar>
+              <w:top w:w="80" w:type="dxa"/>
+              <w:start w:w="120" w:type="dxa"/>
+              <w:bottom w:w="80" w:type="dxa"/>
+              <w:end w:w="120" w:type="dxa"/>
+            </w:tcMar>
+          </w:tcPr>
+          <w:p>
+            <w:pPr>
+              <w:spacing w:after="0" w:line="259" w:lineRule="auto"/>
+            </w:pPr>
+            <w:r>
+              <w:rPr>
+                <w:rFonts w:ascii="Calibri" w:hAnsi="Calibri"/>
+                <w:color w:val="2D3237"/>
+                <w:sz w:val="17"/>
+              </w:rPr>
+              <w:t>A floating velvet-eared spirit with soft lantern markings. It absorbs frightening nighttime sounds and turns them into gentle dreamlike music.</w:t>
+            </w:r>
+          </w:p>
+        </w:tc>
+      </w:tr>
+      <w:tr>
+        <w:tc>
+          <w:tcPr>
+            <w:tcW w:type="dxa" w:w="430"/>
+            <w:vAlign w:val="center"/>
+            <w:tcMar>
+              <w:top w:w="80" w:type="dxa"/>
+              <w:start w:w="120" w:type="dxa"/>
+              <w:bottom w:w="80" w:type="dxa"/>
+              <w:end w:w="120" w:type="dxa"/>
+            </w:tcMar>
+          </w:tcPr>
+          <w:p>
+            <w:pPr>
+              <w:spacing w:after="0"/>
+              <w:jc w:val="center"/>
+            </w:pPr>
+            <w:r>
+              <w:rPr>
+                <w:rFonts w:ascii="Calibri" w:hAnsi="Calibri"/>
+                <w:b/>
+                <w:color w:val="606973"/>
+                <w:sz w:val="18"/>
+              </w:rPr>
+              <w:t>53</w:t>
+            </w:r>
+          </w:p>
+        </w:tc>
+        <w:tc>
+          <w:tcPr>
+            <w:tcW w:type="dxa" w:w="1500"/>
+            <w:vAlign w:val="center"/>
+            <w:tcMar>
+              <w:top w:w="80" w:type="dxa"/>
+              <w:start w:w="120" w:type="dxa"/>
+              <w:bottom w:w="80" w:type="dxa"/>
+              <w:end w:w="120" w:type="dxa"/>
+            </w:tcMar>
+          </w:tcPr>
+          <w:p>
+            <w:pPr>
+              <w:spacing w:after="20"/>
+            </w:pPr>
+            <w:r>
+              <w:rPr>
+                <w:rFonts w:ascii="Calibri" w:hAnsi="Calibri"/>
+                <w:b/>
+                <w:color w:val="163147"/>
+                <w:sz w:val="19"/>
+              </w:rPr>
+              <w:t>Oreling</w:t>
+            </w:r>
+          </w:p>
+          <w:p>
+            <w:pPr>
+              <w:spacing w:after="0"/>
+            </w:pPr>
+            <w:r>
+              <w:rPr>
+                <w:rFonts w:ascii="Calibri" w:hAnsi="Calibri"/>
+                <w:b w:val="0"/>
+                <w:i/>
+                <w:color w:val="606973"/>
+                <w:sz w:val="16"/>
+              </w:rPr>
+              <w:t>Stage 1 of 2</w:t>
+            </w:r>
+          </w:p>
+        </w:tc>
+        <w:tc>
+          <w:tcPr>
+            <w:tcW w:type="dxa" w:w="1250"/>
+            <w:vAlign w:val="center"/>
+            <w:tcMar>
+              <w:top w:w="80" w:type="dxa"/>
+              <w:start w:w="120" w:type="dxa"/>
+              <w:bottom w:w="80" w:type="dxa"/>
+              <w:end w:w="120" w:type="dxa"/>
+            </w:tcMar>
+          </w:tcPr>
+          <w:p>
+            <w:pPr>
+              <w:spacing w:after="0"/>
+              <w:jc w:val="center"/>
+            </w:pPr>
+            <w:r>
+              <w:rPr>
+                <w:rFonts w:ascii="Calibri" w:hAnsi="Calibri"/>
+                <w:b/>
+                <w:color w:val="163147"/>
+                <w:sz w:val="17"/>
+              </w:rPr>
+              <w:t>Steel</w:t>
+            </w:r>
+          </w:p>
+        </w:tc>
+        <w:tc>
+          <w:tcPr>
+            <w:tcW w:type="dxa" w:w="850"/>
+            <w:vAlign w:val="center"/>
+            <w:tcMar>
+              <w:top w:w="80" w:type="dxa"/>
+              <w:start w:w="120" w:type="dxa"/>
+              <w:bottom w:w="80" w:type="dxa"/>
+              <w:end w:w="120" w:type="dxa"/>
+            </w:tcMar>
+          </w:tcPr>
+          <w:p>
+            <w:pPr>
+              <w:spacing w:after="0"/>
+              <w:jc w:val="center"/>
+            </w:pPr>
+            <w:r>
+              <w:rPr>
+                <w:rFonts w:ascii="Calibri" w:hAnsi="Calibri"/>
+                <w:b/>
+                <w:color w:val="606973"/>
+                <w:sz w:val="17"/>
+              </w:rPr>
+              <w:t>Common</w:t>
+            </w:r>
+          </w:p>
+        </w:tc>
+        <w:tc>
+          <w:tcPr>
+            <w:tcW w:type="dxa" w:w="5330"/>
+            <w:vAlign w:val="center"/>
+            <w:tcMar>
+              <w:top w:w="80" w:type="dxa"/>
+              <w:start w:w="120" w:type="dxa"/>
+              <w:bottom w:w="80" w:type="dxa"/>
+              <w:end w:w="120" w:type="dxa"/>
+            </w:tcMar>
+          </w:tcPr>
+          <w:p>
+            <w:pPr>
+              <w:spacing w:after="0" w:line="259" w:lineRule="auto"/>
+            </w:pPr>
+            <w:r>
+              <w:rPr>
+                <w:rFonts w:ascii="Calibri" w:hAnsi="Calibri"/>
+                <w:color w:val="2D3237"/>
+                <w:sz w:val="17"/>
+              </w:rPr>
+              <w:t>A small magnetic creature built from loose mineral flakes. It constantly rearranges its body to match the shape of nearby tools.</w:t>
+            </w:r>
+          </w:p>
+        </w:tc>
+      </w:tr>
+      <w:tr>
+        <w:tc>
+          <w:tcPr>
+            <w:tcW w:type="dxa" w:w="430"/>
+            <w:vAlign w:val="center"/>
+            <w:tcMar>
+              <w:top w:w="80" w:type="dxa"/>
+              <w:start w:w="120" w:type="dxa"/>
+              <w:bottom w:w="80" w:type="dxa"/>
+              <w:end w:w="120" w:type="dxa"/>
+            </w:tcMar>
+          </w:tcPr>
+          <w:p>
+            <w:pPr>
+              <w:spacing w:after="0"/>
+              <w:jc w:val="center"/>
+            </w:pPr>
+            <w:r>
+              <w:rPr>
+                <w:rFonts w:ascii="Calibri" w:hAnsi="Calibri"/>
+                <w:b/>
+                <w:color w:val="606973"/>
+                <w:sz w:val="18"/>
+              </w:rPr>
+              <w:t>54</w:t>
+            </w:r>
+          </w:p>
+        </w:tc>
+        <w:tc>
+          <w:tcPr>
+            <w:tcW w:type="dxa" w:w="1500"/>
+            <w:vAlign w:val="center"/>
+            <w:tcMar>
+              <w:top w:w="80" w:type="dxa"/>
+              <w:start w:w="120" w:type="dxa"/>
+              <w:bottom w:w="80" w:type="dxa"/>
+              <w:end w:w="120" w:type="dxa"/>
+            </w:tcMar>
+          </w:tcPr>
+          <w:p>
+            <w:pPr>
+              <w:spacing w:after="20"/>
+            </w:pPr>
+            <w:r>
+              <w:rPr>
+                <w:rFonts w:ascii="Calibri" w:hAnsi="Calibri"/>
+                <w:b/>
+                <w:color w:val="163147"/>
+                <w:sz w:val="19"/>
+              </w:rPr>
+              <w:t>Magnox</w:t>
+            </w:r>
+          </w:p>
+          <w:p>
+            <w:pPr>
+              <w:spacing w:after="0"/>
+            </w:pPr>
+            <w:r>
+              <w:rPr>
+                <w:rFonts w:ascii="Calibri" w:hAnsi="Calibri"/>
+                <w:b w:val="0"/>
+                <w:i/>
+                <w:color w:val="606973"/>
+                <w:sz w:val="16"/>
+              </w:rPr>
+              <w:t>Stage 2 of 2</w:t>
+            </w:r>
+          </w:p>
+        </w:tc>
+        <w:tc>
+          <w:tcPr>
+            <w:tcW w:type="dxa" w:w="1250"/>
+            <w:vAlign w:val="center"/>
+            <w:tcMar>
+              <w:top w:w="80" w:type="dxa"/>
+              <w:start w:w="120" w:type="dxa"/>
+              <w:bottom w:w="80" w:type="dxa"/>
+              <w:end w:w="120" w:type="dxa"/>
+            </w:tcMar>
+          </w:tcPr>
+          <w:p>
+            <w:pPr>
+              <w:spacing w:after="0"/>
+              <w:jc w:val="center"/>
+            </w:pPr>
+            <w:r>
+              <w:rPr>
+                <w:rFonts w:ascii="Calibri" w:hAnsi="Calibri"/>
+                <w:b/>
+                <w:color w:val="163147"/>
+                <w:sz w:val="17"/>
+              </w:rPr>
+              <w:t>Steel / Electric</w:t>
+            </w:r>
+          </w:p>
+        </w:tc>
+        <w:tc>
+          <w:tcPr>
+            <w:tcW w:type="dxa" w:w="850"/>
+            <w:vAlign w:val="center"/>
+            <w:tcMar>
+              <w:top w:w="80" w:type="dxa"/>
+              <w:start w:w="120" w:type="dxa"/>
+              <w:bottom w:w="80" w:type="dxa"/>
+              <w:end w:w="120" w:type="dxa"/>
+            </w:tcMar>
+          </w:tcPr>
+          <w:p>
+            <w:pPr>
+              <w:spacing w:after="0"/>
+              <w:jc w:val="center"/>
+            </w:pPr>
+            <w:r>
+              <w:rPr>
+                <w:rFonts w:ascii="Calibri" w:hAnsi="Calibri"/>
+                <w:b/>
+                <w:color w:val="606973"/>
+                <w:sz w:val="17"/>
+              </w:rPr>
+              <w:t>Rare</w:t>
+            </w:r>
+          </w:p>
+        </w:tc>
+        <w:tc>
+          <w:tcPr>
+            <w:tcW w:type="dxa" w:w="5330"/>
+            <w:vAlign w:val="center"/>
+            <w:tcMar>
+              <w:top w:w="80" w:type="dxa"/>
+              <w:start w:w="120" w:type="dxa"/>
+              <w:bottom w:w="80" w:type="dxa"/>
+              <w:end w:w="120" w:type="dxa"/>
+            </w:tcMar>
+          </w:tcPr>
+          <w:p>
+            <w:pPr>
+              <w:spacing w:after="0" w:line="259" w:lineRule="auto"/>
+            </w:pPr>
+            <w:r>
+              <w:rPr>
+                <w:rFonts w:ascii="Calibri" w:hAnsi="Calibri"/>
+                <w:color w:val="2D3237"/>
+                <w:sz w:val="17"/>
+              </w:rPr>
+              <w:t>A powerful quadruped assembled around a humming magnetic ring. It pulls buried ore upward and leaves perfectly circular pits behind.</w:t>
+            </w:r>
+          </w:p>
+        </w:tc>
+      </w:tr>
+      <w:tr>
+        <w:tc>
+          <w:tcPr>
+            <w:tcW w:type="dxa" w:w="430"/>
+            <w:vAlign w:val="center"/>
+            <w:tcMar>
+              <w:top w:w="80" w:type="dxa"/>
+              <w:start w:w="120" w:type="dxa"/>
+              <w:bottom w:w="80" w:type="dxa"/>
+              <w:end w:w="120" w:type="dxa"/>
+            </w:tcMar>
+          </w:tcPr>
+          <w:p>
+            <w:pPr>
+              <w:spacing w:after="0"/>
+              <w:jc w:val="center"/>
+            </w:pPr>
+            <w:r>
+              <w:rPr>
+                <w:rFonts w:ascii="Calibri" w:hAnsi="Calibri"/>
+                <w:b/>
+                <w:color w:val="606973"/>
+                <w:sz w:val="18"/>
+              </w:rPr>
+              <w:t>55</w:t>
+            </w:r>
+          </w:p>
+        </w:tc>
+        <w:tc>
+          <w:tcPr>
+            <w:tcW w:type="dxa" w:w="1500"/>
+            <w:vAlign w:val="center"/>
+            <w:tcMar>
+              <w:top w:w="80" w:type="dxa"/>
+              <w:start w:w="120" w:type="dxa"/>
+              <w:bottom w:w="80" w:type="dxa"/>
+              <w:end w:w="120" w:type="dxa"/>
+            </w:tcMar>
+          </w:tcPr>
+          <w:p>
+            <w:pPr>
+              <w:spacing w:after="20"/>
+            </w:pPr>
+            <w:r>
+              <w:rPr>
+                <w:rFonts w:ascii="Calibri" w:hAnsi="Calibri"/>
+                <w:b/>
+                <w:color w:val="163147"/>
+                <w:sz w:val="19"/>
+              </w:rPr>
+              <w:t>Dustlet</w:t>
+            </w:r>
+          </w:p>
+          <w:p>
+            <w:pPr>
+              <w:spacing w:after="0"/>
+            </w:pPr>
+            <w:r>
+              <w:rPr>
+                <w:rFonts w:ascii="Calibri" w:hAnsi="Calibri"/>
+                <w:b w:val="0"/>
+                <w:i/>
+                <w:color w:val="606973"/>
+                <w:sz w:val="16"/>
+              </w:rPr>
+              <w:t>Stage 1 of 2</w:t>
+            </w:r>
+          </w:p>
+        </w:tc>
+        <w:tc>
+          <w:tcPr>
+            <w:tcW w:type="dxa" w:w="1250"/>
+            <w:vAlign w:val="center"/>
+            <w:tcMar>
+              <w:top w:w="80" w:type="dxa"/>
+              <w:start w:w="120" w:type="dxa"/>
+              <w:bottom w:w="80" w:type="dxa"/>
+              <w:end w:w="120" w:type="dxa"/>
+            </w:tcMar>
+          </w:tcPr>
+          <w:p>
+            <w:pPr>
+              <w:spacing w:after="0"/>
+              <w:jc w:val="center"/>
+            </w:pPr>
+            <w:r>
+              <w:rPr>
+                <w:rFonts w:ascii="Calibri" w:hAnsi="Calibri"/>
+                <w:b/>
+                <w:color w:val="163147"/>
+                <w:sz w:val="17"/>
+              </w:rPr>
+              <w:t>Ground / Flying</w:t>
+            </w:r>
+          </w:p>
+        </w:tc>
+        <w:tc>
+          <w:tcPr>
+            <w:tcW w:type="dxa" w:w="850"/>
+            <w:vAlign w:val="center"/>
+            <w:tcMar>
+              <w:top w:w="80" w:type="dxa"/>
+              <w:start w:w="120" w:type="dxa"/>
+              <w:bottom w:w="80" w:type="dxa"/>
+              <w:end w:w="120" w:type="dxa"/>
+            </w:tcMar>
+          </w:tcPr>
+          <w:p>
+            <w:pPr>
+              <w:spacing w:after="0"/>
+              <w:jc w:val="center"/>
+            </w:pPr>
+            <w:r>
+              <w:rPr>
+                <w:rFonts w:ascii="Calibri" w:hAnsi="Calibri"/>
+                <w:b/>
+                <w:color w:val="606973"/>
+                <w:sz w:val="17"/>
+              </w:rPr>
+              <w:t>Common</w:t>
+            </w:r>
+          </w:p>
+        </w:tc>
+        <w:tc>
+          <w:tcPr>
+            <w:tcW w:type="dxa" w:w="5330"/>
+            <w:vAlign w:val="center"/>
+            <w:tcMar>
+              <w:top w:w="80" w:type="dxa"/>
+              <w:start w:w="120" w:type="dxa"/>
+              <w:bottom w:w="80" w:type="dxa"/>
+              <w:end w:w="120" w:type="dxa"/>
+            </w:tcMar>
+          </w:tcPr>
+          <w:p>
+            <w:pPr>
+              <w:spacing w:after="0" w:line="259" w:lineRule="auto"/>
+            </w:pPr>
+            <w:r>
+              <w:rPr>
+                <w:rFonts w:ascii="Calibri" w:hAnsi="Calibri"/>
+                <w:color w:val="2D3237"/>
+                <w:sz w:val="17"/>
+              </w:rPr>
+              <w:t>A feather-light desert creature with broad shovel wings. It swims through loose sand and bursts upward when the wind changes.</w:t>
+            </w:r>
+          </w:p>
+        </w:tc>
+      </w:tr>
+      <w:tr>
+        <w:tc>
+          <w:tcPr>
+            <w:tcW w:type="dxa" w:w="430"/>
+            <w:vAlign w:val="center"/>
+            <w:tcMar>
+              <w:top w:w="80" w:type="dxa"/>
+              <w:start w:w="120" w:type="dxa"/>
+              <w:bottom w:w="80" w:type="dxa"/>
+              <w:end w:w="120" w:type="dxa"/>
+            </w:tcMar>
+          </w:tcPr>
+          <w:p>
+            <w:pPr>
+              <w:spacing w:after="0"/>
+              <w:jc w:val="center"/>
+            </w:pPr>
+            <w:r>
+              <w:rPr>
+                <w:rFonts w:ascii="Calibri" w:hAnsi="Calibri"/>
+                <w:b/>
+                <w:color w:val="606973"/>
+                <w:sz w:val="18"/>
+              </w:rPr>
+              <w:t>56</w:t>
+            </w:r>
+          </w:p>
+        </w:tc>
+        <w:tc>
+          <w:tcPr>
+            <w:tcW w:type="dxa" w:w="1500"/>
+            <w:vAlign w:val="center"/>
+            <w:tcMar>
+              <w:top w:w="80" w:type="dxa"/>
+              <w:start w:w="120" w:type="dxa"/>
+              <w:bottom w:w="80" w:type="dxa"/>
+              <w:end w:w="120" w:type="dxa"/>
+            </w:tcMar>
+          </w:tcPr>
+          <w:p>
+            <w:pPr>
+              <w:spacing w:after="20"/>
+            </w:pPr>
+            <w:r>
+              <w:rPr>
+                <w:rFonts w:ascii="Calibri" w:hAnsi="Calibri"/>
+                <w:b/>
+                <w:color w:val="163147"/>
+                <w:sz w:val="19"/>
+              </w:rPr>
+              <w:t>Siroccoil</w:t>
+            </w:r>
+          </w:p>
+          <w:p>
+            <w:pPr>
+              <w:spacing w:after="0"/>
+            </w:pPr>
+            <w:r>
+              <w:rPr>
+                <w:rFonts w:ascii="Calibri" w:hAnsi="Calibri"/>
+                <w:b w:val="0"/>
+                <w:i/>
+                <w:color w:val="606973"/>
+                <w:sz w:val="16"/>
+              </w:rPr>
+              <w:t>Stage 2 of 2</w:t>
+            </w:r>
+          </w:p>
+        </w:tc>
+        <w:tc>
+          <w:tcPr>
+            <w:tcW w:type="dxa" w:w="1250"/>
+            <w:vAlign w:val="center"/>
+            <w:tcMar>
+              <w:top w:w="80" w:type="dxa"/>
+              <w:start w:w="120" w:type="dxa"/>
+              <w:bottom w:w="80" w:type="dxa"/>
+              <w:end w:w="120" w:type="dxa"/>
+            </w:tcMar>
+          </w:tcPr>
+          <w:p>
+            <w:pPr>
+              <w:spacing w:after="0"/>
+              <w:jc w:val="center"/>
+            </w:pPr>
+            <w:r>
+              <w:rPr>
+                <w:rFonts w:ascii="Calibri" w:hAnsi="Calibri"/>
+                <w:b/>
+                <w:color w:val="163147"/>
+                <w:sz w:val="17"/>
+              </w:rPr>
+              <w:t>Ground / Flying</w:t>
+            </w:r>
+          </w:p>
+        </w:tc>
+        <w:tc>
+          <w:tcPr>
+            <w:tcW w:type="dxa" w:w="850"/>
+            <w:vAlign w:val="center"/>
+            <w:tcMar>
+              <w:top w:w="80" w:type="dxa"/>
+              <w:start w:w="120" w:type="dxa"/>
+              <w:bottom w:w="80" w:type="dxa"/>
+              <w:end w:w="120" w:type="dxa"/>
+            </w:tcMar>
+          </w:tcPr>
+          <w:p>
+            <w:pPr>
+              <w:spacing w:after="0"/>
+              <w:jc w:val="center"/>
+            </w:pPr>
+            <w:r>
+              <w:rPr>
+                <w:rFonts w:ascii="Calibri" w:hAnsi="Calibri"/>
+                <w:b/>
+                <w:color w:val="606973"/>
+                <w:sz w:val="17"/>
+              </w:rPr>
+              <w:t>Uncommon</w:t>
+            </w:r>
+          </w:p>
+        </w:tc>
+        <w:tc>
+          <w:tcPr>
+            <w:tcW w:type="dxa" w:w="5330"/>
+            <w:vAlign w:val="center"/>
+            <w:tcMar>
+              <w:top w:w="80" w:type="dxa"/>
+              <w:start w:w="120" w:type="dxa"/>
+              <w:bottom w:w="80" w:type="dxa"/>
+              <w:end w:w="120" w:type="dxa"/>
+            </w:tcMar>
+          </w:tcPr>
+          <w:p>
+            <w:pPr>
+              <w:spacing w:after="0" w:line="259" w:lineRule="auto"/>
+            </w:pPr>
+            <w:r>
+              <w:rPr>
+                <w:rFonts w:ascii="Calibri" w:hAnsi="Calibri"/>
+                <w:color w:val="2D3237"/>
+                <w:sz w:val="17"/>
+              </w:rPr>
+              <w:t>A spiraling sand-serpent that rides inside its own miniature whirlwind. Its passing exposes old pathways without permanently damaging the dunes.</w:t>
+            </w:r>
+          </w:p>
+        </w:tc>
+      </w:tr>
+      <w:tr>
+        <w:tc>
+          <w:tcPr>
+            <w:tcW w:type="dxa" w:w="430"/>
+            <w:vAlign w:val="center"/>
+            <w:tcMar>
+              <w:top w:w="80" w:type="dxa"/>
+              <w:start w:w="120" w:type="dxa"/>
+              <w:bottom w:w="80" w:type="dxa"/>
+              <w:end w:w="120" w:type="dxa"/>
+            </w:tcMar>
+          </w:tcPr>
+          <w:p>
+            <w:pPr>
+              <w:spacing w:after="0"/>
+              <w:jc w:val="center"/>
+            </w:pPr>
+            <w:r>
+              <w:rPr>
+                <w:rFonts w:ascii="Calibri" w:hAnsi="Calibri"/>
+                <w:b/>
+                <w:color w:val="606973"/>
+                <w:sz w:val="18"/>
+              </w:rPr>
+              <w:t>57</w:t>
+            </w:r>
+          </w:p>
+        </w:tc>
+        <w:tc>
+          <w:tcPr>
+            <w:tcW w:type="dxa" w:w="1500"/>
+            <w:vAlign w:val="center"/>
+            <w:tcMar>
+              <w:top w:w="80" w:type="dxa"/>
+              <w:start w:w="120" w:type="dxa"/>
+              <w:bottom w:w="80" w:type="dxa"/>
+              <w:end w:w="120" w:type="dxa"/>
+            </w:tcMar>
+          </w:tcPr>
+          <w:p>
+            <w:pPr>
+              <w:spacing w:after="20"/>
+            </w:pPr>
+            <w:r>
+              <w:rPr>
+                <w:rFonts w:ascii="Calibri" w:hAnsi="Calibri"/>
+                <w:b/>
+                <w:color w:val="163147"/>
+                <w:sz w:val="19"/>
+              </w:rPr>
+              <w:t>Chillip</w:t>
+            </w:r>
+          </w:p>
+          <w:p>
+            <w:pPr>
+              <w:spacing w:after="0"/>
+            </w:pPr>
+            <w:r>
+              <w:rPr>
+                <w:rFonts w:ascii="Calibri" w:hAnsi="Calibri"/>
+                <w:b w:val="0"/>
+                <w:i/>
+                <w:color w:val="606973"/>
+                <w:sz w:val="16"/>
+              </w:rPr>
+              <w:t>Stage 1 of 3</w:t>
+            </w:r>
+          </w:p>
+        </w:tc>
+        <w:tc>
+          <w:tcPr>
+            <w:tcW w:type="dxa" w:w="1250"/>
+            <w:vAlign w:val="center"/>
+            <w:tcMar>
+              <w:top w:w="80" w:type="dxa"/>
+              <w:start w:w="120" w:type="dxa"/>
+              <w:bottom w:w="80" w:type="dxa"/>
+              <w:end w:w="120" w:type="dxa"/>
+            </w:tcMar>
+          </w:tcPr>
+          <w:p>
+            <w:pPr>
+              <w:spacing w:after="0"/>
+              <w:jc w:val="center"/>
+            </w:pPr>
+            <w:r>
+              <w:rPr>
+                <w:rFonts w:ascii="Calibri" w:hAnsi="Calibri"/>
+                <w:b/>
+                <w:color w:val="163147"/>
+                <w:sz w:val="17"/>
+              </w:rPr>
+              <w:t>Ice / Bug</w:t>
+            </w:r>
+          </w:p>
+        </w:tc>
+        <w:tc>
+          <w:tcPr>
+            <w:tcW w:type="dxa" w:w="850"/>
+            <w:vAlign w:val="center"/>
+            <w:tcMar>
+              <w:top w:w="80" w:type="dxa"/>
+              <w:start w:w="120" w:type="dxa"/>
+              <w:bottom w:w="80" w:type="dxa"/>
+              <w:end w:w="120" w:type="dxa"/>
+            </w:tcMar>
+          </w:tcPr>
+          <w:p>
+            <w:pPr>
+              <w:spacing w:after="0"/>
+              <w:jc w:val="center"/>
+            </w:pPr>
+            <w:r>
+              <w:rPr>
+                <w:rFonts w:ascii="Calibri" w:hAnsi="Calibri"/>
+                <w:b/>
+                <w:color w:val="606973"/>
+                <w:sz w:val="17"/>
+              </w:rPr>
+              <w:t>Common</w:t>
+            </w:r>
+          </w:p>
+        </w:tc>
+        <w:tc>
+          <w:tcPr>
+            <w:tcW w:type="dxa" w:w="5330"/>
+            <w:vAlign w:val="center"/>
+            <w:tcMar>
+              <w:top w:w="80" w:type="dxa"/>
+              <w:start w:w="120" w:type="dxa"/>
+              <w:bottom w:w="80" w:type="dxa"/>
+              <w:end w:w="120" w:type="dxa"/>
+            </w:tcMar>
+          </w:tcPr>
+          <w:p>
+            <w:pPr>
+              <w:spacing w:after="0" w:line="259" w:lineRule="auto"/>
+            </w:pPr>
+            <w:r>
+              <w:rPr>
+                <w:rFonts w:ascii="Calibri" w:hAnsi="Calibri"/>
+                <w:color w:val="2D3237"/>
+                <w:sz w:val="17"/>
+              </w:rPr>
+              <w:t>A blue larva wrapped in a shell of powdery frost. It survives warm periods by nesting beneath thick layers of snow.</w:t>
+            </w:r>
+          </w:p>
+        </w:tc>
+      </w:tr>
+      <w:tr>
+        <w:tc>
+          <w:tcPr>
+            <w:tcW w:type="dxa" w:w="430"/>
+            <w:vAlign w:val="center"/>
+            <w:tcMar>
+              <w:top w:w="80" w:type="dxa"/>
+              <w:start w:w="120" w:type="dxa"/>
+              <w:bottom w:w="80" w:type="dxa"/>
+              <w:end w:w="120" w:type="dxa"/>
+            </w:tcMar>
+          </w:tcPr>
+          <w:p>
+            <w:pPr>
+              <w:spacing w:after="0"/>
+              <w:jc w:val="center"/>
+            </w:pPr>
+            <w:r>
+              <w:rPr>
+                <w:rFonts w:ascii="Calibri" w:hAnsi="Calibri"/>
+                <w:b/>
+                <w:color w:val="606973"/>
+                <w:sz w:val="18"/>
+              </w:rPr>
+              <w:t>58</w:t>
+            </w:r>
+          </w:p>
+        </w:tc>
+        <w:tc>
+          <w:tcPr>
+            <w:tcW w:type="dxa" w:w="1500"/>
+            <w:vAlign w:val="center"/>
+            <w:tcMar>
+              <w:top w:w="80" w:type="dxa"/>
+              <w:start w:w="120" w:type="dxa"/>
+              <w:bottom w:w="80" w:type="dxa"/>
+              <w:end w:w="120" w:type="dxa"/>
+            </w:tcMar>
+          </w:tcPr>
+          <w:p>
+            <w:pPr>
+              <w:spacing w:after="20"/>
+            </w:pPr>
+            <w:r>
+              <w:rPr>
+                <w:rFonts w:ascii="Calibri" w:hAnsi="Calibri"/>
+                <w:b/>
+                <w:color w:val="163147"/>
+                <w:sz w:val="19"/>
+              </w:rPr>
+              <w:t>Crysalid</w:t>
+            </w:r>
+          </w:p>
+          <w:p>
+            <w:pPr>
+              <w:spacing w:after="0"/>
+            </w:pPr>
+            <w:r>
+              <w:rPr>
+                <w:rFonts w:ascii="Calibri" w:hAnsi="Calibri"/>
+                <w:b w:val="0"/>
+                <w:i/>
+                <w:color w:val="606973"/>
+                <w:sz w:val="16"/>
+              </w:rPr>
+              <w:t>Stage 2 of 3</w:t>
+            </w:r>
+          </w:p>
+        </w:tc>
+        <w:tc>
+          <w:tcPr>
+            <w:tcW w:type="dxa" w:w="1250"/>
+            <w:vAlign w:val="center"/>
+            <w:tcMar>
+              <w:top w:w="80" w:type="dxa"/>
+              <w:start w:w="120" w:type="dxa"/>
+              <w:bottom w:w="80" w:type="dxa"/>
+              <w:end w:w="120" w:type="dxa"/>
+            </w:tcMar>
+          </w:tcPr>
+          <w:p>
+            <w:pPr>
+              <w:spacing w:after="0"/>
+              <w:jc w:val="center"/>
+            </w:pPr>
+            <w:r>
+              <w:rPr>
+                <w:rFonts w:ascii="Calibri" w:hAnsi="Calibri"/>
+                <w:b/>
+                <w:color w:val="163147"/>
+                <w:sz w:val="17"/>
+              </w:rPr>
+              <w:t>Ice / Bug</w:t>
+            </w:r>
+          </w:p>
+        </w:tc>
+        <w:tc>
+          <w:tcPr>
+            <w:tcW w:type="dxa" w:w="850"/>
+            <w:vAlign w:val="center"/>
+            <w:tcMar>
+              <w:top w:w="80" w:type="dxa"/>
+              <w:start w:w="120" w:type="dxa"/>
+              <w:bottom w:w="80" w:type="dxa"/>
+              <w:end w:w="120" w:type="dxa"/>
+            </w:tcMar>
+          </w:tcPr>
+          <w:p>
+            <w:pPr>
+              <w:spacing w:after="0"/>
+              <w:jc w:val="center"/>
+            </w:pPr>
+            <w:r>
+              <w:rPr>
+                <w:rFonts w:ascii="Calibri" w:hAnsi="Calibri"/>
+                <w:b/>
+                <w:color w:val="606973"/>
+                <w:sz w:val="17"/>
+              </w:rPr>
+              <w:t>Uncommon</w:t>
+            </w:r>
+          </w:p>
+        </w:tc>
+        <w:tc>
+          <w:tcPr>
+            <w:tcW w:type="dxa" w:w="5330"/>
+            <w:vAlign w:val="center"/>
+            <w:tcMar>
+              <w:top w:w="80" w:type="dxa"/>
+              <w:start w:w="120" w:type="dxa"/>
+              <w:bottom w:w="80" w:type="dxa"/>
+              <w:end w:w="120" w:type="dxa"/>
+            </w:tcMar>
+          </w:tcPr>
+          <w:p>
+            <w:pPr>
+              <w:spacing w:after="0" w:line="259" w:lineRule="auto"/>
+            </w:pPr>
+            <w:r>
+              <w:rPr>
+                <w:rFonts w:ascii="Calibri" w:hAnsi="Calibri"/>
+                <w:color w:val="2D3237"/>
+                <w:sz w:val="17"/>
+              </w:rPr>
+              <w:t>A suspended crystal cocoon with six slowly moving inner lights. Nearby moisture freezes into protective geometric curtains around it.</w:t>
+            </w:r>
+          </w:p>
+        </w:tc>
+      </w:tr>
+      <w:tr>
+        <w:tc>
+          <w:tcPr>
+            <w:tcW w:type="dxa" w:w="430"/>
+            <w:vAlign w:val="center"/>
+            <w:tcMar>
+              <w:top w:w="80" w:type="dxa"/>
+              <w:start w:w="120" w:type="dxa"/>
+              <w:bottom w:w="80" w:type="dxa"/>
+              <w:end w:w="120" w:type="dxa"/>
+            </w:tcMar>
+          </w:tcPr>
+          <w:p>
+            <w:pPr>
+              <w:spacing w:after="0"/>
+              <w:jc w:val="center"/>
+            </w:pPr>
+            <w:r>
+              <w:rPr>
+                <w:rFonts w:ascii="Calibri" w:hAnsi="Calibri"/>
+                <w:b/>
+                <w:color w:val="606973"/>
+                <w:sz w:val="18"/>
+              </w:rPr>
+              <w:t>59</w:t>
+            </w:r>
+          </w:p>
+        </w:tc>
+        <w:tc>
+          <w:tcPr>
+            <w:tcW w:type="dxa" w:w="1500"/>
+            <w:vAlign w:val="center"/>
+            <w:tcMar>
+              <w:top w:w="80" w:type="dxa"/>
+              <w:start w:w="120" w:type="dxa"/>
+              <w:bottom w:w="80" w:type="dxa"/>
+              <w:end w:w="120" w:type="dxa"/>
+            </w:tcMar>
+          </w:tcPr>
+          <w:p>
+            <w:pPr>
+              <w:spacing w:after="20"/>
+            </w:pPr>
+            <w:r>
+              <w:rPr>
+                <w:rFonts w:ascii="Calibri" w:hAnsi="Calibri"/>
+                <w:b/>
+                <w:color w:val="163147"/>
+                <w:sz w:val="19"/>
+              </w:rPr>
+              <w:t>Borealume</w:t>
+            </w:r>
+          </w:p>
+          <w:p>
+            <w:pPr>
+              <w:spacing w:after="0"/>
+            </w:pPr>
+            <w:r>
+              <w:rPr>
+                <w:rFonts w:ascii="Calibri" w:hAnsi="Calibri"/>
+                <w:b w:val="0"/>
+                <w:i/>
+                <w:color w:val="606973"/>
+                <w:sz w:val="16"/>
+              </w:rPr>
+              <w:t>Stage 3 of 3</w:t>
+            </w:r>
+          </w:p>
+        </w:tc>
+        <w:tc>
+          <w:tcPr>
+            <w:tcW w:type="dxa" w:w="1250"/>
+            <w:vAlign w:val="center"/>
+            <w:tcMar>
+              <w:top w:w="80" w:type="dxa"/>
+              <w:start w:w="120" w:type="dxa"/>
+              <w:bottom w:w="80" w:type="dxa"/>
+              <w:end w:w="120" w:type="dxa"/>
+            </w:tcMar>
+          </w:tcPr>
+          <w:p>
+            <w:pPr>
+              <w:spacing w:after="0"/>
+              <w:jc w:val="center"/>
+            </w:pPr>
+            <w:r>
+              <w:rPr>
+                <w:rFonts w:ascii="Calibri" w:hAnsi="Calibri"/>
+                <w:b/>
+                <w:color w:val="163147"/>
+                <w:sz w:val="17"/>
+              </w:rPr>
+              <w:t>Ice / Fairy</w:t>
+            </w:r>
+          </w:p>
+        </w:tc>
+        <w:tc>
+          <w:tcPr>
+            <w:tcW w:type="dxa" w:w="850"/>
+            <w:vAlign w:val="center"/>
+            <w:tcMar>
+              <w:top w:w="80" w:type="dxa"/>
+              <w:start w:w="120" w:type="dxa"/>
+              <w:bottom w:w="80" w:type="dxa"/>
+              <w:end w:w="120" w:type="dxa"/>
+            </w:tcMar>
+          </w:tcPr>
+          <w:p>
+            <w:pPr>
+              <w:spacing w:after="0"/>
+              <w:jc w:val="center"/>
+            </w:pPr>
+            <w:r>
+              <w:rPr>
+                <w:rFonts w:ascii="Calibri" w:hAnsi="Calibri"/>
+                <w:b/>
+                <w:color w:val="606973"/>
+                <w:sz w:val="17"/>
+              </w:rPr>
+              <w:t>Rare</w:t>
+            </w:r>
+          </w:p>
+        </w:tc>
+        <w:tc>
+          <w:tcPr>
+            <w:tcW w:type="dxa" w:w="5330"/>
+            <w:vAlign w:val="center"/>
+            <w:tcMar>
+              <w:top w:w="80" w:type="dxa"/>
+              <w:start w:w="120" w:type="dxa"/>
+              <w:bottom w:w="80" w:type="dxa"/>
+              <w:end w:w="120" w:type="dxa"/>
+            </w:tcMar>
+          </w:tcPr>
+          <w:p>
+            <w:pPr>
+              <w:spacing w:after="0" w:line="259" w:lineRule="auto"/>
+            </w:pPr>
+            <w:r>
+              <w:rPr>
+                <w:rFonts w:ascii="Calibri" w:hAnsi="Calibri"/>
+                <w:color w:val="2D3237"/>
+                <w:sz w:val="17"/>
+              </w:rPr>
+              <w:t>A luminous winged creature whose trailing fins resemble an aurora. Its cold light guides migrating monsters across whiteout conditions.</w:t>
+            </w:r>
+          </w:p>
+        </w:tc>
+      </w:tr>
+      <w:tr>
+        <w:tc>
+          <w:tcPr>
+            <w:tcW w:type="dxa" w:w="430"/>
+            <w:vAlign w:val="center"/>
+            <w:tcMar>
+              <w:top w:w="80" w:type="dxa"/>
+              <w:start w:w="120" w:type="dxa"/>
+              <w:bottom w:w="80" w:type="dxa"/>
+              <w:end w:w="120" w:type="dxa"/>
+            </w:tcMar>
+          </w:tcPr>
+          <w:p>
+            <w:pPr>
+              <w:spacing w:after="0"/>
+              <w:jc w:val="center"/>
+            </w:pPr>
+            <w:r>
+              <w:rPr>
+                <w:rFonts w:ascii="Calibri" w:hAnsi="Calibri"/>
+                <w:b/>
+                <w:color w:val="606973"/>
+                <w:sz w:val="18"/>
+              </w:rPr>
+              <w:t>60</w:t>
+            </w:r>
+          </w:p>
+        </w:tc>
+        <w:tc>
+          <w:tcPr>
+            <w:tcW w:type="dxa" w:w="1500"/>
+            <w:vAlign w:val="center"/>
+            <w:tcMar>
+              <w:top w:w="80" w:type="dxa"/>
+              <w:start w:w="120" w:type="dxa"/>
+              <w:bottom w:w="80" w:type="dxa"/>
+              <w:end w:w="120" w:type="dxa"/>
+            </w:tcMar>
+          </w:tcPr>
+          <w:p>
+            <w:pPr>
+              <w:spacing w:after="20"/>
+            </w:pPr>
+            <w:r>
+              <w:rPr>
+                <w:rFonts w:ascii="Calibri" w:hAnsi="Calibri"/>
+                <w:b/>
+                <w:color w:val="163147"/>
+                <w:sz w:val="19"/>
+              </w:rPr>
+              <w:t>Knucklebud</w:t>
+            </w:r>
+          </w:p>
+          <w:p>
+            <w:pPr>
+              <w:spacing w:after="0"/>
+            </w:pPr>
+            <w:r>
+              <w:rPr>
+                <w:rFonts w:ascii="Calibri" w:hAnsi="Calibri"/>
+                <w:b w:val="0"/>
+                <w:i/>
+                <w:color w:val="606973"/>
+                <w:sz w:val="16"/>
+              </w:rPr>
+              <w:t>Stage 1 of 2</w:t>
+            </w:r>
+          </w:p>
+        </w:tc>
+        <w:tc>
+          <w:tcPr>
+            <w:tcW w:type="dxa" w:w="1250"/>
+            <w:vAlign w:val="center"/>
+            <w:tcMar>
+              <w:top w:w="80" w:type="dxa"/>
+              <w:start w:w="120" w:type="dxa"/>
+              <w:bottom w:w="80" w:type="dxa"/>
+              <w:end w:w="120" w:type="dxa"/>
+            </w:tcMar>
+          </w:tcPr>
+          <w:p>
+            <w:pPr>
+              <w:spacing w:after="0"/>
+              <w:jc w:val="center"/>
+            </w:pPr>
+            <w:r>
+              <w:rPr>
+                <w:rFonts w:ascii="Calibri" w:hAnsi="Calibri"/>
+                <w:b/>
+                <w:color w:val="163147"/>
+                <w:sz w:val="17"/>
+              </w:rPr>
+              <w:t>Fighting</w:t>
+            </w:r>
+          </w:p>
+        </w:tc>
+        <w:tc>
+          <w:tcPr>
+            <w:tcW w:type="dxa" w:w="850"/>
+            <w:vAlign w:val="center"/>
+            <w:tcMar>
+              <w:top w:w="80" w:type="dxa"/>
+              <w:start w:w="120" w:type="dxa"/>
+              <w:bottom w:w="80" w:type="dxa"/>
+              <w:end w:w="120" w:type="dxa"/>
+            </w:tcMar>
+          </w:tcPr>
+          <w:p>
+            <w:pPr>
+              <w:spacing w:after="0"/>
+              <w:jc w:val="center"/>
+            </w:pPr>
+            <w:r>
+              <w:rPr>
+                <w:rFonts w:ascii="Calibri" w:hAnsi="Calibri"/>
+                <w:b/>
+                <w:color w:val="606973"/>
+                <w:sz w:val="17"/>
+              </w:rPr>
+              <w:t>Common</w:t>
+            </w:r>
+          </w:p>
+        </w:tc>
+        <w:tc>
+          <w:tcPr>
+            <w:tcW w:type="dxa" w:w="5330"/>
+            <w:vAlign w:val="center"/>
+            <w:tcMar>
+              <w:top w:w="80" w:type="dxa"/>
+              <w:start w:w="120" w:type="dxa"/>
+              <w:bottom w:w="80" w:type="dxa"/>
+              <w:end w:w="120" w:type="dxa"/>
+            </w:tcMar>
+          </w:tcPr>
+          <w:p>
+            <w:pPr>
+              <w:spacing w:after="0" w:line="259" w:lineRule="auto"/>
+            </w:pPr>
+            <w:r>
+              <w:rPr>
+                <w:rFonts w:ascii="Calibri" w:hAnsi="Calibri"/>
+                <w:color w:val="2D3237"/>
+                <w:sz w:val="17"/>
+              </w:rPr>
+              <w:t>A root-footed sprout with heavy seedpod fists. It strengthens its flexible stalk by striking fallen logs in steady rhythms.</w:t>
+            </w:r>
+          </w:p>
+        </w:tc>
+      </w:tr>
+      <w:tr>
+        <w:tc>
+          <w:tcPr>
+            <w:tcW w:type="dxa" w:w="430"/>
+            <w:vAlign w:val="center"/>
+            <w:tcMar>
+              <w:top w:w="80" w:type="dxa"/>
+              <w:start w:w="120" w:type="dxa"/>
+              <w:bottom w:w="80" w:type="dxa"/>
+              <w:end w:w="120" w:type="dxa"/>
+            </w:tcMar>
+          </w:tcPr>
+          <w:p>
+            <w:pPr>
+              <w:spacing w:after="0"/>
+              <w:jc w:val="center"/>
+            </w:pPr>
+            <w:r>
+              <w:rPr>
+                <w:rFonts w:ascii="Calibri" w:hAnsi="Calibri"/>
+                <w:b/>
+                <w:color w:val="606973"/>
+                <w:sz w:val="18"/>
+              </w:rPr>
+              <w:t>61</w:t>
+            </w:r>
+          </w:p>
+        </w:tc>
+        <w:tc>
+          <w:tcPr>
+            <w:tcW w:type="dxa" w:w="1500"/>
+            <w:vAlign w:val="center"/>
+            <w:tcMar>
+              <w:top w:w="80" w:type="dxa"/>
+              <w:start w:w="120" w:type="dxa"/>
+              <w:bottom w:w="80" w:type="dxa"/>
+              <w:end w:w="120" w:type="dxa"/>
+            </w:tcMar>
+          </w:tcPr>
+          <w:p>
+            <w:pPr>
+              <w:spacing w:after="20"/>
+            </w:pPr>
+            <w:r>
+              <w:rPr>
+                <w:rFonts w:ascii="Calibri" w:hAnsi="Calibri"/>
+                <w:b/>
+                <w:color w:val="163147"/>
+                <w:sz w:val="19"/>
+              </w:rPr>
+              <w:t>Burlbrute</w:t>
+            </w:r>
+          </w:p>
+          <w:p>
+            <w:pPr>
+              <w:spacing w:after="0"/>
+            </w:pPr>
+            <w:r>
+              <w:rPr>
+                <w:rFonts w:ascii="Calibri" w:hAnsi="Calibri"/>
+                <w:b w:val="0"/>
+                <w:i/>
+                <w:color w:val="606973"/>
+                <w:sz w:val="16"/>
+              </w:rPr>
+              <w:t>Stage 2 of 2</w:t>
+            </w:r>
+          </w:p>
+        </w:tc>
+        <w:tc>
+          <w:tcPr>
+            <w:tcW w:type="dxa" w:w="1250"/>
+            <w:vAlign w:val="center"/>
+            <w:tcMar>
+              <w:top w:w="80" w:type="dxa"/>
+              <w:start w:w="120" w:type="dxa"/>
+              <w:bottom w:w="80" w:type="dxa"/>
+              <w:end w:w="120" w:type="dxa"/>
+            </w:tcMar>
+          </w:tcPr>
+          <w:p>
+            <w:pPr>
+              <w:spacing w:after="0"/>
+              <w:jc w:val="center"/>
+            </w:pPr>
+            <w:r>
+              <w:rPr>
+                <w:rFonts w:ascii="Calibri" w:hAnsi="Calibri"/>
+                <w:b/>
+                <w:color w:val="163147"/>
+                <w:sz w:val="17"/>
+              </w:rPr>
+              <w:t>Fighting / Grass</w:t>
+            </w:r>
+          </w:p>
+        </w:tc>
+        <w:tc>
+          <w:tcPr>
+            <w:tcW w:type="dxa" w:w="850"/>
+            <w:vAlign w:val="center"/>
+            <w:tcMar>
+              <w:top w:w="80" w:type="dxa"/>
+              <w:start w:w="120" w:type="dxa"/>
+              <w:bottom w:w="80" w:type="dxa"/>
+              <w:end w:w="120" w:type="dxa"/>
+            </w:tcMar>
+          </w:tcPr>
+          <w:p>
+            <w:pPr>
+              <w:spacing w:after="0"/>
+              <w:jc w:val="center"/>
+            </w:pPr>
+            <w:r>
+              <w:rPr>
+                <w:rFonts w:ascii="Calibri" w:hAnsi="Calibri"/>
+                <w:b/>
+                <w:color w:val="606973"/>
+                <w:sz w:val="17"/>
+              </w:rPr>
+              <w:t>Uncommon</w:t>
+            </w:r>
+          </w:p>
+        </w:tc>
+        <w:tc>
+          <w:tcPr>
+            <w:tcW w:type="dxa" w:w="5330"/>
+            <w:vAlign w:val="center"/>
+            <w:tcMar>
+              <w:top w:w="80" w:type="dxa"/>
+              <w:start w:w="120" w:type="dxa"/>
+              <w:bottom w:w="80" w:type="dxa"/>
+              <w:end w:w="120" w:type="dxa"/>
+            </w:tcMar>
+          </w:tcPr>
+          <w:p>
+            <w:pPr>
+              <w:spacing w:after="0" w:line="259" w:lineRule="auto"/>
+            </w:pPr>
+            <w:r>
+              <w:rPr>
+                <w:rFonts w:ascii="Calibri" w:hAnsi="Calibri"/>
+                <w:color w:val="2D3237"/>
+                <w:sz w:val="17"/>
+              </w:rPr>
+              <w:t>A thick-limbed woodland wrestler protected by knotted bark growths. It clears blocked streams by lifting debris rather than breaking it.</w:t>
+            </w:r>
+          </w:p>
+        </w:tc>
+      </w:tr>
+      <w:tr>
+        <w:tc>
+          <w:tcPr>
+            <w:tcW w:type="dxa" w:w="430"/>
+            <w:vAlign w:val="center"/>
+            <w:tcMar>
+              <w:top w:w="80" w:type="dxa"/>
+              <w:start w:w="120" w:type="dxa"/>
+              <w:bottom w:w="80" w:type="dxa"/>
+              <w:end w:w="120" w:type="dxa"/>
+            </w:tcMar>
+          </w:tcPr>
+          <w:p>
+            <w:pPr>
+              <w:spacing w:after="0"/>
+              <w:jc w:val="center"/>
+            </w:pPr>
+            <w:r>
+              <w:rPr>
+                <w:rFonts w:ascii="Calibri" w:hAnsi="Calibri"/>
+                <w:b/>
+                <w:color w:val="606973"/>
+                <w:sz w:val="18"/>
+              </w:rPr>
+              <w:t>62</w:t>
+            </w:r>
+          </w:p>
+        </w:tc>
+        <w:tc>
+          <w:tcPr>
+            <w:tcW w:type="dxa" w:w="1500"/>
+            <w:vAlign w:val="center"/>
+            <w:tcMar>
+              <w:top w:w="80" w:type="dxa"/>
+              <w:start w:w="120" w:type="dxa"/>
+              <w:bottom w:w="80" w:type="dxa"/>
+              <w:end w:w="120" w:type="dxa"/>
+            </w:tcMar>
+          </w:tcPr>
+          <w:p>
+            <w:pPr>
+              <w:spacing w:after="20"/>
+            </w:pPr>
+            <w:r>
+              <w:rPr>
+                <w:rFonts w:ascii="Calibri" w:hAnsi="Calibri"/>
+                <w:b/>
+                <w:color w:val="163147"/>
+                <w:sz w:val="19"/>
+              </w:rPr>
+              <w:t>Pipscale</w:t>
+            </w:r>
+          </w:p>
+          <w:p>
+            <w:pPr>
+              <w:spacing w:after="0"/>
+            </w:pPr>
+            <w:r>
+              <w:rPr>
+                <w:rFonts w:ascii="Calibri" w:hAnsi="Calibri"/>
+                <w:b w:val="0"/>
+                <w:i/>
+                <w:color w:val="606973"/>
+                <w:sz w:val="16"/>
+              </w:rPr>
+              <w:t>Stage 1 of 2</w:t>
+            </w:r>
+          </w:p>
+        </w:tc>
+        <w:tc>
+          <w:tcPr>
+            <w:tcW w:type="dxa" w:w="1250"/>
+            <w:vAlign w:val="center"/>
+            <w:tcMar>
+              <w:top w:w="80" w:type="dxa"/>
+              <w:start w:w="120" w:type="dxa"/>
+              <w:bottom w:w="80" w:type="dxa"/>
+              <w:end w:w="120" w:type="dxa"/>
+            </w:tcMar>
+          </w:tcPr>
+          <w:p>
+            <w:pPr>
+              <w:spacing w:after="0"/>
+              <w:jc w:val="center"/>
+            </w:pPr>
+            <w:r>
+              <w:rPr>
+                <w:rFonts w:ascii="Calibri" w:hAnsi="Calibri"/>
+                <w:b/>
+                <w:color w:val="163147"/>
+                <w:sz w:val="17"/>
+              </w:rPr>
+              <w:t>Poison</w:t>
+            </w:r>
+          </w:p>
+        </w:tc>
+        <w:tc>
+          <w:tcPr>
+            <w:tcW w:type="dxa" w:w="850"/>
+            <w:vAlign w:val="center"/>
+            <w:tcMar>
+              <w:top w:w="80" w:type="dxa"/>
+              <w:start w:w="120" w:type="dxa"/>
+              <w:bottom w:w="80" w:type="dxa"/>
+              <w:end w:w="120" w:type="dxa"/>
+            </w:tcMar>
+          </w:tcPr>
+          <w:p>
+            <w:pPr>
+              <w:spacing w:after="0"/>
+              <w:jc w:val="center"/>
+            </w:pPr>
+            <w:r>
+              <w:rPr>
+                <w:rFonts w:ascii="Calibri" w:hAnsi="Calibri"/>
+                <w:b/>
+                <w:color w:val="606973"/>
+                <w:sz w:val="17"/>
+              </w:rPr>
+              <w:t>Common</w:t>
+            </w:r>
+          </w:p>
+        </w:tc>
+        <w:tc>
+          <w:tcPr>
+            <w:tcW w:type="dxa" w:w="5330"/>
+            <w:vAlign w:val="center"/>
+            <w:tcMar>
+              <w:top w:w="80" w:type="dxa"/>
+              <w:start w:w="120" w:type="dxa"/>
+              <w:bottom w:w="80" w:type="dxa"/>
+              <w:end w:w="120" w:type="dxa"/>
+            </w:tcMar>
+          </w:tcPr>
+          <w:p>
+            <w:pPr>
+              <w:spacing w:after="0" w:line="259" w:lineRule="auto"/>
+            </w:pPr>
+            <w:r>
+              <w:rPr>
+                <w:rFonts w:ascii="Calibri" w:hAnsi="Calibri"/>
+                <w:color w:val="2D3237"/>
+                <w:sz w:val="17"/>
+              </w:rPr>
+              <w:t>A tiny scaled hopper with bright warning freckles. It samples plants and changes color to show whether nearby fruit is safe.</w:t>
+            </w:r>
+          </w:p>
+        </w:tc>
+      </w:tr>
+      <w:tr>
+        <w:tc>
+          <w:tcPr>
+            <w:tcW w:type="dxa" w:w="430"/>
+            <w:vAlign w:val="center"/>
+            <w:tcMar>
+              <w:top w:w="80" w:type="dxa"/>
+              <w:start w:w="120" w:type="dxa"/>
+              <w:bottom w:w="80" w:type="dxa"/>
+              <w:end w:w="120" w:type="dxa"/>
+            </w:tcMar>
+          </w:tcPr>
+          <w:p>
+            <w:pPr>
+              <w:spacing w:after="0"/>
+              <w:jc w:val="center"/>
+            </w:pPr>
+            <w:r>
+              <w:rPr>
+                <w:rFonts w:ascii="Calibri" w:hAnsi="Calibri"/>
+                <w:b/>
+                <w:color w:val="606973"/>
+                <w:sz w:val="18"/>
+              </w:rPr>
+              <w:t>63</w:t>
+            </w:r>
+          </w:p>
+        </w:tc>
+        <w:tc>
+          <w:tcPr>
+            <w:tcW w:type="dxa" w:w="1500"/>
+            <w:vAlign w:val="center"/>
+            <w:tcMar>
+              <w:top w:w="80" w:type="dxa"/>
+              <w:start w:w="120" w:type="dxa"/>
+              <w:bottom w:w="80" w:type="dxa"/>
+              <w:end w:w="120" w:type="dxa"/>
+            </w:tcMar>
+          </w:tcPr>
+          <w:p>
+            <w:pPr>
+              <w:spacing w:after="20"/>
+            </w:pPr>
+            <w:r>
+              <w:rPr>
+                <w:rFonts w:ascii="Calibri" w:hAnsi="Calibri"/>
+                <w:b/>
+                <w:color w:val="163147"/>
+                <w:sz w:val="19"/>
+              </w:rPr>
+              <w:t>Venodrake</w:t>
+            </w:r>
+          </w:p>
+          <w:p>
+            <w:pPr>
+              <w:spacing w:after="0"/>
+            </w:pPr>
+            <w:r>
+              <w:rPr>
+                <w:rFonts w:ascii="Calibri" w:hAnsi="Calibri"/>
+                <w:b w:val="0"/>
+                <w:i/>
+                <w:color w:val="606973"/>
+                <w:sz w:val="16"/>
+              </w:rPr>
+              <w:t>Stage 2 of 2</w:t>
+            </w:r>
+          </w:p>
+        </w:tc>
+        <w:tc>
+          <w:tcPr>
+            <w:tcW w:type="dxa" w:w="1250"/>
+            <w:vAlign w:val="center"/>
+            <w:tcMar>
+              <w:top w:w="80" w:type="dxa"/>
+              <w:start w:w="120" w:type="dxa"/>
+              <w:bottom w:w="80" w:type="dxa"/>
+              <w:end w:w="120" w:type="dxa"/>
+            </w:tcMar>
+          </w:tcPr>
+          <w:p>
+            <w:pPr>
+              <w:spacing w:after="0"/>
+              <w:jc w:val="center"/>
+            </w:pPr>
+            <w:r>
+              <w:rPr>
+                <w:rFonts w:ascii="Calibri" w:hAnsi="Calibri"/>
+                <w:b/>
+                <w:color w:val="163147"/>
+                <w:sz w:val="17"/>
+              </w:rPr>
+              <w:t>Poison / Dragon</w:t>
+            </w:r>
+          </w:p>
+        </w:tc>
+        <w:tc>
+          <w:tcPr>
+            <w:tcW w:type="dxa" w:w="850"/>
+            <w:vAlign w:val="center"/>
+            <w:tcMar>
+              <w:top w:w="80" w:type="dxa"/>
+              <w:start w:w="120" w:type="dxa"/>
+              <w:bottom w:w="80" w:type="dxa"/>
+              <w:end w:w="120" w:type="dxa"/>
+            </w:tcMar>
+          </w:tcPr>
+          <w:p>
+            <w:pPr>
+              <w:spacing w:after="0"/>
+              <w:jc w:val="center"/>
+            </w:pPr>
+            <w:r>
+              <w:rPr>
+                <w:rFonts w:ascii="Calibri" w:hAnsi="Calibri"/>
+                <w:b/>
+                <w:color w:val="606973"/>
+                <w:sz w:val="17"/>
+              </w:rPr>
+              <w:t>Rare</w:t>
+            </w:r>
+          </w:p>
+        </w:tc>
+        <w:tc>
+          <w:tcPr>
+            <w:tcW w:type="dxa" w:w="5330"/>
+            <w:vAlign w:val="center"/>
+            <w:tcMar>
+              <w:top w:w="80" w:type="dxa"/>
+              <w:start w:w="120" w:type="dxa"/>
+              <w:bottom w:w="80" w:type="dxa"/>
+              <w:end w:w="120" w:type="dxa"/>
+            </w:tcMar>
+          </w:tcPr>
+          <w:p>
+            <w:pPr>
+              <w:spacing w:after="0" w:line="259" w:lineRule="auto"/>
+            </w:pPr>
+            <w:r>
+              <w:rPr>
+                <w:rFonts w:ascii="Calibri" w:hAnsi="Calibri"/>
+                <w:color w:val="2D3237"/>
+                <w:sz w:val="17"/>
+              </w:rPr>
+              <w:t>A slender gliding reptile with translucent venom sails. Each sail holds a different compound used for hunting, defense, or medicine.</w:t>
+            </w:r>
+          </w:p>
+        </w:tc>
+      </w:tr>
+      <w:tr>
+        <w:tc>
+          <w:tcPr>
+            <w:tcW w:type="dxa" w:w="430"/>
+            <w:vAlign w:val="center"/>
+            <w:tcMar>
+              <w:top w:w="80" w:type="dxa"/>
+              <w:start w:w="120" w:type="dxa"/>
+              <w:bottom w:w="80" w:type="dxa"/>
+              <w:end w:w="120" w:type="dxa"/>
+            </w:tcMar>
+          </w:tcPr>
+          <w:p>
+            <w:pPr>
+              <w:spacing w:after="0"/>
+              <w:jc w:val="center"/>
+            </w:pPr>
+            <w:r>
+              <w:rPr>
+                <w:rFonts w:ascii="Calibri" w:hAnsi="Calibri"/>
+                <w:b/>
+                <w:color w:val="606973"/>
+                <w:sz w:val="18"/>
+              </w:rPr>
+              <w:t>64</w:t>
+            </w:r>
+          </w:p>
+        </w:tc>
+        <w:tc>
+          <w:tcPr>
+            <w:tcW w:type="dxa" w:w="1500"/>
+            <w:vAlign w:val="center"/>
+            <w:tcMar>
+              <w:top w:w="80" w:type="dxa"/>
+              <w:start w:w="120" w:type="dxa"/>
+              <w:bottom w:w="80" w:type="dxa"/>
+              <w:end w:w="120" w:type="dxa"/>
+            </w:tcMar>
+          </w:tcPr>
+          <w:p>
+            <w:pPr>
+              <w:spacing w:after="20"/>
+            </w:pPr>
+            <w:r>
+              <w:rPr>
+                <w:rFonts w:ascii="Calibri" w:hAnsi="Calibri"/>
+                <w:b/>
+                <w:color w:val="163147"/>
+                <w:sz w:val="19"/>
+              </w:rPr>
+              <w:t>Whirloo</w:t>
+            </w:r>
+          </w:p>
+          <w:p>
+            <w:pPr>
+              <w:spacing w:after="0"/>
+            </w:pPr>
+            <w:r>
+              <w:rPr>
+                <w:rFonts w:ascii="Calibri" w:hAnsi="Calibri"/>
+                <w:b w:val="0"/>
+                <w:i/>
+                <w:color w:val="606973"/>
+                <w:sz w:val="16"/>
+              </w:rPr>
+              <w:t>Stage 1 of 2</w:t>
+            </w:r>
+          </w:p>
+        </w:tc>
+        <w:tc>
+          <w:tcPr>
+            <w:tcW w:type="dxa" w:w="1250"/>
+            <w:vAlign w:val="center"/>
+            <w:tcMar>
+              <w:top w:w="80" w:type="dxa"/>
+              <w:start w:w="120" w:type="dxa"/>
+              <w:bottom w:w="80" w:type="dxa"/>
+              <w:end w:w="120" w:type="dxa"/>
+            </w:tcMar>
+          </w:tcPr>
+          <w:p>
+            <w:pPr>
+              <w:spacing w:after="0"/>
+              <w:jc w:val="center"/>
+            </w:pPr>
+            <w:r>
+              <w:rPr>
+                <w:rFonts w:ascii="Calibri" w:hAnsi="Calibri"/>
+                <w:b/>
+                <w:color w:val="163147"/>
+                <w:sz w:val="17"/>
+              </w:rPr>
+              <w:t>Flying</w:t>
+            </w:r>
+          </w:p>
+        </w:tc>
+        <w:tc>
+          <w:tcPr>
+            <w:tcW w:type="dxa" w:w="850"/>
+            <w:vAlign w:val="center"/>
+            <w:tcMar>
+              <w:top w:w="80" w:type="dxa"/>
+              <w:start w:w="120" w:type="dxa"/>
+              <w:bottom w:w="80" w:type="dxa"/>
+              <w:end w:w="120" w:type="dxa"/>
+            </w:tcMar>
+          </w:tcPr>
+          <w:p>
+            <w:pPr>
+              <w:spacing w:after="0"/>
+              <w:jc w:val="center"/>
+            </w:pPr>
+            <w:r>
+              <w:rPr>
+                <w:rFonts w:ascii="Calibri" w:hAnsi="Calibri"/>
+                <w:b/>
+                <w:color w:val="606973"/>
+                <w:sz w:val="17"/>
+              </w:rPr>
+              <w:t>Common</w:t>
+            </w:r>
+          </w:p>
+        </w:tc>
+        <w:tc>
+          <w:tcPr>
+            <w:tcW w:type="dxa" w:w="5330"/>
+            <w:vAlign w:val="center"/>
+            <w:tcMar>
+              <w:top w:w="80" w:type="dxa"/>
+              <w:start w:w="120" w:type="dxa"/>
+              <w:bottom w:w="80" w:type="dxa"/>
+              <w:end w:w="120" w:type="dxa"/>
+            </w:tcMar>
+          </w:tcPr>
+          <w:p>
+            <w:pPr>
+              <w:spacing w:after="0" w:line="259" w:lineRule="auto"/>
+            </w:pPr>
+            <w:r>
+              <w:rPr>
+                <w:rFonts w:ascii="Calibri" w:hAnsi="Calibri"/>
+                <w:color w:val="2D3237"/>
+                <w:sz w:val="17"/>
+              </w:rPr>
+              <w:t>A fluffy aerial creature shaped around a hollow central ring. It drifts on warm currents and whistles when air passes through its body.</w:t>
+            </w:r>
+          </w:p>
+        </w:tc>
+      </w:tr>
+      <w:tr>
+        <w:tc>
+          <w:tcPr>
+            <w:tcW w:type="dxa" w:w="430"/>
+            <w:vAlign w:val="center"/>
+            <w:tcMar>
+              <w:top w:w="80" w:type="dxa"/>
+              <w:start w:w="120" w:type="dxa"/>
+              <w:bottom w:w="80" w:type="dxa"/>
+              <w:end w:w="120" w:type="dxa"/>
+            </w:tcMar>
+          </w:tcPr>
+          <w:p>
+            <w:pPr>
+              <w:spacing w:after="0"/>
+              <w:jc w:val="center"/>
+            </w:pPr>
+            <w:r>
+              <w:rPr>
+                <w:rFonts w:ascii="Calibri" w:hAnsi="Calibri"/>
+                <w:b/>
+                <w:color w:val="606973"/>
+                <w:sz w:val="18"/>
+              </w:rPr>
+              <w:t>65</w:t>
+            </w:r>
+          </w:p>
+        </w:tc>
+        <w:tc>
+          <w:tcPr>
+            <w:tcW w:type="dxa" w:w="1500"/>
+            <w:vAlign w:val="center"/>
+            <w:tcMar>
+              <w:top w:w="80" w:type="dxa"/>
+              <w:start w:w="120" w:type="dxa"/>
+              <w:bottom w:w="80" w:type="dxa"/>
+              <w:end w:w="120" w:type="dxa"/>
+            </w:tcMar>
+          </w:tcPr>
+          <w:p>
+            <w:pPr>
+              <w:spacing w:after="20"/>
+            </w:pPr>
+            <w:r>
+              <w:rPr>
+                <w:rFonts w:ascii="Calibri" w:hAnsi="Calibri"/>
+                <w:b/>
+                <w:color w:val="163147"/>
+                <w:sz w:val="19"/>
+              </w:rPr>
+              <w:t>Oracline</w:t>
+            </w:r>
+          </w:p>
+          <w:p>
+            <w:pPr>
+              <w:spacing w:after="0"/>
+            </w:pPr>
+            <w:r>
+              <w:rPr>
+                <w:rFonts w:ascii="Calibri" w:hAnsi="Calibri"/>
+                <w:b w:val="0"/>
+                <w:i/>
+                <w:color w:val="606973"/>
+                <w:sz w:val="16"/>
+              </w:rPr>
+              <w:t>Stage 2 of 2</w:t>
+            </w:r>
+          </w:p>
+        </w:tc>
+        <w:tc>
+          <w:tcPr>
+            <w:tcW w:type="dxa" w:w="1250"/>
+            <w:vAlign w:val="center"/>
+            <w:tcMar>
+              <w:top w:w="80" w:type="dxa"/>
+              <w:start w:w="120" w:type="dxa"/>
+              <w:bottom w:w="80" w:type="dxa"/>
+              <w:end w:w="120" w:type="dxa"/>
+            </w:tcMar>
+          </w:tcPr>
+          <w:p>
+            <w:pPr>
+              <w:spacing w:after="0"/>
+              <w:jc w:val="center"/>
+            </w:pPr>
+            <w:r>
+              <w:rPr>
+                <w:rFonts w:ascii="Calibri" w:hAnsi="Calibri"/>
+                <w:b/>
+                <w:color w:val="163147"/>
+                <w:sz w:val="17"/>
+              </w:rPr>
+              <w:t>Flying / Psychic</w:t>
+            </w:r>
+          </w:p>
+        </w:tc>
+        <w:tc>
+          <w:tcPr>
+            <w:tcW w:type="dxa" w:w="850"/>
+            <w:vAlign w:val="center"/>
+            <w:tcMar>
+              <w:top w:w="80" w:type="dxa"/>
+              <w:start w:w="120" w:type="dxa"/>
+              <w:bottom w:w="80" w:type="dxa"/>
+              <w:end w:w="120" w:type="dxa"/>
+            </w:tcMar>
+          </w:tcPr>
+          <w:p>
+            <w:pPr>
+              <w:spacing w:after="0"/>
+              <w:jc w:val="center"/>
+            </w:pPr>
+            <w:r>
+              <w:rPr>
+                <w:rFonts w:ascii="Calibri" w:hAnsi="Calibri"/>
+                <w:b/>
+                <w:color w:val="606973"/>
+                <w:sz w:val="17"/>
+              </w:rPr>
+              <w:t>Uncommon</w:t>
+            </w:r>
+          </w:p>
+        </w:tc>
+        <w:tc>
+          <w:tcPr>
+            <w:tcW w:type="dxa" w:w="5330"/>
+            <w:vAlign w:val="center"/>
+            <w:tcMar>
+              <w:top w:w="80" w:type="dxa"/>
+              <w:start w:w="120" w:type="dxa"/>
+              <w:bottom w:w="80" w:type="dxa"/>
+              <w:end w:w="120" w:type="dxa"/>
+            </w:tcMar>
+          </w:tcPr>
+          <w:p>
+            <w:pPr>
+              <w:spacing w:after="0" w:line="259" w:lineRule="auto"/>
+            </w:pPr>
+            <w:r>
+              <w:rPr>
+                <w:rFonts w:ascii="Calibri" w:hAnsi="Calibri"/>
+                <w:color w:val="2D3237"/>
+                <w:sz w:val="17"/>
+              </w:rPr>
+              <w:t>A graceful ring-winged flier with dangling sensory threads. It changes migration direction shortly before distant weather systems begin to form.</w:t>
+            </w:r>
+          </w:p>
+        </w:tc>
+      </w:tr>
+      <w:tr>
+        <w:tc>
+          <w:tcPr>
+            <w:tcW w:type="dxa" w:w="430"/>
+            <w:vAlign w:val="center"/>
+            <w:tcMar>
+              <w:top w:w="80" w:type="dxa"/>
+              <w:start w:w="120" w:type="dxa"/>
+              <w:bottom w:w="80" w:type="dxa"/>
+              <w:end w:w="120" w:type="dxa"/>
+            </w:tcMar>
+          </w:tcPr>
+          <w:p>
+            <w:pPr>
+              <w:spacing w:after="0"/>
+              <w:jc w:val="center"/>
+            </w:pPr>
+            <w:r>
+              <w:rPr>
+                <w:rFonts w:ascii="Calibri" w:hAnsi="Calibri"/>
+                <w:b/>
+                <w:color w:val="606973"/>
+                <w:sz w:val="18"/>
+              </w:rPr>
+              <w:t>66</w:t>
+            </w:r>
+          </w:p>
+        </w:tc>
+        <w:tc>
+          <w:tcPr>
+            <w:tcW w:type="dxa" w:w="1500"/>
+            <w:vAlign w:val="center"/>
+            <w:tcMar>
+              <w:top w:w="80" w:type="dxa"/>
+              <w:start w:w="120" w:type="dxa"/>
+              <w:bottom w:w="80" w:type="dxa"/>
+              <w:end w:w="120" w:type="dxa"/>
+            </w:tcMar>
+          </w:tcPr>
+          <w:p>
+            <w:pPr>
+              <w:spacing w:after="20"/>
+            </w:pPr>
+            <w:r>
+              <w:rPr>
+                <w:rFonts w:ascii="Calibri" w:hAnsi="Calibri"/>
+                <w:b/>
+                <w:color w:val="163147"/>
+                <w:sz w:val="19"/>
+              </w:rPr>
+              <w:t>Clinkshade</w:t>
+            </w:r>
+          </w:p>
+          <w:p>
+            <w:pPr>
+              <w:spacing w:after="0"/>
+            </w:pPr>
+            <w:r>
+              <w:rPr>
+                <w:rFonts w:ascii="Calibri" w:hAnsi="Calibri"/>
+                <w:b w:val="0"/>
+                <w:i/>
+                <w:color w:val="606973"/>
+                <w:sz w:val="16"/>
+              </w:rPr>
+              <w:t>Standalone</w:t>
+            </w:r>
+          </w:p>
+        </w:tc>
+        <w:tc>
+          <w:tcPr>
+            <w:tcW w:type="dxa" w:w="1250"/>
+            <w:vAlign w:val="center"/>
+            <w:tcMar>
+              <w:top w:w="80" w:type="dxa"/>
+              <w:start w:w="120" w:type="dxa"/>
+              <w:bottom w:w="80" w:type="dxa"/>
+              <w:end w:w="120" w:type="dxa"/>
+            </w:tcMar>
+          </w:tcPr>
+          <w:p>
+            <w:pPr>
+              <w:spacing w:after="0"/>
+              <w:jc w:val="center"/>
+            </w:pPr>
+            <w:r>
+              <w:rPr>
+                <w:rFonts w:ascii="Calibri" w:hAnsi="Calibri"/>
+                <w:b/>
+                <w:color w:val="163147"/>
+                <w:sz w:val="17"/>
+              </w:rPr>
+              <w:t>Dark / Steel</w:t>
+            </w:r>
+          </w:p>
+        </w:tc>
+        <w:tc>
+          <w:tcPr>
+            <w:tcW w:type="dxa" w:w="850"/>
+            <w:vAlign w:val="center"/>
+            <w:tcMar>
+              <w:top w:w="80" w:type="dxa"/>
+              <w:start w:w="120" w:type="dxa"/>
+              <w:bottom w:w="80" w:type="dxa"/>
+              <w:end w:w="120" w:type="dxa"/>
+            </w:tcMar>
+          </w:tcPr>
+          <w:p>
+            <w:pPr>
+              <w:spacing w:after="0"/>
+              <w:jc w:val="center"/>
+            </w:pPr>
+            <w:r>
+              <w:rPr>
+                <w:rFonts w:ascii="Calibri" w:hAnsi="Calibri"/>
+                <w:b/>
+                <w:color w:val="606973"/>
+                <w:sz w:val="17"/>
+              </w:rPr>
+              <w:t>Common</w:t>
+            </w:r>
+          </w:p>
+        </w:tc>
+        <w:tc>
+          <w:tcPr>
+            <w:tcW w:type="dxa" w:w="5330"/>
+            <w:vAlign w:val="center"/>
+            <w:tcMar>
+              <w:top w:w="80" w:type="dxa"/>
+              <w:start w:w="120" w:type="dxa"/>
+              <w:bottom w:w="80" w:type="dxa"/>
+              <w:end w:w="120" w:type="dxa"/>
+            </w:tcMar>
+          </w:tcPr>
+          <w:p>
+            <w:pPr>
+              <w:spacing w:after="0" w:line="259" w:lineRule="auto"/>
+            </w:pPr>
+            <w:r>
+              <w:rPr>
+                <w:rFonts w:ascii="Calibri" w:hAnsi="Calibri"/>
+                <w:color w:val="2D3237"/>
+                <w:sz w:val="17"/>
+              </w:rPr>
+              <w:t>A shy scrap-dweller hiding beneath a cloak of linked metal scales. The faint clinking it produces often seems to come from elsewhere.</w:t>
+            </w:r>
+          </w:p>
+        </w:tc>
+      </w:tr>
+      <w:tr>
+        <w:tc>
+          <w:tcPr>
+            <w:tcW w:type="dxa" w:w="430"/>
+            <w:vAlign w:val="center"/>
+            <w:tcMar>
+              <w:top w:w="80" w:type="dxa"/>
+              <w:start w:w="120" w:type="dxa"/>
+              <w:bottom w:w="80" w:type="dxa"/>
+              <w:end w:w="120" w:type="dxa"/>
+            </w:tcMar>
+          </w:tcPr>
+          <w:p>
+            <w:pPr>
+              <w:spacing w:after="0"/>
+              <w:jc w:val="center"/>
+            </w:pPr>
+            <w:r>
+              <w:rPr>
+                <w:rFonts w:ascii="Calibri" w:hAnsi="Calibri"/>
+                <w:b/>
+                <w:color w:val="606973"/>
+                <w:sz w:val="18"/>
+              </w:rPr>
+              <w:t>67</w:t>
+            </w:r>
+          </w:p>
+        </w:tc>
+        <w:tc>
+          <w:tcPr>
+            <w:tcW w:type="dxa" w:w="1500"/>
+            <w:vAlign w:val="center"/>
+            <w:tcMar>
+              <w:top w:w="80" w:type="dxa"/>
+              <w:start w:w="120" w:type="dxa"/>
+              <w:bottom w:w="80" w:type="dxa"/>
+              <w:end w:w="120" w:type="dxa"/>
+            </w:tcMar>
+          </w:tcPr>
+          <w:p>
+            <w:pPr>
+              <w:spacing w:after="20"/>
+            </w:pPr>
+            <w:r>
+              <w:rPr>
+                <w:rFonts w:ascii="Calibri" w:hAnsi="Calibri"/>
+                <w:b/>
+                <w:color w:val="163147"/>
+                <w:sz w:val="19"/>
+              </w:rPr>
+              <w:t>Mirthmew</w:t>
+            </w:r>
+          </w:p>
+          <w:p>
+            <w:pPr>
+              <w:spacing w:after="0"/>
+            </w:pPr>
+            <w:r>
+              <w:rPr>
+                <w:rFonts w:ascii="Calibri" w:hAnsi="Calibri"/>
+                <w:b w:val="0"/>
+                <w:i/>
+                <w:color w:val="606973"/>
+                <w:sz w:val="16"/>
+              </w:rPr>
+              <w:t>Standalone</w:t>
+            </w:r>
+          </w:p>
+        </w:tc>
+        <w:tc>
+          <w:tcPr>
+            <w:tcW w:type="dxa" w:w="1250"/>
+            <w:vAlign w:val="center"/>
+            <w:tcMar>
+              <w:top w:w="80" w:type="dxa"/>
+              <w:start w:w="120" w:type="dxa"/>
+              <w:bottom w:w="80" w:type="dxa"/>
+              <w:end w:w="120" w:type="dxa"/>
+            </w:tcMar>
+          </w:tcPr>
+          <w:p>
+            <w:pPr>
+              <w:spacing w:after="0"/>
+              <w:jc w:val="center"/>
+            </w:pPr>
+            <w:r>
+              <w:rPr>
+                <w:rFonts w:ascii="Calibri" w:hAnsi="Calibri"/>
+                <w:b/>
+                <w:color w:val="163147"/>
+                <w:sz w:val="17"/>
+              </w:rPr>
+              <w:t>Fairy / Normal</w:t>
+            </w:r>
+          </w:p>
+        </w:tc>
+        <w:tc>
+          <w:tcPr>
+            <w:tcW w:type="dxa" w:w="850"/>
+            <w:vAlign w:val="center"/>
+            <w:tcMar>
+              <w:top w:w="80" w:type="dxa"/>
+              <w:start w:w="120" w:type="dxa"/>
+              <w:bottom w:w="80" w:type="dxa"/>
+              <w:end w:w="120" w:type="dxa"/>
+            </w:tcMar>
+          </w:tcPr>
+          <w:p>
+            <w:pPr>
+              <w:spacing w:after="0"/>
+              <w:jc w:val="center"/>
+            </w:pPr>
+            <w:r>
+              <w:rPr>
+                <w:rFonts w:ascii="Calibri" w:hAnsi="Calibri"/>
+                <w:b/>
+                <w:color w:val="606973"/>
+                <w:sz w:val="17"/>
+              </w:rPr>
+              <w:t>Common</w:t>
+            </w:r>
+          </w:p>
+        </w:tc>
+        <w:tc>
+          <w:tcPr>
+            <w:tcW w:type="dxa" w:w="5330"/>
+            <w:vAlign w:val="center"/>
+            <w:tcMar>
+              <w:top w:w="80" w:type="dxa"/>
+              <w:start w:w="120" w:type="dxa"/>
+              <w:bottom w:w="80" w:type="dxa"/>
+              <w:end w:w="120" w:type="dxa"/>
+            </w:tcMar>
+          </w:tcPr>
+          <w:p>
+            <w:pPr>
+              <w:spacing w:after="0" w:line="259" w:lineRule="auto"/>
+            </w:pPr>
+            <w:r>
+              <w:rPr>
+                <w:rFonts w:ascii="Calibri" w:hAnsi="Calibri"/>
+                <w:color w:val="2D3237"/>
+                <w:sz w:val="17"/>
+              </w:rPr>
+              <w:t>A soft round companion creature with ribbon-like whiskers. It mimics laughter and gathers wherever tense groups need a harmless distraction.</w:t>
+            </w:r>
+          </w:p>
+        </w:tc>
+      </w:tr>
+      <w:tr>
+        <w:tc>
+          <w:tcPr>
+            <w:tcW w:type="dxa" w:w="430"/>
+            <w:vAlign w:val="center"/>
+            <w:tcMar>
+              <w:top w:w="80" w:type="dxa"/>
+              <w:start w:w="120" w:type="dxa"/>
+              <w:bottom w:w="80" w:type="dxa"/>
+              <w:end w:w="120" w:type="dxa"/>
+            </w:tcMar>
+          </w:tcPr>
+          <w:p>
+            <w:pPr>
+              <w:spacing w:after="0"/>
+              <w:jc w:val="center"/>
+            </w:pPr>
+            <w:r>
+              <w:rPr>
+                <w:rFonts w:ascii="Calibri" w:hAnsi="Calibri"/>
+                <w:b/>
+                <w:color w:val="606973"/>
+                <w:sz w:val="18"/>
+              </w:rPr>
+              <w:t>68</w:t>
+            </w:r>
+          </w:p>
+        </w:tc>
+        <w:tc>
+          <w:tcPr>
+            <w:tcW w:type="dxa" w:w="1500"/>
+            <w:vAlign w:val="center"/>
+            <w:tcMar>
+              <w:top w:w="80" w:type="dxa"/>
+              <w:start w:w="120" w:type="dxa"/>
+              <w:bottom w:w="80" w:type="dxa"/>
+              <w:end w:w="120" w:type="dxa"/>
+            </w:tcMar>
+          </w:tcPr>
+          <w:p>
+            <w:pPr>
+              <w:spacing w:after="20"/>
+            </w:pPr>
+            <w:r>
+              <w:rPr>
+                <w:rFonts w:ascii="Calibri" w:hAnsi="Calibri"/>
+                <w:b/>
+                <w:color w:val="163147"/>
+                <w:sz w:val="19"/>
+              </w:rPr>
+              <w:t>Siltwraith</w:t>
+            </w:r>
+          </w:p>
+          <w:p>
+            <w:pPr>
+              <w:spacing w:after="0"/>
+            </w:pPr>
+            <w:r>
+              <w:rPr>
+                <w:rFonts w:ascii="Calibri" w:hAnsi="Calibri"/>
+                <w:b w:val="0"/>
+                <w:i/>
+                <w:color w:val="606973"/>
+                <w:sz w:val="16"/>
+              </w:rPr>
+              <w:t>Standalone</w:t>
+            </w:r>
+          </w:p>
+        </w:tc>
+        <w:tc>
+          <w:tcPr>
+            <w:tcW w:type="dxa" w:w="1250"/>
+            <w:vAlign w:val="center"/>
+            <w:tcMar>
+              <w:top w:w="80" w:type="dxa"/>
+              <w:start w:w="120" w:type="dxa"/>
+              <w:bottom w:w="80" w:type="dxa"/>
+              <w:end w:w="120" w:type="dxa"/>
+            </w:tcMar>
+          </w:tcPr>
+          <w:p>
+            <w:pPr>
+              <w:spacing w:after="0"/>
+              <w:jc w:val="center"/>
+            </w:pPr>
+            <w:r>
+              <w:rPr>
+                <w:rFonts w:ascii="Calibri" w:hAnsi="Calibri"/>
+                <w:b/>
+                <w:color w:val="163147"/>
+                <w:sz w:val="17"/>
+              </w:rPr>
+              <w:t>Ghost / Ground</w:t>
+            </w:r>
+          </w:p>
+        </w:tc>
+        <w:tc>
+          <w:tcPr>
+            <w:tcW w:type="dxa" w:w="850"/>
+            <w:vAlign w:val="center"/>
+            <w:tcMar>
+              <w:top w:w="80" w:type="dxa"/>
+              <w:start w:w="120" w:type="dxa"/>
+              <w:bottom w:w="80" w:type="dxa"/>
+              <w:end w:w="120" w:type="dxa"/>
+            </w:tcMar>
+          </w:tcPr>
+          <w:p>
+            <w:pPr>
+              <w:spacing w:after="0"/>
+              <w:jc w:val="center"/>
+            </w:pPr>
+            <w:r>
+              <w:rPr>
+                <w:rFonts w:ascii="Calibri" w:hAnsi="Calibri"/>
+                <w:b/>
+                <w:color w:val="606973"/>
+                <w:sz w:val="17"/>
+              </w:rPr>
+              <w:t>Rare</w:t>
+            </w:r>
+          </w:p>
+        </w:tc>
+        <w:tc>
+          <w:tcPr>
+            <w:tcW w:type="dxa" w:w="5330"/>
+            <w:vAlign w:val="center"/>
+            <w:tcMar>
+              <w:top w:w="80" w:type="dxa"/>
+              <w:start w:w="120" w:type="dxa"/>
+              <w:bottom w:w="80" w:type="dxa"/>
+              <w:end w:w="120" w:type="dxa"/>
+            </w:tcMar>
+          </w:tcPr>
+          <w:p>
+            <w:pPr>
+              <w:spacing w:after="0" w:line="259" w:lineRule="auto"/>
+            </w:pPr>
+            <w:r>
+              <w:rPr>
+                <w:rFonts w:ascii="Calibri" w:hAnsi="Calibri"/>
+                <w:color w:val="2D3237"/>
+                <w:sz w:val="17"/>
+              </w:rPr>
+              <w:t>A slow riverbank spirit formed from layered mud and old footprints. It preserves the tracks of creatures that vanished during floods.</w:t>
+            </w:r>
+          </w:p>
+        </w:tc>
+      </w:tr>
+      <w:tr>
+        <w:tc>
+          <w:tcPr>
+            <w:tcW w:type="dxa" w:w="430"/>
+            <w:vAlign w:val="center"/>
+            <w:tcMar>
+              <w:top w:w="80" w:type="dxa"/>
+              <w:start w:w="120" w:type="dxa"/>
+              <w:bottom w:w="80" w:type="dxa"/>
+              <w:end w:w="120" w:type="dxa"/>
+            </w:tcMar>
+          </w:tcPr>
+          <w:p>
+            <w:pPr>
+              <w:spacing w:after="0"/>
+              <w:jc w:val="center"/>
+            </w:pPr>
+            <w:r>
+              <w:rPr>
+                <w:rFonts w:ascii="Calibri" w:hAnsi="Calibri"/>
+                <w:b/>
+                <w:color w:val="606973"/>
+                <w:sz w:val="18"/>
+              </w:rPr>
+              <w:t>69</w:t>
+            </w:r>
+          </w:p>
+        </w:tc>
+        <w:tc>
+          <w:tcPr>
+            <w:tcW w:type="dxa" w:w="1500"/>
+            <w:vAlign w:val="center"/>
+            <w:tcMar>
+              <w:top w:w="80" w:type="dxa"/>
+              <w:start w:w="120" w:type="dxa"/>
+              <w:bottom w:w="80" w:type="dxa"/>
+              <w:end w:w="120" w:type="dxa"/>
+            </w:tcMar>
+          </w:tcPr>
+          <w:p>
+            <w:pPr>
+              <w:spacing w:after="20"/>
+            </w:pPr>
+            <w:r>
+              <w:rPr>
+                <w:rFonts w:ascii="Calibri" w:hAnsi="Calibri"/>
+                <w:b/>
+                <w:color w:val="163147"/>
+                <w:sz w:val="19"/>
+              </w:rPr>
+              <w:t>Kitespine</w:t>
+            </w:r>
+          </w:p>
+          <w:p>
+            <w:pPr>
+              <w:spacing w:after="0"/>
+            </w:pPr>
+            <w:r>
+              <w:rPr>
+                <w:rFonts w:ascii="Calibri" w:hAnsi="Calibri"/>
+                <w:b w:val="0"/>
+                <w:i/>
+                <w:color w:val="606973"/>
+                <w:sz w:val="16"/>
+              </w:rPr>
+              <w:t>Standalone</w:t>
+            </w:r>
+          </w:p>
+        </w:tc>
+        <w:tc>
+          <w:tcPr>
+            <w:tcW w:type="dxa" w:w="1250"/>
+            <w:vAlign w:val="center"/>
+            <w:tcMar>
+              <w:top w:w="80" w:type="dxa"/>
+              <w:start w:w="120" w:type="dxa"/>
+              <w:bottom w:w="80" w:type="dxa"/>
+              <w:end w:w="120" w:type="dxa"/>
+            </w:tcMar>
+          </w:tcPr>
+          <w:p>
+            <w:pPr>
+              <w:spacing w:after="0"/>
+              <w:jc w:val="center"/>
+            </w:pPr>
+            <w:r>
+              <w:rPr>
+                <w:rFonts w:ascii="Calibri" w:hAnsi="Calibri"/>
+                <w:b/>
+                <w:color w:val="163147"/>
+                <w:sz w:val="17"/>
+              </w:rPr>
+              <w:t>Dragon / Flying</w:t>
+            </w:r>
+          </w:p>
+        </w:tc>
+        <w:tc>
+          <w:tcPr>
+            <w:tcW w:type="dxa" w:w="850"/>
+            <w:vAlign w:val="center"/>
+            <w:tcMar>
+              <w:top w:w="80" w:type="dxa"/>
+              <w:start w:w="120" w:type="dxa"/>
+              <w:bottom w:w="80" w:type="dxa"/>
+              <w:end w:w="120" w:type="dxa"/>
+            </w:tcMar>
+          </w:tcPr>
+          <w:p>
+            <w:pPr>
+              <w:spacing w:after="0"/>
+              <w:jc w:val="center"/>
+            </w:pPr>
+            <w:r>
+              <w:rPr>
+                <w:rFonts w:ascii="Calibri" w:hAnsi="Calibri"/>
+                <w:b/>
+                <w:color w:val="606973"/>
+                <w:sz w:val="17"/>
+              </w:rPr>
+              <w:t>Rare</w:t>
+            </w:r>
+          </w:p>
+        </w:tc>
+        <w:tc>
+          <w:tcPr>
+            <w:tcW w:type="dxa" w:w="5330"/>
+            <w:vAlign w:val="center"/>
+            <w:tcMar>
+              <w:top w:w="80" w:type="dxa"/>
+              <w:start w:w="120" w:type="dxa"/>
+              <w:bottom w:w="80" w:type="dxa"/>
+              <w:end w:w="120" w:type="dxa"/>
+            </w:tcMar>
+          </w:tcPr>
+          <w:p>
+            <w:pPr>
+              <w:spacing w:after="0" w:line="259" w:lineRule="auto"/>
+            </w:pPr>
+            <w:r>
+              <w:rPr>
+                <w:rFonts w:ascii="Calibri" w:hAnsi="Calibri"/>
+                <w:color w:val="2D3237"/>
+                <w:sz w:val="17"/>
+              </w:rPr>
+              <w:t>A thin high-altitude dragon stretched between flexible spine-fins. It anchors to mountain peaks with a long silken tail during storms.</w:t>
+            </w:r>
+          </w:p>
+        </w:tc>
+      </w:tr>
+      <w:tr>
+        <w:tc>
+          <w:tcPr>
+            <w:tcW w:type="dxa" w:w="430"/>
+            <w:vAlign w:val="center"/>
+            <w:tcMar>
+              <w:top w:w="80" w:type="dxa"/>
+              <w:start w:w="120" w:type="dxa"/>
+              <w:bottom w:w="80" w:type="dxa"/>
+              <w:end w:w="120" w:type="dxa"/>
+            </w:tcMar>
+          </w:tcPr>
+          <w:p>
+            <w:pPr>
+              <w:spacing w:after="0"/>
+              <w:jc w:val="center"/>
+            </w:pPr>
+            <w:r>
+              <w:rPr>
+                <w:rFonts w:ascii="Calibri" w:hAnsi="Calibri"/>
+                <w:b/>
+                <w:color w:val="606973"/>
+                <w:sz w:val="18"/>
+              </w:rPr>
+              <w:t>70</w:t>
+            </w:r>
+          </w:p>
+        </w:tc>
+        <w:tc>
+          <w:tcPr>
+            <w:tcW w:type="dxa" w:w="1500"/>
+            <w:vAlign w:val="center"/>
+            <w:tcMar>
+              <w:top w:w="80" w:type="dxa"/>
+              <w:start w:w="120" w:type="dxa"/>
+              <w:bottom w:w="80" w:type="dxa"/>
+              <w:end w:w="120" w:type="dxa"/>
+            </w:tcMar>
+          </w:tcPr>
+          <w:p>
+            <w:pPr>
+              <w:spacing w:after="20"/>
+            </w:pPr>
+            <w:r>
+              <w:rPr>
+                <w:rFonts w:ascii="Calibri" w:hAnsi="Calibri"/>
+                <w:b/>
+                <w:color w:val="163147"/>
+                <w:sz w:val="19"/>
+              </w:rPr>
+              <w:t>Tusslegrub</w:t>
+            </w:r>
+          </w:p>
+          <w:p>
+            <w:pPr>
+              <w:spacing w:after="0"/>
+            </w:pPr>
+            <w:r>
+              <w:rPr>
+                <w:rFonts w:ascii="Calibri" w:hAnsi="Calibri"/>
+                <w:b w:val="0"/>
+                <w:i/>
+                <w:color w:val="606973"/>
+                <w:sz w:val="16"/>
+              </w:rPr>
+              <w:t>Stage 1 of 2</w:t>
+            </w:r>
+          </w:p>
+        </w:tc>
+        <w:tc>
+          <w:tcPr>
+            <w:tcW w:type="dxa" w:w="1250"/>
+            <w:vAlign w:val="center"/>
+            <w:tcMar>
+              <w:top w:w="80" w:type="dxa"/>
+              <w:start w:w="120" w:type="dxa"/>
+              <w:bottom w:w="80" w:type="dxa"/>
+              <w:end w:w="120" w:type="dxa"/>
+            </w:tcMar>
+          </w:tcPr>
+          <w:p>
+            <w:pPr>
+              <w:spacing w:after="0"/>
+              <w:jc w:val="center"/>
+            </w:pPr>
+            <w:r>
+              <w:rPr>
+                <w:rFonts w:ascii="Calibri" w:hAnsi="Calibri"/>
+                <w:b/>
+                <w:color w:val="163147"/>
+                <w:sz w:val="17"/>
+              </w:rPr>
+              <w:t>Bug</w:t>
+            </w:r>
+          </w:p>
+        </w:tc>
+        <w:tc>
+          <w:tcPr>
+            <w:tcW w:type="dxa" w:w="850"/>
+            <w:vAlign w:val="center"/>
+            <w:tcMar>
+              <w:top w:w="80" w:type="dxa"/>
+              <w:start w:w="120" w:type="dxa"/>
+              <w:bottom w:w="80" w:type="dxa"/>
+              <w:end w:w="120" w:type="dxa"/>
+            </w:tcMar>
+          </w:tcPr>
+          <w:p>
+            <w:pPr>
+              <w:spacing w:after="0"/>
+              <w:jc w:val="center"/>
+            </w:pPr>
+            <w:r>
+              <w:rPr>
+                <w:rFonts w:ascii="Calibri" w:hAnsi="Calibri"/>
+                <w:b/>
+                <w:color w:val="606973"/>
+                <w:sz w:val="17"/>
+              </w:rPr>
+              <w:t>Common</w:t>
+            </w:r>
+          </w:p>
+        </w:tc>
+        <w:tc>
+          <w:tcPr>
+            <w:tcW w:type="dxa" w:w="5330"/>
+            <w:vAlign w:val="center"/>
+            <w:tcMar>
+              <w:top w:w="80" w:type="dxa"/>
+              <w:start w:w="120" w:type="dxa"/>
+              <w:bottom w:w="80" w:type="dxa"/>
+              <w:end w:w="120" w:type="dxa"/>
+            </w:tcMar>
+          </w:tcPr>
+          <w:p>
+            <w:pPr>
+              <w:spacing w:after="0" w:line="259" w:lineRule="auto"/>
+            </w:pPr>
+            <w:r>
+              <w:rPr>
+                <w:rFonts w:ascii="Calibri" w:hAnsi="Calibri"/>
+                <w:color w:val="2D3237"/>
+                <w:sz w:val="17"/>
+              </w:rPr>
+              <w:t>A stout larva with padded horn nubs and six gripping feet. Groups settle disagreements through harmless pushing contests on fallen branches.</w:t>
+            </w:r>
+          </w:p>
+        </w:tc>
+      </w:tr>
+      <w:tr>
+        <w:tc>
+          <w:tcPr>
+            <w:tcW w:type="dxa" w:w="430"/>
+            <w:vAlign w:val="center"/>
+            <w:tcMar>
+              <w:top w:w="80" w:type="dxa"/>
+              <w:start w:w="120" w:type="dxa"/>
+              <w:bottom w:w="80" w:type="dxa"/>
+              <w:end w:w="120" w:type="dxa"/>
+            </w:tcMar>
+          </w:tcPr>
+          <w:p>
+            <w:pPr>
+              <w:spacing w:after="0"/>
+              <w:jc w:val="center"/>
+            </w:pPr>
+            <w:r>
+              <w:rPr>
+                <w:rFonts w:ascii="Calibri" w:hAnsi="Calibri"/>
+                <w:b/>
+                <w:color w:val="606973"/>
+                <w:sz w:val="18"/>
+              </w:rPr>
+              <w:t>71</w:t>
+            </w:r>
+          </w:p>
+        </w:tc>
+        <w:tc>
+          <w:tcPr>
+            <w:tcW w:type="dxa" w:w="1500"/>
+            <w:vAlign w:val="center"/>
+            <w:tcMar>
+              <w:top w:w="80" w:type="dxa"/>
+              <w:start w:w="120" w:type="dxa"/>
+              <w:bottom w:w="80" w:type="dxa"/>
+              <w:end w:w="120" w:type="dxa"/>
+            </w:tcMar>
+          </w:tcPr>
+          <w:p>
+            <w:pPr>
+              <w:spacing w:after="20"/>
+            </w:pPr>
+            <w:r>
+              <w:rPr>
+                <w:rFonts w:ascii="Calibri" w:hAnsi="Calibri"/>
+                <w:b/>
+                <w:color w:val="163147"/>
+                <w:sz w:val="19"/>
+              </w:rPr>
+              <w:t>Rooklimb</w:t>
+            </w:r>
+          </w:p>
+          <w:p>
+            <w:pPr>
+              <w:spacing w:after="0"/>
+            </w:pPr>
+            <w:r>
+              <w:rPr>
+                <w:rFonts w:ascii="Calibri" w:hAnsi="Calibri"/>
+                <w:b w:val="0"/>
+                <w:i/>
+                <w:color w:val="606973"/>
+                <w:sz w:val="16"/>
+              </w:rPr>
+              <w:t>Stage 2 of 2</w:t>
+            </w:r>
+          </w:p>
+        </w:tc>
+        <w:tc>
+          <w:tcPr>
+            <w:tcW w:type="dxa" w:w="1250"/>
+            <w:vAlign w:val="center"/>
+            <w:tcMar>
+              <w:top w:w="80" w:type="dxa"/>
+              <w:start w:w="120" w:type="dxa"/>
+              <w:bottom w:w="80" w:type="dxa"/>
+              <w:end w:w="120" w:type="dxa"/>
+            </w:tcMar>
+          </w:tcPr>
+          <w:p>
+            <w:pPr>
+              <w:spacing w:after="0"/>
+              <w:jc w:val="center"/>
+            </w:pPr>
+            <w:r>
+              <w:rPr>
+                <w:rFonts w:ascii="Calibri" w:hAnsi="Calibri"/>
+                <w:b/>
+                <w:color w:val="163147"/>
+                <w:sz w:val="17"/>
+              </w:rPr>
+              <w:t>Bug / Fighting</w:t>
+            </w:r>
+          </w:p>
+        </w:tc>
+        <w:tc>
+          <w:tcPr>
+            <w:tcW w:type="dxa" w:w="850"/>
+            <w:vAlign w:val="center"/>
+            <w:tcMar>
+              <w:top w:w="80" w:type="dxa"/>
+              <w:start w:w="120" w:type="dxa"/>
+              <w:bottom w:w="80" w:type="dxa"/>
+              <w:end w:w="120" w:type="dxa"/>
+            </w:tcMar>
+          </w:tcPr>
+          <w:p>
+            <w:pPr>
+              <w:spacing w:after="0"/>
+              <w:jc w:val="center"/>
+            </w:pPr>
+            <w:r>
+              <w:rPr>
+                <w:rFonts w:ascii="Calibri" w:hAnsi="Calibri"/>
+                <w:b/>
+                <w:color w:val="606973"/>
+                <w:sz w:val="17"/>
+              </w:rPr>
+              <w:t>Uncommon</w:t>
+            </w:r>
+          </w:p>
+        </w:tc>
+        <w:tc>
+          <w:tcPr>
+            <w:tcW w:type="dxa" w:w="5330"/>
+            <w:vAlign w:val="center"/>
+            <w:tcMar>
+              <w:top w:w="80" w:type="dxa"/>
+              <w:start w:w="120" w:type="dxa"/>
+              <w:bottom w:w="80" w:type="dxa"/>
+              <w:end w:w="120" w:type="dxa"/>
+            </w:tcMar>
+          </w:tcPr>
+          <w:p>
+            <w:pPr>
+              <w:spacing w:after="0" w:line="259" w:lineRule="auto"/>
+            </w:pPr>
+            <w:r>
+              <w:rPr>
+                <w:rFonts w:ascii="Calibri" w:hAnsi="Calibri"/>
+                <w:color w:val="2D3237"/>
+                <w:sz w:val="17"/>
+              </w:rPr>
+              <w:t>A tall angular insect with interlocking shield arms. It protects smaller colony members by forming coordinated moving barricades.</w:t>
+            </w:r>
+          </w:p>
+        </w:tc>
+      </w:tr>
+      <w:tr>
+        <w:tc>
+          <w:tcPr>
+            <w:tcW w:type="dxa" w:w="430"/>
+            <w:vAlign w:val="center"/>
+            <w:tcMar>
+              <w:top w:w="80" w:type="dxa"/>
+              <w:start w:w="120" w:type="dxa"/>
+              <w:bottom w:w="80" w:type="dxa"/>
+              <w:end w:w="120" w:type="dxa"/>
+            </w:tcMar>
+          </w:tcPr>
+          <w:p>
+            <w:pPr>
+              <w:spacing w:after="0"/>
+              <w:jc w:val="center"/>
+            </w:pPr>
+            <w:r>
+              <w:rPr>
+                <w:rFonts w:ascii="Calibri" w:hAnsi="Calibri"/>
+                <w:b/>
+                <w:color w:val="606973"/>
+                <w:sz w:val="18"/>
+              </w:rPr>
+              <w:t>72</w:t>
+            </w:r>
+          </w:p>
+        </w:tc>
+        <w:tc>
+          <w:tcPr>
+            <w:tcW w:type="dxa" w:w="1500"/>
+            <w:vAlign w:val="center"/>
+            <w:tcMar>
+              <w:top w:w="80" w:type="dxa"/>
+              <w:start w:w="120" w:type="dxa"/>
+              <w:bottom w:w="80" w:type="dxa"/>
+              <w:end w:w="120" w:type="dxa"/>
+            </w:tcMar>
+          </w:tcPr>
+          <w:p>
+            <w:pPr>
+              <w:spacing w:after="20"/>
+            </w:pPr>
+            <w:r>
+              <w:rPr>
+                <w:rFonts w:ascii="Calibri" w:hAnsi="Calibri"/>
+                <w:b/>
+                <w:color w:val="163147"/>
+                <w:sz w:val="19"/>
+              </w:rPr>
+              <w:t>Drizzlepod</w:t>
+            </w:r>
+          </w:p>
+          <w:p>
+            <w:pPr>
+              <w:spacing w:after="0"/>
+            </w:pPr>
+            <w:r>
+              <w:rPr>
+                <w:rFonts w:ascii="Calibri" w:hAnsi="Calibri"/>
+                <w:b w:val="0"/>
+                <w:i/>
+                <w:color w:val="606973"/>
+                <w:sz w:val="16"/>
+              </w:rPr>
+              <w:t>Stage 1 of 2</w:t>
+            </w:r>
+          </w:p>
+        </w:tc>
+        <w:tc>
+          <w:tcPr>
+            <w:tcW w:type="dxa" w:w="1250"/>
+            <w:vAlign w:val="center"/>
+            <w:tcMar>
+              <w:top w:w="80" w:type="dxa"/>
+              <w:start w:w="120" w:type="dxa"/>
+              <w:bottom w:w="80" w:type="dxa"/>
+              <w:end w:w="120" w:type="dxa"/>
+            </w:tcMar>
+          </w:tcPr>
+          <w:p>
+            <w:pPr>
+              <w:spacing w:after="0"/>
+              <w:jc w:val="center"/>
+            </w:pPr>
+            <w:r>
+              <w:rPr>
+                <w:rFonts w:ascii="Calibri" w:hAnsi="Calibri"/>
+                <w:b/>
+                <w:color w:val="163147"/>
+                <w:sz w:val="17"/>
+              </w:rPr>
+              <w:t>Water / Poison</w:t>
+            </w:r>
+          </w:p>
+        </w:tc>
+        <w:tc>
+          <w:tcPr>
+            <w:tcW w:type="dxa" w:w="850"/>
+            <w:vAlign w:val="center"/>
+            <w:tcMar>
+              <w:top w:w="80" w:type="dxa"/>
+              <w:start w:w="120" w:type="dxa"/>
+              <w:bottom w:w="80" w:type="dxa"/>
+              <w:end w:w="120" w:type="dxa"/>
+            </w:tcMar>
+          </w:tcPr>
+          <w:p>
+            <w:pPr>
+              <w:spacing w:after="0"/>
+              <w:jc w:val="center"/>
+            </w:pPr>
+            <w:r>
+              <w:rPr>
+                <w:rFonts w:ascii="Calibri" w:hAnsi="Calibri"/>
+                <w:b/>
+                <w:color w:val="606973"/>
+                <w:sz w:val="17"/>
+              </w:rPr>
+              <w:t>Common</w:t>
+            </w:r>
+          </w:p>
+        </w:tc>
+        <w:tc>
+          <w:tcPr>
+            <w:tcW w:type="dxa" w:w="5330"/>
+            <w:vAlign w:val="center"/>
+            <w:tcMar>
+              <w:top w:w="80" w:type="dxa"/>
+              <w:start w:w="120" w:type="dxa"/>
+              <w:bottom w:w="80" w:type="dxa"/>
+              <w:end w:w="120" w:type="dxa"/>
+            </w:tcMar>
+          </w:tcPr>
+          <w:p>
+            <w:pPr>
+              <w:spacing w:after="0" w:line="259" w:lineRule="auto"/>
+            </w:pPr>
+            <w:r>
+              <w:rPr>
+                <w:rFonts w:ascii="Calibri" w:hAnsi="Calibri"/>
+                <w:color w:val="2D3237"/>
+                <w:sz w:val="17"/>
+              </w:rPr>
+              <w:t>A floating rain-pool organism with dangling filter roots. It gathers airborne pollutants before they can settle into lakes.</w:t>
+            </w:r>
+          </w:p>
+        </w:tc>
+      </w:tr>
+      <w:tr>
+        <w:tc>
+          <w:tcPr>
+            <w:tcW w:type="dxa" w:w="430"/>
+            <w:vAlign w:val="center"/>
+            <w:tcMar>
+              <w:top w:w="80" w:type="dxa"/>
+              <w:start w:w="120" w:type="dxa"/>
+              <w:bottom w:w="80" w:type="dxa"/>
+              <w:end w:w="120" w:type="dxa"/>
+            </w:tcMar>
+          </w:tcPr>
+          <w:p>
+            <w:pPr>
+              <w:spacing w:after="0"/>
+              <w:jc w:val="center"/>
+            </w:pPr>
+            <w:r>
+              <w:rPr>
+                <w:rFonts w:ascii="Calibri" w:hAnsi="Calibri"/>
+                <w:b/>
+                <w:color w:val="606973"/>
+                <w:sz w:val="18"/>
+              </w:rPr>
+              <w:t>73</w:t>
+            </w:r>
+          </w:p>
+        </w:tc>
+        <w:tc>
+          <w:tcPr>
+            <w:tcW w:type="dxa" w:w="1500"/>
+            <w:vAlign w:val="center"/>
+            <w:tcMar>
+              <w:top w:w="80" w:type="dxa"/>
+              <w:start w:w="120" w:type="dxa"/>
+              <w:bottom w:w="80" w:type="dxa"/>
+              <w:end w:w="120" w:type="dxa"/>
+            </w:tcMar>
+          </w:tcPr>
+          <w:p>
+            <w:pPr>
+              <w:spacing w:after="20"/>
+            </w:pPr>
+            <w:r>
+              <w:rPr>
+                <w:rFonts w:ascii="Calibri" w:hAnsi="Calibri"/>
+                <w:b/>
+                <w:color w:val="163147"/>
+                <w:sz w:val="19"/>
+              </w:rPr>
+              <w:t>Noxitide</w:t>
+            </w:r>
+          </w:p>
+          <w:p>
+            <w:pPr>
+              <w:spacing w:after="0"/>
+            </w:pPr>
+            <w:r>
+              <w:rPr>
+                <w:rFonts w:ascii="Calibri" w:hAnsi="Calibri"/>
+                <w:b w:val="0"/>
+                <w:i/>
+                <w:color w:val="606973"/>
+                <w:sz w:val="16"/>
+              </w:rPr>
+              <w:t>Stage 2 of 2</w:t>
+            </w:r>
+          </w:p>
+        </w:tc>
+        <w:tc>
+          <w:tcPr>
+            <w:tcW w:type="dxa" w:w="1250"/>
+            <w:vAlign w:val="center"/>
+            <w:tcMar>
+              <w:top w:w="80" w:type="dxa"/>
+              <w:start w:w="120" w:type="dxa"/>
+              <w:bottom w:w="80" w:type="dxa"/>
+              <w:end w:w="120" w:type="dxa"/>
+            </w:tcMar>
+          </w:tcPr>
+          <w:p>
+            <w:pPr>
+              <w:spacing w:after="0"/>
+              <w:jc w:val="center"/>
+            </w:pPr>
+            <w:r>
+              <w:rPr>
+                <w:rFonts w:ascii="Calibri" w:hAnsi="Calibri"/>
+                <w:b/>
+                <w:color w:val="163147"/>
+                <w:sz w:val="17"/>
+              </w:rPr>
+              <w:t>Water / Poison</w:t>
+            </w:r>
+          </w:p>
+        </w:tc>
+        <w:tc>
+          <w:tcPr>
+            <w:tcW w:type="dxa" w:w="850"/>
+            <w:vAlign w:val="center"/>
+            <w:tcMar>
+              <w:top w:w="80" w:type="dxa"/>
+              <w:start w:w="120" w:type="dxa"/>
+              <w:bottom w:w="80" w:type="dxa"/>
+              <w:end w:w="120" w:type="dxa"/>
+            </w:tcMar>
+          </w:tcPr>
+          <w:p>
+            <w:pPr>
+              <w:spacing w:after="0"/>
+              <w:jc w:val="center"/>
+            </w:pPr>
+            <w:r>
+              <w:rPr>
+                <w:rFonts w:ascii="Calibri" w:hAnsi="Calibri"/>
+                <w:b/>
+                <w:color w:val="606973"/>
+                <w:sz w:val="17"/>
+              </w:rPr>
+              <w:t>Uncommon</w:t>
+            </w:r>
+          </w:p>
+        </w:tc>
+        <w:tc>
+          <w:tcPr>
+            <w:tcW w:type="dxa" w:w="5330"/>
+            <w:vAlign w:val="center"/>
+            <w:tcMar>
+              <w:top w:w="80" w:type="dxa"/>
+              <w:start w:w="120" w:type="dxa"/>
+              <w:bottom w:w="80" w:type="dxa"/>
+              <w:end w:w="120" w:type="dxa"/>
+            </w:tcMar>
+          </w:tcPr>
+          <w:p>
+            <w:pPr>
+              <w:spacing w:after="0" w:line="259" w:lineRule="auto"/>
+            </w:pPr>
+            <w:r>
+              <w:rPr>
+                <w:rFonts w:ascii="Calibri" w:hAnsi="Calibri"/>
+                <w:color w:val="2D3237"/>
+                <w:sz w:val="17"/>
+              </w:rPr>
+              <w:t>A wide manta-like purifier with glowing channels beneath its body. It concentrates contaminated water into dense removable toxin pearls.</w:t>
+            </w:r>
+          </w:p>
+        </w:tc>
+      </w:tr>
+      <w:tr>
+        <w:tc>
+          <w:tcPr>
+            <w:tcW w:type="dxa" w:w="430"/>
+            <w:vAlign w:val="center"/>
+            <w:tcMar>
+              <w:top w:w="80" w:type="dxa"/>
+              <w:start w:w="120" w:type="dxa"/>
+              <w:bottom w:w="80" w:type="dxa"/>
+              <w:end w:w="120" w:type="dxa"/>
+            </w:tcMar>
+          </w:tcPr>
+          <w:p>
+            <w:pPr>
+              <w:spacing w:after="0"/>
+              <w:jc w:val="center"/>
+            </w:pPr>
+            <w:r>
+              <w:rPr>
+                <w:rFonts w:ascii="Calibri" w:hAnsi="Calibri"/>
+                <w:b/>
+                <w:color w:val="606973"/>
+                <w:sz w:val="18"/>
+              </w:rPr>
+              <w:t>74</w:t>
+            </w:r>
+          </w:p>
+        </w:tc>
+        <w:tc>
+          <w:tcPr>
+            <w:tcW w:type="dxa" w:w="1500"/>
+            <w:vAlign w:val="center"/>
+            <w:tcMar>
+              <w:top w:w="80" w:type="dxa"/>
+              <w:start w:w="120" w:type="dxa"/>
+              <w:bottom w:w="80" w:type="dxa"/>
+              <w:end w:w="120" w:type="dxa"/>
+            </w:tcMar>
+          </w:tcPr>
+          <w:p>
+            <w:pPr>
+              <w:spacing w:after="20"/>
+            </w:pPr>
+            <w:r>
+              <w:rPr>
+                <w:rFonts w:ascii="Calibri" w:hAnsi="Calibri"/>
+                <w:b/>
+                <w:color w:val="163147"/>
+                <w:sz w:val="19"/>
+              </w:rPr>
+              <w:t>Hearthwish</w:t>
+            </w:r>
+          </w:p>
+          <w:p>
+            <w:pPr>
+              <w:spacing w:after="0"/>
+            </w:pPr>
+            <w:r>
+              <w:rPr>
+                <w:rFonts w:ascii="Calibri" w:hAnsi="Calibri"/>
+                <w:b w:val="0"/>
+                <w:i/>
+                <w:color w:val="606973"/>
+                <w:sz w:val="16"/>
+              </w:rPr>
+              <w:t>Standalone</w:t>
+            </w:r>
+          </w:p>
+        </w:tc>
+        <w:tc>
+          <w:tcPr>
+            <w:tcW w:type="dxa" w:w="1250"/>
+            <w:vAlign w:val="center"/>
+            <w:tcMar>
+              <w:top w:w="80" w:type="dxa"/>
+              <w:start w:w="120" w:type="dxa"/>
+              <w:bottom w:w="80" w:type="dxa"/>
+              <w:end w:w="120" w:type="dxa"/>
+            </w:tcMar>
+          </w:tcPr>
+          <w:p>
+            <w:pPr>
+              <w:spacing w:after="0"/>
+              <w:jc w:val="center"/>
+            </w:pPr>
+            <w:r>
+              <w:rPr>
+                <w:rFonts w:ascii="Calibri" w:hAnsi="Calibri"/>
+                <w:b/>
+                <w:color w:val="163147"/>
+                <w:sz w:val="17"/>
+              </w:rPr>
+              <w:t>Fire / Fairy</w:t>
+            </w:r>
+          </w:p>
+        </w:tc>
+        <w:tc>
+          <w:tcPr>
+            <w:tcW w:type="dxa" w:w="850"/>
+            <w:vAlign w:val="center"/>
+            <w:tcMar>
+              <w:top w:w="80" w:type="dxa"/>
+              <w:start w:w="120" w:type="dxa"/>
+              <w:bottom w:w="80" w:type="dxa"/>
+              <w:end w:w="120" w:type="dxa"/>
+            </w:tcMar>
+          </w:tcPr>
+          <w:p>
+            <w:pPr>
+              <w:spacing w:after="0"/>
+              <w:jc w:val="center"/>
+            </w:pPr>
+            <w:r>
+              <w:rPr>
+                <w:rFonts w:ascii="Calibri" w:hAnsi="Calibri"/>
+                <w:b/>
+                <w:color w:val="606973"/>
+                <w:sz w:val="17"/>
+              </w:rPr>
+              <w:t>Uncommon</w:t>
+            </w:r>
+          </w:p>
+        </w:tc>
+        <w:tc>
+          <w:tcPr>
+            <w:tcW w:type="dxa" w:w="5330"/>
+            <w:vAlign w:val="center"/>
+            <w:tcMar>
+              <w:top w:w="80" w:type="dxa"/>
+              <w:start w:w="120" w:type="dxa"/>
+              <w:bottom w:w="80" w:type="dxa"/>
+              <w:end w:w="120" w:type="dxa"/>
+            </w:tcMar>
+          </w:tcPr>
+          <w:p>
+            <w:pPr>
+              <w:spacing w:after="0" w:line="259" w:lineRule="auto"/>
+            </w:pPr>
+            <w:r>
+              <w:rPr>
+                <w:rFonts w:ascii="Calibri" w:hAnsi="Calibri"/>
+                <w:color w:val="2D3237"/>
+                <w:sz w:val="17"/>
+              </w:rPr>
+              <w:t>A small warm-bodied spirit with waxy feather tufts. It appears near isolated camps and keeps one flame burning until travelers return.</w:t>
+            </w:r>
+          </w:p>
+        </w:tc>
+      </w:tr>
+      <w:tr>
+        <w:tc>
+          <w:tcPr>
+            <w:tcW w:type="dxa" w:w="430"/>
+            <w:vAlign w:val="center"/>
+            <w:tcMar>
+              <w:top w:w="80" w:type="dxa"/>
+              <w:start w:w="120" w:type="dxa"/>
+              <w:bottom w:w="80" w:type="dxa"/>
+              <w:end w:w="120" w:type="dxa"/>
+            </w:tcMar>
+          </w:tcPr>
+          <w:p>
+            <w:pPr>
+              <w:spacing w:after="0"/>
+              <w:jc w:val="center"/>
+            </w:pPr>
+            <w:r>
+              <w:rPr>
+                <w:rFonts w:ascii="Calibri" w:hAnsi="Calibri"/>
+                <w:b/>
+                <w:color w:val="606973"/>
+                <w:sz w:val="18"/>
+              </w:rPr>
+              <w:t>75</w:t>
+            </w:r>
+          </w:p>
+        </w:tc>
+        <w:tc>
+          <w:tcPr>
+            <w:tcW w:type="dxa" w:w="1500"/>
+            <w:vAlign w:val="center"/>
+            <w:tcMar>
+              <w:top w:w="80" w:type="dxa"/>
+              <w:start w:w="120" w:type="dxa"/>
+              <w:bottom w:w="80" w:type="dxa"/>
+              <w:end w:w="120" w:type="dxa"/>
+            </w:tcMar>
+          </w:tcPr>
+          <w:p>
+            <w:pPr>
+              <w:spacing w:after="20"/>
+            </w:pPr>
+            <w:r>
+              <w:rPr>
+                <w:rFonts w:ascii="Calibri" w:hAnsi="Calibri"/>
+                <w:b/>
+                <w:color w:val="163147"/>
+                <w:sz w:val="19"/>
+              </w:rPr>
+              <w:t>Asterolith</w:t>
+            </w:r>
+          </w:p>
+          <w:p>
+            <w:pPr>
+              <w:spacing w:after="0"/>
+            </w:pPr>
+            <w:r>
+              <w:rPr>
+                <w:rFonts w:ascii="Calibri" w:hAnsi="Calibri"/>
+                <w:b w:val="0"/>
+                <w:i/>
+                <w:color w:val="606973"/>
+                <w:sz w:val="16"/>
+              </w:rPr>
+              <w:t>Standalone</w:t>
+            </w:r>
+          </w:p>
+        </w:tc>
+        <w:tc>
+          <w:tcPr>
+            <w:tcW w:type="dxa" w:w="1250"/>
+            <w:vAlign w:val="center"/>
+            <w:tcMar>
+              <w:top w:w="80" w:type="dxa"/>
+              <w:start w:w="120" w:type="dxa"/>
+              <w:bottom w:w="80" w:type="dxa"/>
+              <w:end w:w="120" w:type="dxa"/>
+            </w:tcMar>
+          </w:tcPr>
+          <w:p>
+            <w:pPr>
+              <w:spacing w:after="0"/>
+              <w:jc w:val="center"/>
+            </w:pPr>
+            <w:r>
+              <w:rPr>
+                <w:rFonts w:ascii="Calibri" w:hAnsi="Calibri"/>
+                <w:b/>
+                <w:color w:val="163147"/>
+                <w:sz w:val="17"/>
+              </w:rPr>
+              <w:t>Rock / Psychic</w:t>
+            </w:r>
+          </w:p>
+        </w:tc>
+        <w:tc>
+          <w:tcPr>
+            <w:tcW w:type="dxa" w:w="850"/>
+            <w:vAlign w:val="center"/>
+            <w:tcMar>
+              <w:top w:w="80" w:type="dxa"/>
+              <w:start w:w="120" w:type="dxa"/>
+              <w:bottom w:w="80" w:type="dxa"/>
+              <w:end w:w="120" w:type="dxa"/>
+            </w:tcMar>
+          </w:tcPr>
+          <w:p>
+            <w:pPr>
+              <w:spacing w:after="0"/>
+              <w:jc w:val="center"/>
+            </w:pPr>
+            <w:r>
+              <w:rPr>
+                <w:rFonts w:ascii="Calibri" w:hAnsi="Calibri"/>
+                <w:b/>
+                <w:color w:val="7E4F18"/>
+                <w:sz w:val="17"/>
+              </w:rPr>
+              <w:t>Epic</w:t>
+            </w:r>
+          </w:p>
+        </w:tc>
+        <w:tc>
+          <w:tcPr>
+            <w:tcW w:type="dxa" w:w="5330"/>
+            <w:vAlign w:val="center"/>
+            <w:tcMar>
+              <w:top w:w="80" w:type="dxa"/>
+              <w:start w:w="120" w:type="dxa"/>
+              <w:bottom w:w="80" w:type="dxa"/>
+              <w:end w:w="120" w:type="dxa"/>
+            </w:tcMar>
+          </w:tcPr>
+          <w:p>
+            <w:pPr>
+              <w:spacing w:after="0" w:line="259" w:lineRule="auto"/>
+            </w:pPr>
+            <w:r>
+              <w:rPr>
+                <w:rFonts w:ascii="Calibri" w:hAnsi="Calibri"/>
+                <w:color w:val="2D3237"/>
+                <w:sz w:val="17"/>
+              </w:rPr>
+              <w:t>A floating meteor-fragment creature surrounded by orbiting stone splinters. Its slow rotations subtly alter gravity across a small area.</w:t>
+            </w:r>
+          </w:p>
+        </w:tc>
+      </w:tr>
+      <w:tr>
+        <w:tc>
+          <w:tcPr>
+            <w:tcW w:type="dxa" w:w="430"/>
+            <w:vAlign w:val="center"/>
+            <w:tcMar>
+              <w:top w:w="80" w:type="dxa"/>
+              <w:start w:w="120" w:type="dxa"/>
+              <w:bottom w:w="80" w:type="dxa"/>
+              <w:end w:w="120" w:type="dxa"/>
+            </w:tcMar>
+          </w:tcPr>
+          <w:p>
+            <w:pPr>
+              <w:spacing w:after="0"/>
+              <w:jc w:val="center"/>
+            </w:pPr>
+            <w:r>
+              <w:rPr>
+                <w:rFonts w:ascii="Calibri" w:hAnsi="Calibri"/>
+                <w:b/>
+                <w:color w:val="606973"/>
+                <w:sz w:val="18"/>
+              </w:rPr>
+              <w:t>76</w:t>
+            </w:r>
+          </w:p>
+        </w:tc>
+        <w:tc>
+          <w:tcPr>
+            <w:tcW w:type="dxa" w:w="1500"/>
+            <w:vAlign w:val="center"/>
+            <w:tcMar>
+              <w:top w:w="80" w:type="dxa"/>
+              <w:start w:w="120" w:type="dxa"/>
+              <w:bottom w:w="80" w:type="dxa"/>
+              <w:end w:w="120" w:type="dxa"/>
+            </w:tcMar>
+          </w:tcPr>
+          <w:p>
+            <w:pPr>
+              <w:spacing w:after="20"/>
+            </w:pPr>
+            <w:r>
+              <w:rPr>
+                <w:rFonts w:ascii="Calibri" w:hAnsi="Calibri"/>
+                <w:b/>
+                <w:color w:val="163147"/>
+                <w:sz w:val="19"/>
+              </w:rPr>
+              <w:t>Coldforge</w:t>
+            </w:r>
+          </w:p>
+          <w:p>
+            <w:pPr>
+              <w:spacing w:after="0"/>
+            </w:pPr>
+            <w:r>
+              <w:rPr>
+                <w:rFonts w:ascii="Calibri" w:hAnsi="Calibri"/>
+                <w:b w:val="0"/>
+                <w:i/>
+                <w:color w:val="606973"/>
+                <w:sz w:val="16"/>
+              </w:rPr>
+              <w:t>Standalone</w:t>
+            </w:r>
+          </w:p>
+        </w:tc>
+        <w:tc>
+          <w:tcPr>
+            <w:tcW w:type="dxa" w:w="1250"/>
+            <w:vAlign w:val="center"/>
+            <w:tcMar>
+              <w:top w:w="80" w:type="dxa"/>
+              <w:start w:w="120" w:type="dxa"/>
+              <w:bottom w:w="80" w:type="dxa"/>
+              <w:end w:w="120" w:type="dxa"/>
+            </w:tcMar>
+          </w:tcPr>
+          <w:p>
+            <w:pPr>
+              <w:spacing w:after="0"/>
+              <w:jc w:val="center"/>
+            </w:pPr>
+            <w:r>
+              <w:rPr>
+                <w:rFonts w:ascii="Calibri" w:hAnsi="Calibri"/>
+                <w:b/>
+                <w:color w:val="163147"/>
+                <w:sz w:val="17"/>
+              </w:rPr>
+              <w:t>Steel / Ice</w:t>
+            </w:r>
+          </w:p>
+        </w:tc>
+        <w:tc>
+          <w:tcPr>
+            <w:tcW w:type="dxa" w:w="850"/>
+            <w:vAlign w:val="center"/>
+            <w:tcMar>
+              <w:top w:w="80" w:type="dxa"/>
+              <w:start w:w="120" w:type="dxa"/>
+              <w:bottom w:w="80" w:type="dxa"/>
+              <w:end w:w="120" w:type="dxa"/>
+            </w:tcMar>
+          </w:tcPr>
+          <w:p>
+            <w:pPr>
+              <w:spacing w:after="0"/>
+              <w:jc w:val="center"/>
+            </w:pPr>
+            <w:r>
+              <w:rPr>
+                <w:rFonts w:ascii="Calibri" w:hAnsi="Calibri"/>
+                <w:b/>
+                <w:color w:val="606973"/>
+                <w:sz w:val="17"/>
+              </w:rPr>
+              <w:t>Uncommon</w:t>
+            </w:r>
+          </w:p>
+        </w:tc>
+        <w:tc>
+          <w:tcPr>
+            <w:tcW w:type="dxa" w:w="5330"/>
+            <w:vAlign w:val="center"/>
+            <w:tcMar>
+              <w:top w:w="80" w:type="dxa"/>
+              <w:start w:w="120" w:type="dxa"/>
+              <w:bottom w:w="80" w:type="dxa"/>
+              <w:end w:w="120" w:type="dxa"/>
+            </w:tcMar>
+          </w:tcPr>
+          <w:p>
+            <w:pPr>
+              <w:spacing w:after="0" w:line="259" w:lineRule="auto"/>
+            </w:pPr>
+            <w:r>
+              <w:rPr>
+                <w:rFonts w:ascii="Calibri" w:hAnsi="Calibri"/>
+                <w:color w:val="2D3237"/>
+                <w:sz w:val="17"/>
+              </w:rPr>
+              <w:t>A compact metallic beast with freezing bellows instead of lungs. It shapes brittle ice into durable tools by compressing it between chilled plates.</w:t>
+            </w:r>
+          </w:p>
+        </w:tc>
+      </w:tr>
+      <w:tr>
+        <w:tc>
+          <w:tcPr>
+            <w:tcW w:type="dxa" w:w="430"/>
+            <w:vAlign w:val="center"/>
+            <w:tcMar>
+              <w:top w:w="80" w:type="dxa"/>
+              <w:start w:w="120" w:type="dxa"/>
+              <w:bottom w:w="80" w:type="dxa"/>
+              <w:end w:w="120" w:type="dxa"/>
+            </w:tcMar>
+          </w:tcPr>
+          <w:p>
+            <w:pPr>
+              <w:spacing w:after="0"/>
+              <w:jc w:val="center"/>
+            </w:pPr>
+            <w:r>
+              <w:rPr>
+                <w:rFonts w:ascii="Calibri" w:hAnsi="Calibri"/>
+                <w:b/>
+                <w:color w:val="606973"/>
+                <w:sz w:val="18"/>
+              </w:rPr>
+              <w:t>77</w:t>
+            </w:r>
+          </w:p>
+        </w:tc>
+        <w:tc>
+          <w:tcPr>
+            <w:tcW w:type="dxa" w:w="1500"/>
+            <w:vAlign w:val="center"/>
+            <w:tcMar>
+              <w:top w:w="80" w:type="dxa"/>
+              <w:start w:w="120" w:type="dxa"/>
+              <w:bottom w:w="80" w:type="dxa"/>
+              <w:end w:w="120" w:type="dxa"/>
+            </w:tcMar>
+          </w:tcPr>
+          <w:p>
+            <w:pPr>
+              <w:spacing w:after="20"/>
+            </w:pPr>
+            <w:r>
+              <w:rPr>
+                <w:rFonts w:ascii="Calibri" w:hAnsi="Calibri"/>
+                <w:b/>
+                <w:color w:val="163147"/>
+                <w:sz w:val="19"/>
+              </w:rPr>
+              <w:t>Tumblet</w:t>
+            </w:r>
+          </w:p>
+          <w:p>
+            <w:pPr>
+              <w:spacing w:after="0"/>
+            </w:pPr>
+            <w:r>
+              <w:rPr>
+                <w:rFonts w:ascii="Calibri" w:hAnsi="Calibri"/>
+                <w:b w:val="0"/>
+                <w:i/>
+                <w:color w:val="606973"/>
+                <w:sz w:val="16"/>
+              </w:rPr>
+              <w:t>Standalone</w:t>
+            </w:r>
+          </w:p>
+        </w:tc>
+        <w:tc>
+          <w:tcPr>
+            <w:tcW w:type="dxa" w:w="1250"/>
+            <w:vAlign w:val="center"/>
+            <w:tcMar>
+              <w:top w:w="80" w:type="dxa"/>
+              <w:start w:w="120" w:type="dxa"/>
+              <w:bottom w:w="80" w:type="dxa"/>
+              <w:end w:w="120" w:type="dxa"/>
+            </w:tcMar>
+          </w:tcPr>
+          <w:p>
+            <w:pPr>
+              <w:spacing w:after="0"/>
+              <w:jc w:val="center"/>
+            </w:pPr>
+            <w:r>
+              <w:rPr>
+                <w:rFonts w:ascii="Calibri" w:hAnsi="Calibri"/>
+                <w:b/>
+                <w:color w:val="163147"/>
+                <w:sz w:val="17"/>
+              </w:rPr>
+              <w:t>Normal / Ground</w:t>
+            </w:r>
+          </w:p>
+        </w:tc>
+        <w:tc>
+          <w:tcPr>
+            <w:tcW w:type="dxa" w:w="850"/>
+            <w:vAlign w:val="center"/>
+            <w:tcMar>
+              <w:top w:w="80" w:type="dxa"/>
+              <w:start w:w="120" w:type="dxa"/>
+              <w:bottom w:w="80" w:type="dxa"/>
+              <w:end w:w="120" w:type="dxa"/>
+            </w:tcMar>
+          </w:tcPr>
+          <w:p>
+            <w:pPr>
+              <w:spacing w:after="0"/>
+              <w:jc w:val="center"/>
+            </w:pPr>
+            <w:r>
+              <w:rPr>
+                <w:rFonts w:ascii="Calibri" w:hAnsi="Calibri"/>
+                <w:b/>
+                <w:color w:val="606973"/>
+                <w:sz w:val="17"/>
+              </w:rPr>
+              <w:t>Common</w:t>
+            </w:r>
+          </w:p>
+        </w:tc>
+        <w:tc>
+          <w:tcPr>
+            <w:tcW w:type="dxa" w:w="5330"/>
+            <w:vAlign w:val="center"/>
+            <w:tcMar>
+              <w:top w:w="80" w:type="dxa"/>
+              <w:start w:w="120" w:type="dxa"/>
+              <w:bottom w:w="80" w:type="dxa"/>
+              <w:end w:w="120" w:type="dxa"/>
+            </w:tcMar>
+          </w:tcPr>
+          <w:p>
+            <w:pPr>
+              <w:spacing w:after="0" w:line="259" w:lineRule="auto"/>
+            </w:pPr>
+            <w:r>
+              <w:rPr>
+                <w:rFonts w:ascii="Calibri" w:hAnsi="Calibri"/>
+                <w:color w:val="2D3237"/>
+                <w:sz w:val="17"/>
+              </w:rPr>
+              <w:t>A round prairie runner with a layered grass-fiber coat. It curls into a wheel and scatters stored seeds while rolling.</w:t>
+            </w:r>
+          </w:p>
+        </w:tc>
+      </w:tr>
+      <w:tr>
+        <w:tc>
+          <w:tcPr>
+            <w:tcW w:type="dxa" w:w="430"/>
+            <w:vAlign w:val="center"/>
+            <w:tcMar>
+              <w:top w:w="80" w:type="dxa"/>
+              <w:start w:w="120" w:type="dxa"/>
+              <w:bottom w:w="80" w:type="dxa"/>
+              <w:end w:w="120" w:type="dxa"/>
+            </w:tcMar>
+          </w:tcPr>
+          <w:p>
+            <w:pPr>
+              <w:spacing w:after="0"/>
+              <w:jc w:val="center"/>
+            </w:pPr>
+            <w:r>
+              <w:rPr>
+                <w:rFonts w:ascii="Calibri" w:hAnsi="Calibri"/>
+                <w:b/>
+                <w:color w:val="606973"/>
+                <w:sz w:val="18"/>
+              </w:rPr>
+              <w:t>78</w:t>
+            </w:r>
+          </w:p>
+        </w:tc>
+        <w:tc>
+          <w:tcPr>
+            <w:tcW w:type="dxa" w:w="1500"/>
+            <w:vAlign w:val="center"/>
+            <w:tcMar>
+              <w:top w:w="80" w:type="dxa"/>
+              <w:start w:w="120" w:type="dxa"/>
+              <w:bottom w:w="80" w:type="dxa"/>
+              <w:end w:w="120" w:type="dxa"/>
+            </w:tcMar>
+          </w:tcPr>
+          <w:p>
+            <w:pPr>
+              <w:spacing w:after="20"/>
+            </w:pPr>
+            <w:r>
+              <w:rPr>
+                <w:rFonts w:ascii="Calibri" w:hAnsi="Calibri"/>
+                <w:b/>
+                <w:color w:val="163147"/>
+                <w:sz w:val="19"/>
+              </w:rPr>
+              <w:t>Glimmerguilt</w:t>
+            </w:r>
+          </w:p>
+          <w:p>
+            <w:pPr>
+              <w:spacing w:after="0"/>
+            </w:pPr>
+            <w:r>
+              <w:rPr>
+                <w:rFonts w:ascii="Calibri" w:hAnsi="Calibri"/>
+                <w:b w:val="0"/>
+                <w:i/>
+                <w:color w:val="606973"/>
+                <w:sz w:val="16"/>
+              </w:rPr>
+              <w:t>Standalone</w:t>
+            </w:r>
+          </w:p>
+        </w:tc>
+        <w:tc>
+          <w:tcPr>
+            <w:tcW w:type="dxa" w:w="1250"/>
+            <w:vAlign w:val="center"/>
+            <w:tcMar>
+              <w:top w:w="80" w:type="dxa"/>
+              <w:start w:w="120" w:type="dxa"/>
+              <w:bottom w:w="80" w:type="dxa"/>
+              <w:end w:w="120" w:type="dxa"/>
+            </w:tcMar>
+          </w:tcPr>
+          <w:p>
+            <w:pPr>
+              <w:spacing w:after="0"/>
+              <w:jc w:val="center"/>
+            </w:pPr>
+            <w:r>
+              <w:rPr>
+                <w:rFonts w:ascii="Calibri" w:hAnsi="Calibri"/>
+                <w:b/>
+                <w:color w:val="163147"/>
+                <w:sz w:val="17"/>
+              </w:rPr>
+              <w:t>Fairy / Dark</w:t>
+            </w:r>
+          </w:p>
+        </w:tc>
+        <w:tc>
+          <w:tcPr>
+            <w:tcW w:type="dxa" w:w="850"/>
+            <w:vAlign w:val="center"/>
+            <w:tcMar>
+              <w:top w:w="80" w:type="dxa"/>
+              <w:start w:w="120" w:type="dxa"/>
+              <w:bottom w:w="80" w:type="dxa"/>
+              <w:end w:w="120" w:type="dxa"/>
+            </w:tcMar>
+          </w:tcPr>
+          <w:p>
+            <w:pPr>
+              <w:spacing w:after="0"/>
+              <w:jc w:val="center"/>
+            </w:pPr>
+            <w:r>
+              <w:rPr>
+                <w:rFonts w:ascii="Calibri" w:hAnsi="Calibri"/>
+                <w:b/>
+                <w:color w:val="606973"/>
+                <w:sz w:val="17"/>
+              </w:rPr>
+              <w:t>Common</w:t>
+            </w:r>
+          </w:p>
+        </w:tc>
+        <w:tc>
+          <w:tcPr>
+            <w:tcW w:type="dxa" w:w="5330"/>
+            <w:vAlign w:val="center"/>
+            <w:tcMar>
+              <w:top w:w="80" w:type="dxa"/>
+              <w:start w:w="120" w:type="dxa"/>
+              <w:bottom w:w="80" w:type="dxa"/>
+              <w:end w:w="120" w:type="dxa"/>
+            </w:tcMar>
+          </w:tcPr>
+          <w:p>
+            <w:pPr>
+              <w:spacing w:after="0" w:line="259" w:lineRule="auto"/>
+            </w:pPr>
+            <w:r>
+              <w:rPr>
+                <w:rFonts w:ascii="Calibri" w:hAnsi="Calibri"/>
+                <w:color w:val="2D3237"/>
+                <w:sz w:val="17"/>
+              </w:rPr>
+              <w:t>A glossy masked creature that grows brighter after taking something unfairly. It cannot dim again until the object is returned.</w:t>
+            </w:r>
+          </w:p>
+        </w:tc>
+      </w:tr>
+      <w:tr>
+        <w:tc>
+          <w:tcPr>
+            <w:tcW w:type="dxa" w:w="430"/>
+            <w:vAlign w:val="center"/>
+            <w:tcMar>
+              <w:top w:w="80" w:type="dxa"/>
+              <w:start w:w="120" w:type="dxa"/>
+              <w:bottom w:w="80" w:type="dxa"/>
+              <w:end w:w="120" w:type="dxa"/>
+            </w:tcMar>
+          </w:tcPr>
+          <w:p>
+            <w:pPr>
+              <w:spacing w:after="0"/>
+              <w:jc w:val="center"/>
+            </w:pPr>
+            <w:r>
+              <w:rPr>
+                <w:rFonts w:ascii="Calibri" w:hAnsi="Calibri"/>
+                <w:b/>
+                <w:color w:val="606973"/>
+                <w:sz w:val="18"/>
+              </w:rPr>
+              <w:t>79</w:t>
+            </w:r>
+          </w:p>
+        </w:tc>
+        <w:tc>
+          <w:tcPr>
+            <w:tcW w:type="dxa" w:w="1500"/>
+            <w:vAlign w:val="center"/>
+            <w:tcMar>
+              <w:top w:w="80" w:type="dxa"/>
+              <w:start w:w="120" w:type="dxa"/>
+              <w:bottom w:w="80" w:type="dxa"/>
+              <w:end w:w="120" w:type="dxa"/>
+            </w:tcMar>
+          </w:tcPr>
+          <w:p>
+            <w:pPr>
+              <w:spacing w:after="20"/>
+            </w:pPr>
+            <w:r>
+              <w:rPr>
+                <w:rFonts w:ascii="Calibri" w:hAnsi="Calibri"/>
+                <w:b/>
+                <w:color w:val="163147"/>
+                <w:sz w:val="19"/>
+              </w:rPr>
+              <w:t>Eonbriar</w:t>
+            </w:r>
+          </w:p>
+          <w:p>
+            <w:pPr>
+              <w:spacing w:after="0"/>
+            </w:pPr>
+            <w:r>
+              <w:rPr>
+                <w:rFonts w:ascii="Calibri" w:hAnsi="Calibri"/>
+                <w:b w:val="0"/>
+                <w:i/>
+                <w:color w:val="606973"/>
+                <w:sz w:val="16"/>
+              </w:rPr>
+              <w:t>Standalone</w:t>
+            </w:r>
+          </w:p>
+        </w:tc>
+        <w:tc>
+          <w:tcPr>
+            <w:tcW w:type="dxa" w:w="1250"/>
+            <w:vAlign w:val="center"/>
+            <w:tcMar>
+              <w:top w:w="80" w:type="dxa"/>
+              <w:start w:w="120" w:type="dxa"/>
+              <w:bottom w:w="80" w:type="dxa"/>
+              <w:end w:w="120" w:type="dxa"/>
+            </w:tcMar>
+          </w:tcPr>
+          <w:p>
+            <w:pPr>
+              <w:spacing w:after="0"/>
+              <w:jc w:val="center"/>
+            </w:pPr>
+            <w:r>
+              <w:rPr>
+                <w:rFonts w:ascii="Calibri" w:hAnsi="Calibri"/>
+                <w:b/>
+                <w:color w:val="163147"/>
+                <w:sz w:val="17"/>
+              </w:rPr>
+              <w:t>Grass / Dragon</w:t>
+            </w:r>
+          </w:p>
+        </w:tc>
+        <w:tc>
+          <w:tcPr>
+            <w:tcW w:type="dxa" w:w="850"/>
+            <w:vAlign w:val="center"/>
+            <w:tcMar>
+              <w:top w:w="80" w:type="dxa"/>
+              <w:start w:w="120" w:type="dxa"/>
+              <w:bottom w:w="80" w:type="dxa"/>
+              <w:end w:w="120" w:type="dxa"/>
+            </w:tcMar>
+          </w:tcPr>
+          <w:p>
+            <w:pPr>
+              <w:spacing w:after="0"/>
+              <w:jc w:val="center"/>
+            </w:pPr>
+            <w:r>
+              <w:rPr>
+                <w:rFonts w:ascii="Calibri" w:hAnsi="Calibri"/>
+                <w:b/>
+                <w:color w:val="7E4F18"/>
+                <w:sz w:val="17"/>
+              </w:rPr>
+              <w:t>Legendary</w:t>
+            </w:r>
+          </w:p>
+        </w:tc>
+        <w:tc>
+          <w:tcPr>
+            <w:tcW w:type="dxa" w:w="5330"/>
+            <w:vAlign w:val="center"/>
+            <w:tcMar>
+              <w:top w:w="80" w:type="dxa"/>
+              <w:start w:w="120" w:type="dxa"/>
+              <w:bottom w:w="80" w:type="dxa"/>
+              <w:end w:w="120" w:type="dxa"/>
+            </w:tcMar>
+          </w:tcPr>
+          <w:p>
+            <w:pPr>
+              <w:spacing w:after="0" w:line="259" w:lineRule="auto"/>
+            </w:pPr>
+            <w:r>
+              <w:rPr>
+                <w:rFonts w:ascii="Calibri" w:hAnsi="Calibri"/>
+                <w:color w:val="2D3237"/>
+                <w:sz w:val="17"/>
+              </w:rPr>
+              <w:t>An ancient branching dragon whose body resembles a moving root system. Its rare awakenings reconnect habitats separated by ruined land.</w:t>
+            </w:r>
+          </w:p>
+        </w:tc>
+      </w:tr>
+      <w:tr>
+        <w:tc>
+          <w:tcPr>
+            <w:tcW w:type="dxa" w:w="430"/>
+            <w:vAlign w:val="center"/>
+            <w:tcMar>
+              <w:top w:w="80" w:type="dxa"/>
+              <w:start w:w="120" w:type="dxa"/>
+              <w:bottom w:w="80" w:type="dxa"/>
+              <w:end w:w="120" w:type="dxa"/>
+            </w:tcMar>
+          </w:tcPr>
+          <w:p>
+            <w:pPr>
+              <w:spacing w:after="0"/>
+              <w:jc w:val="center"/>
+            </w:pPr>
+            <w:r>
+              <w:rPr>
+                <w:rFonts w:ascii="Calibri" w:hAnsi="Calibri"/>
+                <w:b/>
+                <w:color w:val="606973"/>
+                <w:sz w:val="18"/>
+              </w:rPr>
+              <w:t>80</w:t>
+            </w:r>
+          </w:p>
+        </w:tc>
+        <w:tc>
+          <w:tcPr>
+            <w:tcW w:type="dxa" w:w="1500"/>
+            <w:vAlign w:val="center"/>
+            <w:tcMar>
+              <w:top w:w="80" w:type="dxa"/>
+              <w:start w:w="120" w:type="dxa"/>
+              <w:bottom w:w="80" w:type="dxa"/>
+              <w:end w:w="120" w:type="dxa"/>
+            </w:tcMar>
+          </w:tcPr>
+          <w:p>
+            <w:pPr>
+              <w:spacing w:after="20"/>
+            </w:pPr>
+            <w:r>
+              <w:rPr>
+                <w:rFonts w:ascii="Calibri" w:hAnsi="Calibri"/>
+                <w:b/>
+                <w:color w:val="163147"/>
+                <w:sz w:val="19"/>
+              </w:rPr>
+              <w:t>Resonuckle</w:t>
+            </w:r>
+          </w:p>
+          <w:p>
+            <w:pPr>
+              <w:spacing w:after="0"/>
+            </w:pPr>
+            <w:r>
+              <w:rPr>
+                <w:rFonts w:ascii="Calibri" w:hAnsi="Calibri"/>
+                <w:b w:val="0"/>
+                <w:i/>
+                <w:color w:val="606973"/>
+                <w:sz w:val="16"/>
+              </w:rPr>
+              <w:t>Standalone</w:t>
+            </w:r>
+          </w:p>
+        </w:tc>
+        <w:tc>
+          <w:tcPr>
+            <w:tcW w:type="dxa" w:w="1250"/>
+            <w:vAlign w:val="center"/>
+            <w:tcMar>
+              <w:top w:w="80" w:type="dxa"/>
+              <w:start w:w="120" w:type="dxa"/>
+              <w:bottom w:w="80" w:type="dxa"/>
+              <w:end w:w="120" w:type="dxa"/>
+            </w:tcMar>
+          </w:tcPr>
+          <w:p>
+            <w:pPr>
+              <w:spacing w:after="0"/>
+              <w:jc w:val="center"/>
+            </w:pPr>
+            <w:r>
+              <w:rPr>
+                <w:rFonts w:ascii="Calibri" w:hAnsi="Calibri"/>
+                <w:b/>
+                <w:color w:val="163147"/>
+                <w:sz w:val="17"/>
+              </w:rPr>
+              <w:t>Fighting / Psychic</w:t>
+            </w:r>
+          </w:p>
+        </w:tc>
+        <w:tc>
+          <w:tcPr>
+            <w:tcW w:type="dxa" w:w="850"/>
+            <w:vAlign w:val="center"/>
+            <w:tcMar>
+              <w:top w:w="80" w:type="dxa"/>
+              <w:start w:w="120" w:type="dxa"/>
+              <w:bottom w:w="80" w:type="dxa"/>
+              <w:end w:w="120" w:type="dxa"/>
+            </w:tcMar>
+          </w:tcPr>
+          <w:p>
+            <w:pPr>
+              <w:spacing w:after="0"/>
+              <w:jc w:val="center"/>
+            </w:pPr>
+            <w:r>
+              <w:rPr>
+                <w:rFonts w:ascii="Calibri" w:hAnsi="Calibri"/>
+                <w:b/>
+                <w:color w:val="606973"/>
+                <w:sz w:val="17"/>
+              </w:rPr>
+              <w:t>Rare</w:t>
+            </w:r>
+          </w:p>
+        </w:tc>
+        <w:tc>
+          <w:tcPr>
+            <w:tcW w:type="dxa" w:w="5330"/>
+            <w:vAlign w:val="center"/>
+            <w:tcMar>
+              <w:top w:w="80" w:type="dxa"/>
+              <w:start w:w="120" w:type="dxa"/>
+              <w:bottom w:w="80" w:type="dxa"/>
+              <w:end w:w="120" w:type="dxa"/>
+            </w:tcMar>
+          </w:tcPr>
+          <w:p>
+            <w:pPr>
+              <w:spacing w:after="0" w:line="259" w:lineRule="auto"/>
+            </w:pPr>
+            <w:r>
+              <w:rPr>
+                <w:rFonts w:ascii="Calibri" w:hAnsi="Calibri"/>
+                <w:color w:val="2D3237"/>
+                <w:sz w:val="17"/>
+              </w:rPr>
+              <w:t>A disciplined cave guardian with tuning-fork forearms. It reads vibrations through stone and counters attacks with precisely timed resonant strikes.</w:t>
             </w:r>
           </w:p>
         </w:tc>

--- a/docs/The_Monster_Exchange_Initial_Monster_Catalog.docx
+++ b/docs/The_Monster_Exchange_Initial_Monster_Catalog.docx
@@ -12405,6 +12405,3294 @@
                 <w:sz w:val="17"/>
               </w:rPr>
               <w:t>A disciplined cave guardian with tuning-fork forearms. It reads vibrations through stone and counters attacks with precisely timed resonant strikes.</w:t>
+            </w:r>
+          </w:p>
+        </w:tc>
+      </w:tr>
+    </w:tbl>
+    <w:p>
+      <w:r>
+        <w:br w:type="page"/>
+      </w:r>
+    </w:p>
+    <w:p>
+      <w:pPr>
+        <w:pStyle w:val="Heading1"/>
+      </w:pPr>
+      <w:r>
+        <w:t>Roster Expansion - Concepts 81-100</w:t>
+      </w:r>
+    </w:p>
+    <w:p>
+      <w:pPr>
+        <w:spacing w:after="160"/>
+      </w:pPr>
+      <w:r>
+        <w:t>A compact third set covering every combat type, with no additional Legendary concept.</w:t>
+      </w:r>
+    </w:p>
+    <w:tbl>
+      <w:tblPr>
+        <w:tblStyle w:val="TableGrid"/>
+        <w:tblW w:type="dxa" w:w="9360"/>
+        <w:jc w:val="left"/>
+        <w:tblLayout w:type="fixed"/>
+        <w:tblLook w:firstColumn="1" w:firstRow="1" w:lastColumn="0" w:lastRow="0" w:noHBand="0" w:noVBand="1" w:val="04A0"/>
+        <w:tblInd w:w="120" w:type="dxa"/>
+      </w:tblPr>
+      <w:tblGrid>
+        <w:gridCol w:w="430"/>
+        <w:gridCol w:w="1500"/>
+        <w:gridCol w:w="1250"/>
+        <w:gridCol w:w="850"/>
+        <w:gridCol w:w="5330"/>
+      </w:tblGrid>
+      <w:tr>
+        <w:trPr>
+          <w:tblHeader w:val="true"/>
+        </w:trPr>
+        <w:tc>
+          <w:tcPr>
+            <w:tcW w:type="dxa" w:w="430"/>
+            <w:shd w:fill="E8EEF5"/>
+            <w:vAlign w:val="center"/>
+            <w:tcMar>
+              <w:top w:w="80" w:type="dxa"/>
+              <w:start w:w="120" w:type="dxa"/>
+              <w:bottom w:w="80" w:type="dxa"/>
+              <w:end w:w="120" w:type="dxa"/>
+            </w:tcMar>
+          </w:tcPr>
+          <w:p>
+            <w:pPr>
+              <w:spacing w:after="0"/>
+              <w:jc w:val="center"/>
+            </w:pPr>
+            <w:r>
+              <w:rPr>
+                <w:rFonts w:ascii="Calibri" w:hAnsi="Calibri"/>
+                <w:b/>
+                <w:i w:val="0"/>
+                <w:color w:val="163147"/>
+                <w:sz w:val="18"/>
+              </w:rPr>
+              <w:t>#</w:t>
+            </w:r>
+          </w:p>
+        </w:tc>
+        <w:tc>
+          <w:tcPr>
+            <w:tcW w:type="dxa" w:w="1500"/>
+            <w:shd w:fill="E8EEF5"/>
+            <w:vAlign w:val="center"/>
+            <w:tcMar>
+              <w:top w:w="80" w:type="dxa"/>
+              <w:start w:w="120" w:type="dxa"/>
+              <w:bottom w:w="80" w:type="dxa"/>
+              <w:end w:w="120" w:type="dxa"/>
+            </w:tcMar>
+          </w:tcPr>
+          <w:p>
+            <w:pPr>
+              <w:spacing w:after="0"/>
+              <w:jc w:val="center"/>
+            </w:pPr>
+            <w:r>
+              <w:rPr>
+                <w:rFonts w:ascii="Calibri" w:hAnsi="Calibri"/>
+                <w:b/>
+                <w:i w:val="0"/>
+                <w:color w:val="163147"/>
+                <w:sz w:val="18"/>
+              </w:rPr>
+              <w:t>Name / Line</w:t>
+            </w:r>
+          </w:p>
+        </w:tc>
+        <w:tc>
+          <w:tcPr>
+            <w:tcW w:type="dxa" w:w="1250"/>
+            <w:shd w:fill="E8EEF5"/>
+            <w:vAlign w:val="center"/>
+            <w:tcMar>
+              <w:top w:w="80" w:type="dxa"/>
+              <w:start w:w="120" w:type="dxa"/>
+              <w:bottom w:w="80" w:type="dxa"/>
+              <w:end w:w="120" w:type="dxa"/>
+            </w:tcMar>
+          </w:tcPr>
+          <w:p>
+            <w:pPr>
+              <w:spacing w:after="0"/>
+              <w:jc w:val="center"/>
+            </w:pPr>
+            <w:r>
+              <w:rPr>
+                <w:rFonts w:ascii="Calibri" w:hAnsi="Calibri"/>
+                <w:b/>
+                <w:i w:val="0"/>
+                <w:color w:val="163147"/>
+                <w:sz w:val="18"/>
+              </w:rPr>
+              <w:t>Type</w:t>
+            </w:r>
+          </w:p>
+        </w:tc>
+        <w:tc>
+          <w:tcPr>
+            <w:tcW w:type="dxa" w:w="850"/>
+            <w:shd w:fill="E8EEF5"/>
+            <w:vAlign w:val="center"/>
+            <w:tcMar>
+              <w:top w:w="80" w:type="dxa"/>
+              <w:start w:w="120" w:type="dxa"/>
+              <w:bottom w:w="80" w:type="dxa"/>
+              <w:end w:w="120" w:type="dxa"/>
+            </w:tcMar>
+          </w:tcPr>
+          <w:p>
+            <w:pPr>
+              <w:spacing w:after="0"/>
+              <w:jc w:val="center"/>
+            </w:pPr>
+            <w:r>
+              <w:rPr>
+                <w:rFonts w:ascii="Calibri" w:hAnsi="Calibri"/>
+                <w:b/>
+                <w:i w:val="0"/>
+                <w:color w:val="163147"/>
+                <w:sz w:val="18"/>
+              </w:rPr>
+              <w:t>Rarity</w:t>
+            </w:r>
+          </w:p>
+        </w:tc>
+        <w:tc>
+          <w:tcPr>
+            <w:tcW w:type="dxa" w:w="5330"/>
+            <w:shd w:fill="E8EEF5"/>
+            <w:vAlign w:val="center"/>
+            <w:tcMar>
+              <w:top w:w="80" w:type="dxa"/>
+              <w:start w:w="120" w:type="dxa"/>
+              <w:bottom w:w="80" w:type="dxa"/>
+              <w:end w:w="120" w:type="dxa"/>
+            </w:tcMar>
+          </w:tcPr>
+          <w:p>
+            <w:pPr>
+              <w:spacing w:after="0"/>
+              <w:jc w:val="left"/>
+            </w:pPr>
+            <w:r>
+              <w:rPr>
+                <w:rFonts w:ascii="Calibri" w:hAnsi="Calibri"/>
+                <w:b/>
+                <w:i w:val="0"/>
+                <w:color w:val="163147"/>
+                <w:sz w:val="18"/>
+              </w:rPr>
+              <w:t>Appearance and short description</w:t>
+            </w:r>
+          </w:p>
+        </w:tc>
+      </w:tr>
+      <w:tr>
+        <w:tc>
+          <w:tcPr>
+            <w:tcW w:type="dxa" w:w="430"/>
+            <w:vAlign w:val="center"/>
+            <w:tcMar>
+              <w:top w:w="80" w:type="dxa"/>
+              <w:start w:w="120" w:type="dxa"/>
+              <w:bottom w:w="80" w:type="dxa"/>
+              <w:end w:w="120" w:type="dxa"/>
+            </w:tcMar>
+          </w:tcPr>
+          <w:p>
+            <w:pPr>
+              <w:spacing w:after="0"/>
+              <w:jc w:val="center"/>
+            </w:pPr>
+            <w:r>
+              <w:rPr>
+                <w:rFonts w:ascii="Calibri" w:hAnsi="Calibri"/>
+                <w:b/>
+                <w:i w:val="0"/>
+                <w:color w:val="606973"/>
+                <w:sz w:val="18"/>
+              </w:rPr>
+              <w:t>81</w:t>
+            </w:r>
+          </w:p>
+        </w:tc>
+        <w:tc>
+          <w:tcPr>
+            <w:tcW w:type="dxa" w:w="1500"/>
+            <w:vAlign w:val="center"/>
+            <w:tcMar>
+              <w:top w:w="80" w:type="dxa"/>
+              <w:start w:w="120" w:type="dxa"/>
+              <w:bottom w:w="80" w:type="dxa"/>
+              <w:end w:w="120" w:type="dxa"/>
+            </w:tcMar>
+          </w:tcPr>
+          <w:p>
+            <w:pPr>
+              <w:spacing w:after="20"/>
+            </w:pPr>
+            <w:r>
+              <w:rPr>
+                <w:rFonts w:ascii="Calibri" w:hAnsi="Calibri"/>
+                <w:b/>
+                <w:i w:val="0"/>
+                <w:color w:val="163147"/>
+                <w:sz w:val="19"/>
+              </w:rPr>
+              <w:t>Quillop</w:t>
+            </w:r>
+          </w:p>
+          <w:p>
+            <w:pPr>
+              <w:spacing w:after="0"/>
+            </w:pPr>
+            <w:r>
+              <w:rPr>
+                <w:rFonts w:ascii="Calibri" w:hAnsi="Calibri"/>
+                <w:b w:val="0"/>
+                <w:i/>
+                <w:color w:val="606973"/>
+                <w:sz w:val="16"/>
+              </w:rPr>
+              <w:t>Stage 1 of 2</w:t>
+            </w:r>
+          </w:p>
+        </w:tc>
+        <w:tc>
+          <w:tcPr>
+            <w:tcW w:type="dxa" w:w="1250"/>
+            <w:vAlign w:val="center"/>
+            <w:tcMar>
+              <w:top w:w="80" w:type="dxa"/>
+              <w:start w:w="120" w:type="dxa"/>
+              <w:bottom w:w="80" w:type="dxa"/>
+              <w:end w:w="120" w:type="dxa"/>
+            </w:tcMar>
+          </w:tcPr>
+          <w:p>
+            <w:pPr>
+              <w:spacing w:after="0"/>
+              <w:jc w:val="center"/>
+            </w:pPr>
+            <w:r>
+              <w:rPr>
+                <w:rFonts w:ascii="Calibri" w:hAnsi="Calibri"/>
+                <w:b/>
+                <w:i w:val="0"/>
+                <w:color w:val="163147"/>
+                <w:sz w:val="17"/>
+              </w:rPr>
+              <w:t>Normal</w:t>
+            </w:r>
+          </w:p>
+        </w:tc>
+        <w:tc>
+          <w:tcPr>
+            <w:tcW w:type="dxa" w:w="850"/>
+            <w:vAlign w:val="center"/>
+            <w:tcMar>
+              <w:top w:w="80" w:type="dxa"/>
+              <w:start w:w="120" w:type="dxa"/>
+              <w:bottom w:w="80" w:type="dxa"/>
+              <w:end w:w="120" w:type="dxa"/>
+            </w:tcMar>
+          </w:tcPr>
+          <w:p>
+            <w:pPr>
+              <w:spacing w:after="0"/>
+              <w:jc w:val="center"/>
+            </w:pPr>
+            <w:r>
+              <w:rPr>
+                <w:rFonts w:ascii="Calibri" w:hAnsi="Calibri"/>
+                <w:b/>
+                <w:i w:val="0"/>
+                <w:color w:val="606973"/>
+                <w:sz w:val="17"/>
+              </w:rPr>
+              <w:t>Common</w:t>
+            </w:r>
+          </w:p>
+        </w:tc>
+        <w:tc>
+          <w:tcPr>
+            <w:tcW w:type="dxa" w:w="5330"/>
+            <w:vAlign w:val="center"/>
+            <w:tcMar>
+              <w:top w:w="80" w:type="dxa"/>
+              <w:start w:w="120" w:type="dxa"/>
+              <w:bottom w:w="80" w:type="dxa"/>
+              <w:end w:w="120" w:type="dxa"/>
+            </w:tcMar>
+          </w:tcPr>
+          <w:p>
+            <w:pPr>
+              <w:spacing w:after="0" w:line="259" w:lineRule="auto"/>
+            </w:pPr>
+            <w:r>
+              <w:rPr>
+                <w:rFonts w:ascii="Calibri" w:hAnsi="Calibri"/>
+                <w:b w:val="0"/>
+                <w:i w:val="0"/>
+                <w:color w:val="2D3237"/>
+                <w:sz w:val="17"/>
+              </w:rPr>
+              <w:t>A round grassland browser with flexible quills and an ink-dark nose. It arranges shed quills into simple markers around feeding grounds.</w:t>
+            </w:r>
+          </w:p>
+        </w:tc>
+      </w:tr>
+      <w:tr>
+        <w:tc>
+          <w:tcPr>
+            <w:tcW w:type="dxa" w:w="430"/>
+            <w:vAlign w:val="center"/>
+            <w:tcMar>
+              <w:top w:w="80" w:type="dxa"/>
+              <w:start w:w="120" w:type="dxa"/>
+              <w:bottom w:w="80" w:type="dxa"/>
+              <w:end w:w="120" w:type="dxa"/>
+            </w:tcMar>
+          </w:tcPr>
+          <w:p>
+            <w:pPr>
+              <w:spacing w:after="0"/>
+              <w:jc w:val="center"/>
+            </w:pPr>
+            <w:r>
+              <w:rPr>
+                <w:rFonts w:ascii="Calibri" w:hAnsi="Calibri"/>
+                <w:b/>
+                <w:i w:val="0"/>
+                <w:color w:val="606973"/>
+                <w:sz w:val="18"/>
+              </w:rPr>
+              <w:t>82</w:t>
+            </w:r>
+          </w:p>
+        </w:tc>
+        <w:tc>
+          <w:tcPr>
+            <w:tcW w:type="dxa" w:w="1500"/>
+            <w:vAlign w:val="center"/>
+            <w:tcMar>
+              <w:top w:w="80" w:type="dxa"/>
+              <w:start w:w="120" w:type="dxa"/>
+              <w:bottom w:w="80" w:type="dxa"/>
+              <w:end w:w="120" w:type="dxa"/>
+            </w:tcMar>
+          </w:tcPr>
+          <w:p>
+            <w:pPr>
+              <w:spacing w:after="20"/>
+            </w:pPr>
+            <w:r>
+              <w:rPr>
+                <w:rFonts w:ascii="Calibri" w:hAnsi="Calibri"/>
+                <w:b/>
+                <w:i w:val="0"/>
+                <w:color w:val="163147"/>
+                <w:sz w:val="19"/>
+              </w:rPr>
+              <w:t>Scribetail</w:t>
+            </w:r>
+          </w:p>
+          <w:p>
+            <w:pPr>
+              <w:spacing w:after="0"/>
+            </w:pPr>
+            <w:r>
+              <w:rPr>
+                <w:rFonts w:ascii="Calibri" w:hAnsi="Calibri"/>
+                <w:b w:val="0"/>
+                <w:i/>
+                <w:color w:val="606973"/>
+                <w:sz w:val="16"/>
+              </w:rPr>
+              <w:t>Stage 2 of 2</w:t>
+            </w:r>
+          </w:p>
+        </w:tc>
+        <w:tc>
+          <w:tcPr>
+            <w:tcW w:type="dxa" w:w="1250"/>
+            <w:vAlign w:val="center"/>
+            <w:tcMar>
+              <w:top w:w="80" w:type="dxa"/>
+              <w:start w:w="120" w:type="dxa"/>
+              <w:bottom w:w="80" w:type="dxa"/>
+              <w:end w:w="120" w:type="dxa"/>
+            </w:tcMar>
+          </w:tcPr>
+          <w:p>
+            <w:pPr>
+              <w:spacing w:after="0"/>
+              <w:jc w:val="center"/>
+            </w:pPr>
+            <w:r>
+              <w:rPr>
+                <w:rFonts w:ascii="Calibri" w:hAnsi="Calibri"/>
+                <w:b/>
+                <w:i w:val="0"/>
+                <w:color w:val="163147"/>
+                <w:sz w:val="17"/>
+              </w:rPr>
+              <w:t>Normal / Psychic</w:t>
+            </w:r>
+          </w:p>
+        </w:tc>
+        <w:tc>
+          <w:tcPr>
+            <w:tcW w:type="dxa" w:w="850"/>
+            <w:vAlign w:val="center"/>
+            <w:tcMar>
+              <w:top w:w="80" w:type="dxa"/>
+              <w:start w:w="120" w:type="dxa"/>
+              <w:bottom w:w="80" w:type="dxa"/>
+              <w:end w:w="120" w:type="dxa"/>
+            </w:tcMar>
+          </w:tcPr>
+          <w:p>
+            <w:pPr>
+              <w:spacing w:after="0"/>
+              <w:jc w:val="center"/>
+            </w:pPr>
+            <w:r>
+              <w:rPr>
+                <w:rFonts w:ascii="Calibri" w:hAnsi="Calibri"/>
+                <w:b/>
+                <w:i w:val="0"/>
+                <w:color w:val="606973"/>
+                <w:sz w:val="17"/>
+              </w:rPr>
+              <w:t>Uncommon</w:t>
+            </w:r>
+          </w:p>
+        </w:tc>
+        <w:tc>
+          <w:tcPr>
+            <w:tcW w:type="dxa" w:w="5330"/>
+            <w:vAlign w:val="center"/>
+            <w:tcMar>
+              <w:top w:w="80" w:type="dxa"/>
+              <w:start w:w="120" w:type="dxa"/>
+              <w:bottom w:w="80" w:type="dxa"/>
+              <w:end w:w="120" w:type="dxa"/>
+            </w:tcMar>
+          </w:tcPr>
+          <w:p>
+            <w:pPr>
+              <w:spacing w:after="0" w:line="259" w:lineRule="auto"/>
+            </w:pPr>
+            <w:r>
+              <w:rPr>
+                <w:rFonts w:ascii="Calibri" w:hAnsi="Calibri"/>
+                <w:b w:val="0"/>
+                <w:i w:val="0"/>
+                <w:color w:val="2D3237"/>
+                <w:sz w:val="17"/>
+              </w:rPr>
+              <w:t>A poised long-tailed creature whose quills move without being touched. It records remembered paths as precise patterns in soil and bark.</w:t>
+            </w:r>
+          </w:p>
+        </w:tc>
+      </w:tr>
+      <w:tr>
+        <w:tc>
+          <w:tcPr>
+            <w:tcW w:type="dxa" w:w="430"/>
+            <w:vAlign w:val="center"/>
+            <w:tcMar>
+              <w:top w:w="80" w:type="dxa"/>
+              <w:start w:w="120" w:type="dxa"/>
+              <w:bottom w:w="80" w:type="dxa"/>
+              <w:end w:w="120" w:type="dxa"/>
+            </w:tcMar>
+          </w:tcPr>
+          <w:p>
+            <w:pPr>
+              <w:spacing w:after="0"/>
+              <w:jc w:val="center"/>
+            </w:pPr>
+            <w:r>
+              <w:rPr>
+                <w:rFonts w:ascii="Calibri" w:hAnsi="Calibri"/>
+                <w:b/>
+                <w:i w:val="0"/>
+                <w:color w:val="606973"/>
+                <w:sz w:val="18"/>
+              </w:rPr>
+              <w:t>83</w:t>
+            </w:r>
+          </w:p>
+        </w:tc>
+        <w:tc>
+          <w:tcPr>
+            <w:tcW w:type="dxa" w:w="1500"/>
+            <w:vAlign w:val="center"/>
+            <w:tcMar>
+              <w:top w:w="80" w:type="dxa"/>
+              <w:start w:w="120" w:type="dxa"/>
+              <w:bottom w:w="80" w:type="dxa"/>
+              <w:end w:w="120" w:type="dxa"/>
+            </w:tcMar>
+          </w:tcPr>
+          <w:p>
+            <w:pPr>
+              <w:spacing w:after="20"/>
+            </w:pPr>
+            <w:r>
+              <w:rPr>
+                <w:rFonts w:ascii="Calibri" w:hAnsi="Calibri"/>
+                <w:b/>
+                <w:i w:val="0"/>
+                <w:color w:val="163147"/>
+                <w:sz w:val="19"/>
+              </w:rPr>
+              <w:t>Brinibble</w:t>
+            </w:r>
+          </w:p>
+          <w:p>
+            <w:pPr>
+              <w:spacing w:after="0"/>
+            </w:pPr>
+            <w:r>
+              <w:rPr>
+                <w:rFonts w:ascii="Calibri" w:hAnsi="Calibri"/>
+                <w:b w:val="0"/>
+                <w:i/>
+                <w:color w:val="606973"/>
+                <w:sz w:val="16"/>
+              </w:rPr>
+              <w:t>Stage 1 of 2</w:t>
+            </w:r>
+          </w:p>
+        </w:tc>
+        <w:tc>
+          <w:tcPr>
+            <w:tcW w:type="dxa" w:w="1250"/>
+            <w:vAlign w:val="center"/>
+            <w:tcMar>
+              <w:top w:w="80" w:type="dxa"/>
+              <w:start w:w="120" w:type="dxa"/>
+              <w:bottom w:w="80" w:type="dxa"/>
+              <w:end w:w="120" w:type="dxa"/>
+            </w:tcMar>
+          </w:tcPr>
+          <w:p>
+            <w:pPr>
+              <w:spacing w:after="0"/>
+              <w:jc w:val="center"/>
+            </w:pPr>
+            <w:r>
+              <w:rPr>
+                <w:rFonts w:ascii="Calibri" w:hAnsi="Calibri"/>
+                <w:b/>
+                <w:i w:val="0"/>
+                <w:color w:val="163147"/>
+                <w:sz w:val="17"/>
+              </w:rPr>
+              <w:t>Water</w:t>
+            </w:r>
+          </w:p>
+        </w:tc>
+        <w:tc>
+          <w:tcPr>
+            <w:tcW w:type="dxa" w:w="850"/>
+            <w:vAlign w:val="center"/>
+            <w:tcMar>
+              <w:top w:w="80" w:type="dxa"/>
+              <w:start w:w="120" w:type="dxa"/>
+              <w:bottom w:w="80" w:type="dxa"/>
+              <w:end w:w="120" w:type="dxa"/>
+            </w:tcMar>
+          </w:tcPr>
+          <w:p>
+            <w:pPr>
+              <w:spacing w:after="0"/>
+              <w:jc w:val="center"/>
+            </w:pPr>
+            <w:r>
+              <w:rPr>
+                <w:rFonts w:ascii="Calibri" w:hAnsi="Calibri"/>
+                <w:b/>
+                <w:i w:val="0"/>
+                <w:color w:val="606973"/>
+                <w:sz w:val="17"/>
+              </w:rPr>
+              <w:t>Common</w:t>
+            </w:r>
+          </w:p>
+        </w:tc>
+        <w:tc>
+          <w:tcPr>
+            <w:tcW w:type="dxa" w:w="5330"/>
+            <w:vAlign w:val="center"/>
+            <w:tcMar>
+              <w:top w:w="80" w:type="dxa"/>
+              <w:start w:w="120" w:type="dxa"/>
+              <w:bottom w:w="80" w:type="dxa"/>
+              <w:end w:w="120" w:type="dxa"/>
+            </w:tcMar>
+          </w:tcPr>
+          <w:p>
+            <w:pPr>
+              <w:spacing w:after="0" w:line="259" w:lineRule="auto"/>
+            </w:pPr>
+            <w:r>
+              <w:rPr>
+                <w:rFonts w:ascii="Calibri" w:hAnsi="Calibri"/>
+                <w:b w:val="0"/>
+                <w:i w:val="0"/>
+                <w:color w:val="2D3237"/>
+                <w:sz w:val="17"/>
+              </w:rPr>
+              <w:t>A tiny shore-dweller inside a cork-like shell. It filters salt crystals from tide pools and stores fresh water for dry periods.</w:t>
+            </w:r>
+          </w:p>
+        </w:tc>
+      </w:tr>
+      <w:tr>
+        <w:tc>
+          <w:tcPr>
+            <w:tcW w:type="dxa" w:w="430"/>
+            <w:vAlign w:val="center"/>
+            <w:tcMar>
+              <w:top w:w="80" w:type="dxa"/>
+              <w:start w:w="120" w:type="dxa"/>
+              <w:bottom w:w="80" w:type="dxa"/>
+              <w:end w:w="120" w:type="dxa"/>
+            </w:tcMar>
+          </w:tcPr>
+          <w:p>
+            <w:pPr>
+              <w:spacing w:after="0"/>
+              <w:jc w:val="center"/>
+            </w:pPr>
+            <w:r>
+              <w:rPr>
+                <w:rFonts w:ascii="Calibri" w:hAnsi="Calibri"/>
+                <w:b/>
+                <w:i w:val="0"/>
+                <w:color w:val="606973"/>
+                <w:sz w:val="18"/>
+              </w:rPr>
+              <w:t>84</w:t>
+            </w:r>
+          </w:p>
+        </w:tc>
+        <w:tc>
+          <w:tcPr>
+            <w:tcW w:type="dxa" w:w="1500"/>
+            <w:vAlign w:val="center"/>
+            <w:tcMar>
+              <w:top w:w="80" w:type="dxa"/>
+              <w:start w:w="120" w:type="dxa"/>
+              <w:bottom w:w="80" w:type="dxa"/>
+              <w:end w:w="120" w:type="dxa"/>
+            </w:tcMar>
+          </w:tcPr>
+          <w:p>
+            <w:pPr>
+              <w:spacing w:after="20"/>
+            </w:pPr>
+            <w:r>
+              <w:rPr>
+                <w:rFonts w:ascii="Calibri" w:hAnsi="Calibri"/>
+                <w:b/>
+                <w:i w:val="0"/>
+                <w:color w:val="163147"/>
+                <w:sz w:val="19"/>
+              </w:rPr>
+              <w:t>Steamvat</w:t>
+            </w:r>
+          </w:p>
+          <w:p>
+            <w:pPr>
+              <w:spacing w:after="0"/>
+            </w:pPr>
+            <w:r>
+              <w:rPr>
+                <w:rFonts w:ascii="Calibri" w:hAnsi="Calibri"/>
+                <w:b w:val="0"/>
+                <w:i/>
+                <w:color w:val="606973"/>
+                <w:sz w:val="16"/>
+              </w:rPr>
+              <w:t>Stage 2 of 2</w:t>
+            </w:r>
+          </w:p>
+        </w:tc>
+        <w:tc>
+          <w:tcPr>
+            <w:tcW w:type="dxa" w:w="1250"/>
+            <w:vAlign w:val="center"/>
+            <w:tcMar>
+              <w:top w:w="80" w:type="dxa"/>
+              <w:start w:w="120" w:type="dxa"/>
+              <w:bottom w:w="80" w:type="dxa"/>
+              <w:end w:w="120" w:type="dxa"/>
+            </w:tcMar>
+          </w:tcPr>
+          <w:p>
+            <w:pPr>
+              <w:spacing w:after="0"/>
+              <w:jc w:val="center"/>
+            </w:pPr>
+            <w:r>
+              <w:rPr>
+                <w:rFonts w:ascii="Calibri" w:hAnsi="Calibri"/>
+                <w:b/>
+                <w:i w:val="0"/>
+                <w:color w:val="163147"/>
+                <w:sz w:val="17"/>
+              </w:rPr>
+              <w:t>Water / Fire</w:t>
+            </w:r>
+          </w:p>
+        </w:tc>
+        <w:tc>
+          <w:tcPr>
+            <w:tcW w:type="dxa" w:w="850"/>
+            <w:vAlign w:val="center"/>
+            <w:tcMar>
+              <w:top w:w="80" w:type="dxa"/>
+              <w:start w:w="120" w:type="dxa"/>
+              <w:bottom w:w="80" w:type="dxa"/>
+              <w:end w:w="120" w:type="dxa"/>
+            </w:tcMar>
+          </w:tcPr>
+          <w:p>
+            <w:pPr>
+              <w:spacing w:after="0"/>
+              <w:jc w:val="center"/>
+            </w:pPr>
+            <w:r>
+              <w:rPr>
+                <w:rFonts w:ascii="Calibri" w:hAnsi="Calibri"/>
+                <w:b/>
+                <w:i w:val="0"/>
+                <w:color w:val="606973"/>
+                <w:sz w:val="17"/>
+              </w:rPr>
+              <w:t>Uncommon</w:t>
+            </w:r>
+          </w:p>
+        </w:tc>
+        <w:tc>
+          <w:tcPr>
+            <w:tcW w:type="dxa" w:w="5330"/>
+            <w:vAlign w:val="center"/>
+            <w:tcMar>
+              <w:top w:w="80" w:type="dxa"/>
+              <w:start w:w="120" w:type="dxa"/>
+              <w:bottom w:w="80" w:type="dxa"/>
+              <w:end w:w="120" w:type="dxa"/>
+            </w:tcMar>
+          </w:tcPr>
+          <w:p>
+            <w:pPr>
+              <w:spacing w:after="0" w:line="259" w:lineRule="auto"/>
+            </w:pPr>
+            <w:r>
+              <w:rPr>
+                <w:rFonts w:ascii="Calibri" w:hAnsi="Calibri"/>
+                <w:b w:val="0"/>
+                <w:i w:val="0"/>
+                <w:color w:val="2D3237"/>
+                <w:sz w:val="17"/>
+              </w:rPr>
+              <w:t>A barrel-bodied coastal creature with copper vents and a sealed inner reservoir. It releases controlled steam clouds to shelter smaller monsters.</w:t>
+            </w:r>
+          </w:p>
+        </w:tc>
+      </w:tr>
+      <w:tr>
+        <w:tc>
+          <w:tcPr>
+            <w:tcW w:type="dxa" w:w="430"/>
+            <w:vAlign w:val="center"/>
+            <w:tcMar>
+              <w:top w:w="80" w:type="dxa"/>
+              <w:start w:w="120" w:type="dxa"/>
+              <w:bottom w:w="80" w:type="dxa"/>
+              <w:end w:w="120" w:type="dxa"/>
+            </w:tcMar>
+          </w:tcPr>
+          <w:p>
+            <w:pPr>
+              <w:spacing w:after="0"/>
+              <w:jc w:val="center"/>
+            </w:pPr>
+            <w:r>
+              <w:rPr>
+                <w:rFonts w:ascii="Calibri" w:hAnsi="Calibri"/>
+                <w:b/>
+                <w:i w:val="0"/>
+                <w:color w:val="606973"/>
+                <w:sz w:val="18"/>
+              </w:rPr>
+              <w:t>85</w:t>
+            </w:r>
+          </w:p>
+        </w:tc>
+        <w:tc>
+          <w:tcPr>
+            <w:tcW w:type="dxa" w:w="1500"/>
+            <w:vAlign w:val="center"/>
+            <w:tcMar>
+              <w:top w:w="80" w:type="dxa"/>
+              <w:start w:w="120" w:type="dxa"/>
+              <w:bottom w:w="80" w:type="dxa"/>
+              <w:end w:w="120" w:type="dxa"/>
+            </w:tcMar>
+          </w:tcPr>
+          <w:p>
+            <w:pPr>
+              <w:spacing w:after="20"/>
+            </w:pPr>
+            <w:r>
+              <w:rPr>
+                <w:rFonts w:ascii="Calibri" w:hAnsi="Calibri"/>
+                <w:b/>
+                <w:i w:val="0"/>
+                <w:color w:val="163147"/>
+                <w:sz w:val="19"/>
+              </w:rPr>
+              <w:t>Frondle</w:t>
+            </w:r>
+          </w:p>
+          <w:p>
+            <w:pPr>
+              <w:spacing w:after="0"/>
+            </w:pPr>
+            <w:r>
+              <w:rPr>
+                <w:rFonts w:ascii="Calibri" w:hAnsi="Calibri"/>
+                <w:b w:val="0"/>
+                <w:i/>
+                <w:color w:val="606973"/>
+                <w:sz w:val="16"/>
+              </w:rPr>
+              <w:t>Stage 1 of 2</w:t>
+            </w:r>
+          </w:p>
+        </w:tc>
+        <w:tc>
+          <w:tcPr>
+            <w:tcW w:type="dxa" w:w="1250"/>
+            <w:vAlign w:val="center"/>
+            <w:tcMar>
+              <w:top w:w="80" w:type="dxa"/>
+              <w:start w:w="120" w:type="dxa"/>
+              <w:bottom w:w="80" w:type="dxa"/>
+              <w:end w:w="120" w:type="dxa"/>
+            </w:tcMar>
+          </w:tcPr>
+          <w:p>
+            <w:pPr>
+              <w:spacing w:after="0"/>
+              <w:jc w:val="center"/>
+            </w:pPr>
+            <w:r>
+              <w:rPr>
+                <w:rFonts w:ascii="Calibri" w:hAnsi="Calibri"/>
+                <w:b/>
+                <w:i w:val="0"/>
+                <w:color w:val="163147"/>
+                <w:sz w:val="17"/>
+              </w:rPr>
+              <w:t>Grass / Bug</w:t>
+            </w:r>
+          </w:p>
+        </w:tc>
+        <w:tc>
+          <w:tcPr>
+            <w:tcW w:type="dxa" w:w="850"/>
+            <w:vAlign w:val="center"/>
+            <w:tcMar>
+              <w:top w:w="80" w:type="dxa"/>
+              <w:start w:w="120" w:type="dxa"/>
+              <w:bottom w:w="80" w:type="dxa"/>
+              <w:end w:w="120" w:type="dxa"/>
+            </w:tcMar>
+          </w:tcPr>
+          <w:p>
+            <w:pPr>
+              <w:spacing w:after="0"/>
+              <w:jc w:val="center"/>
+            </w:pPr>
+            <w:r>
+              <w:rPr>
+                <w:rFonts w:ascii="Calibri" w:hAnsi="Calibri"/>
+                <w:b/>
+                <w:i w:val="0"/>
+                <w:color w:val="606973"/>
+                <w:sz w:val="17"/>
+              </w:rPr>
+              <w:t>Common</w:t>
+            </w:r>
+          </w:p>
+        </w:tc>
+        <w:tc>
+          <w:tcPr>
+            <w:tcW w:type="dxa" w:w="5330"/>
+            <w:vAlign w:val="center"/>
+            <w:tcMar>
+              <w:top w:w="80" w:type="dxa"/>
+              <w:start w:w="120" w:type="dxa"/>
+              <w:bottom w:w="80" w:type="dxa"/>
+              <w:end w:w="120" w:type="dxa"/>
+            </w:tcMar>
+          </w:tcPr>
+          <w:p>
+            <w:pPr>
+              <w:spacing w:after="0" w:line="259" w:lineRule="auto"/>
+            </w:pPr>
+            <w:r>
+              <w:rPr>
+                <w:rFonts w:ascii="Calibri" w:hAnsi="Calibri"/>
+                <w:b w:val="0"/>
+                <w:i w:val="0"/>
+                <w:color w:val="2D3237"/>
+                <w:sz w:val="17"/>
+              </w:rPr>
+              <w:t>A leaf-folding insect with twiglike legs and a curious face. It repairs damaged foliage by stitching edges together with plant fiber.</w:t>
+            </w:r>
+          </w:p>
+        </w:tc>
+      </w:tr>
+      <w:tr>
+        <w:tc>
+          <w:tcPr>
+            <w:tcW w:type="dxa" w:w="430"/>
+            <w:vAlign w:val="center"/>
+            <w:tcMar>
+              <w:top w:w="80" w:type="dxa"/>
+              <w:start w:w="120" w:type="dxa"/>
+              <w:bottom w:w="80" w:type="dxa"/>
+              <w:end w:w="120" w:type="dxa"/>
+            </w:tcMar>
+          </w:tcPr>
+          <w:p>
+            <w:pPr>
+              <w:spacing w:after="0"/>
+              <w:jc w:val="center"/>
+            </w:pPr>
+            <w:r>
+              <w:rPr>
+                <w:rFonts w:ascii="Calibri" w:hAnsi="Calibri"/>
+                <w:b/>
+                <w:i w:val="0"/>
+                <w:color w:val="606973"/>
+                <w:sz w:val="18"/>
+              </w:rPr>
+              <w:t>86</w:t>
+            </w:r>
+          </w:p>
+        </w:tc>
+        <w:tc>
+          <w:tcPr>
+            <w:tcW w:type="dxa" w:w="1500"/>
+            <w:vAlign w:val="center"/>
+            <w:tcMar>
+              <w:top w:w="80" w:type="dxa"/>
+              <w:start w:w="120" w:type="dxa"/>
+              <w:bottom w:w="80" w:type="dxa"/>
+              <w:end w:w="120" w:type="dxa"/>
+            </w:tcMar>
+          </w:tcPr>
+          <w:p>
+            <w:pPr>
+              <w:spacing w:after="20"/>
+            </w:pPr>
+            <w:r>
+              <w:rPr>
+                <w:rFonts w:ascii="Calibri" w:hAnsi="Calibri"/>
+                <w:b/>
+                <w:i w:val="0"/>
+                <w:color w:val="163147"/>
+                <w:sz w:val="19"/>
+              </w:rPr>
+              <w:t>Thornloom</w:t>
+            </w:r>
+          </w:p>
+          <w:p>
+            <w:pPr>
+              <w:spacing w:after="0"/>
+            </w:pPr>
+            <w:r>
+              <w:rPr>
+                <w:rFonts w:ascii="Calibri" w:hAnsi="Calibri"/>
+                <w:b w:val="0"/>
+                <w:i/>
+                <w:color w:val="606973"/>
+                <w:sz w:val="16"/>
+              </w:rPr>
+              <w:t>Stage 2 of 2</w:t>
+            </w:r>
+          </w:p>
+        </w:tc>
+        <w:tc>
+          <w:tcPr>
+            <w:tcW w:type="dxa" w:w="1250"/>
+            <w:vAlign w:val="center"/>
+            <w:tcMar>
+              <w:top w:w="80" w:type="dxa"/>
+              <w:start w:w="120" w:type="dxa"/>
+              <w:bottom w:w="80" w:type="dxa"/>
+              <w:end w:w="120" w:type="dxa"/>
+            </w:tcMar>
+          </w:tcPr>
+          <w:p>
+            <w:pPr>
+              <w:spacing w:after="0"/>
+              <w:jc w:val="center"/>
+            </w:pPr>
+            <w:r>
+              <w:rPr>
+                <w:rFonts w:ascii="Calibri" w:hAnsi="Calibri"/>
+                <w:b/>
+                <w:i w:val="0"/>
+                <w:color w:val="163147"/>
+                <w:sz w:val="17"/>
+              </w:rPr>
+              <w:t>Grass / Bug</w:t>
+            </w:r>
+          </w:p>
+        </w:tc>
+        <w:tc>
+          <w:tcPr>
+            <w:tcW w:type="dxa" w:w="850"/>
+            <w:vAlign w:val="center"/>
+            <w:tcMar>
+              <w:top w:w="80" w:type="dxa"/>
+              <w:start w:w="120" w:type="dxa"/>
+              <w:bottom w:w="80" w:type="dxa"/>
+              <w:end w:w="120" w:type="dxa"/>
+            </w:tcMar>
+          </w:tcPr>
+          <w:p>
+            <w:pPr>
+              <w:spacing w:after="0"/>
+              <w:jc w:val="center"/>
+            </w:pPr>
+            <w:r>
+              <w:rPr>
+                <w:rFonts w:ascii="Calibri" w:hAnsi="Calibri"/>
+                <w:b/>
+                <w:i w:val="0"/>
+                <w:color w:val="606973"/>
+                <w:sz w:val="17"/>
+              </w:rPr>
+              <w:t>Uncommon</w:t>
+            </w:r>
+          </w:p>
+        </w:tc>
+        <w:tc>
+          <w:tcPr>
+            <w:tcW w:type="dxa" w:w="5330"/>
+            <w:vAlign w:val="center"/>
+            <w:tcMar>
+              <w:top w:w="80" w:type="dxa"/>
+              <w:start w:w="120" w:type="dxa"/>
+              <w:bottom w:w="80" w:type="dxa"/>
+              <w:end w:w="120" w:type="dxa"/>
+            </w:tcMar>
+          </w:tcPr>
+          <w:p>
+            <w:pPr>
+              <w:spacing w:after="0" w:line="259" w:lineRule="auto"/>
+            </w:pPr>
+            <w:r>
+              <w:rPr>
+                <w:rFonts w:ascii="Calibri" w:hAnsi="Calibri"/>
+                <w:b w:val="0"/>
+                <w:i w:val="0"/>
+                <w:color w:val="2D3237"/>
+                <w:sz w:val="17"/>
+              </w:rPr>
+              <w:t>A tall weaving insect carrying a spindle of living thorn-vine. Its elaborate nest walls become safe nurseries for many forest species.</w:t>
+            </w:r>
+          </w:p>
+        </w:tc>
+      </w:tr>
+      <w:tr>
+        <w:tc>
+          <w:tcPr>
+            <w:tcW w:type="dxa" w:w="430"/>
+            <w:vAlign w:val="center"/>
+            <w:tcMar>
+              <w:top w:w="80" w:type="dxa"/>
+              <w:start w:w="120" w:type="dxa"/>
+              <w:bottom w:w="80" w:type="dxa"/>
+              <w:end w:w="120" w:type="dxa"/>
+            </w:tcMar>
+          </w:tcPr>
+          <w:p>
+            <w:pPr>
+              <w:spacing w:after="0"/>
+              <w:jc w:val="center"/>
+            </w:pPr>
+            <w:r>
+              <w:rPr>
+                <w:rFonts w:ascii="Calibri" w:hAnsi="Calibri"/>
+                <w:b/>
+                <w:i w:val="0"/>
+                <w:color w:val="606973"/>
+                <w:sz w:val="18"/>
+              </w:rPr>
+              <w:t>87</w:t>
+            </w:r>
+          </w:p>
+        </w:tc>
+        <w:tc>
+          <w:tcPr>
+            <w:tcW w:type="dxa" w:w="1500"/>
+            <w:vAlign w:val="center"/>
+            <w:tcMar>
+              <w:top w:w="80" w:type="dxa"/>
+              <w:start w:w="120" w:type="dxa"/>
+              <w:bottom w:w="80" w:type="dxa"/>
+              <w:end w:w="120" w:type="dxa"/>
+            </w:tcMar>
+          </w:tcPr>
+          <w:p>
+            <w:pPr>
+              <w:spacing w:after="20"/>
+            </w:pPr>
+            <w:r>
+              <w:rPr>
+                <w:rFonts w:ascii="Calibri" w:hAnsi="Calibri"/>
+                <w:b/>
+                <w:i w:val="0"/>
+                <w:color w:val="163147"/>
+                <w:sz w:val="19"/>
+              </w:rPr>
+              <w:t>Gravvel</w:t>
+            </w:r>
+          </w:p>
+          <w:p>
+            <w:pPr>
+              <w:spacing w:after="0"/>
+            </w:pPr>
+            <w:r>
+              <w:rPr>
+                <w:rFonts w:ascii="Calibri" w:hAnsi="Calibri"/>
+                <w:b w:val="0"/>
+                <w:i/>
+                <w:color w:val="606973"/>
+                <w:sz w:val="16"/>
+              </w:rPr>
+              <w:t>Stage 1 of 2</w:t>
+            </w:r>
+          </w:p>
+        </w:tc>
+        <w:tc>
+          <w:tcPr>
+            <w:tcW w:type="dxa" w:w="1250"/>
+            <w:vAlign w:val="center"/>
+            <w:tcMar>
+              <w:top w:w="80" w:type="dxa"/>
+              <w:start w:w="120" w:type="dxa"/>
+              <w:bottom w:w="80" w:type="dxa"/>
+              <w:end w:w="120" w:type="dxa"/>
+            </w:tcMar>
+          </w:tcPr>
+          <w:p>
+            <w:pPr>
+              <w:spacing w:after="0"/>
+              <w:jc w:val="center"/>
+            </w:pPr>
+            <w:r>
+              <w:rPr>
+                <w:rFonts w:ascii="Calibri" w:hAnsi="Calibri"/>
+                <w:b/>
+                <w:i w:val="0"/>
+                <w:color w:val="163147"/>
+                <w:sz w:val="17"/>
+              </w:rPr>
+              <w:t>Rock / Ground</w:t>
+            </w:r>
+          </w:p>
+        </w:tc>
+        <w:tc>
+          <w:tcPr>
+            <w:tcW w:type="dxa" w:w="850"/>
+            <w:vAlign w:val="center"/>
+            <w:tcMar>
+              <w:top w:w="80" w:type="dxa"/>
+              <w:start w:w="120" w:type="dxa"/>
+              <w:bottom w:w="80" w:type="dxa"/>
+              <w:end w:w="120" w:type="dxa"/>
+            </w:tcMar>
+          </w:tcPr>
+          <w:p>
+            <w:pPr>
+              <w:spacing w:after="0"/>
+              <w:jc w:val="center"/>
+            </w:pPr>
+            <w:r>
+              <w:rPr>
+                <w:rFonts w:ascii="Calibri" w:hAnsi="Calibri"/>
+                <w:b/>
+                <w:i w:val="0"/>
+                <w:color w:val="606973"/>
+                <w:sz w:val="17"/>
+              </w:rPr>
+              <w:t>Common</w:t>
+            </w:r>
+          </w:p>
+        </w:tc>
+        <w:tc>
+          <w:tcPr>
+            <w:tcW w:type="dxa" w:w="5330"/>
+            <w:vAlign w:val="center"/>
+            <w:tcMar>
+              <w:top w:w="80" w:type="dxa"/>
+              <w:start w:w="120" w:type="dxa"/>
+              <w:bottom w:w="80" w:type="dxa"/>
+              <w:end w:w="120" w:type="dxa"/>
+            </w:tcMar>
+          </w:tcPr>
+          <w:p>
+            <w:pPr>
+              <w:spacing w:after="0" w:line="259" w:lineRule="auto"/>
+            </w:pPr>
+            <w:r>
+              <w:rPr>
+                <w:rFonts w:ascii="Calibri" w:hAnsi="Calibri"/>
+                <w:b w:val="0"/>
+                <w:i w:val="0"/>
+                <w:color w:val="2D3237"/>
+                <w:sz w:val="17"/>
+              </w:rPr>
+              <w:t>A low rocky burrower with a gravity-heavy belly and tiny digging claws. Loose stones settle into stable paths wherever it sleeps.</w:t>
+            </w:r>
+          </w:p>
+        </w:tc>
+      </w:tr>
+      <w:tr>
+        <w:tc>
+          <w:tcPr>
+            <w:tcW w:type="dxa" w:w="430"/>
+            <w:vAlign w:val="center"/>
+            <w:tcMar>
+              <w:top w:w="80" w:type="dxa"/>
+              <w:start w:w="120" w:type="dxa"/>
+              <w:bottom w:w="80" w:type="dxa"/>
+              <w:end w:w="120" w:type="dxa"/>
+            </w:tcMar>
+          </w:tcPr>
+          <w:p>
+            <w:pPr>
+              <w:spacing w:after="0"/>
+              <w:jc w:val="center"/>
+            </w:pPr>
+            <w:r>
+              <w:rPr>
+                <w:rFonts w:ascii="Calibri" w:hAnsi="Calibri"/>
+                <w:b/>
+                <w:i w:val="0"/>
+                <w:color w:val="606973"/>
+                <w:sz w:val="18"/>
+              </w:rPr>
+              <w:t>88</w:t>
+            </w:r>
+          </w:p>
+        </w:tc>
+        <w:tc>
+          <w:tcPr>
+            <w:tcW w:type="dxa" w:w="1500"/>
+            <w:vAlign w:val="center"/>
+            <w:tcMar>
+              <w:top w:w="80" w:type="dxa"/>
+              <w:start w:w="120" w:type="dxa"/>
+              <w:bottom w:w="80" w:type="dxa"/>
+              <w:end w:w="120" w:type="dxa"/>
+            </w:tcMar>
+          </w:tcPr>
+          <w:p>
+            <w:pPr>
+              <w:spacing w:after="20"/>
+            </w:pPr>
+            <w:r>
+              <w:rPr>
+                <w:rFonts w:ascii="Calibri" w:hAnsi="Calibri"/>
+                <w:b/>
+                <w:i w:val="0"/>
+                <w:color w:val="163147"/>
+                <w:sz w:val="19"/>
+              </w:rPr>
+              <w:t>Faultusk</w:t>
+            </w:r>
+          </w:p>
+          <w:p>
+            <w:pPr>
+              <w:spacing w:after="0"/>
+            </w:pPr>
+            <w:r>
+              <w:rPr>
+                <w:rFonts w:ascii="Calibri" w:hAnsi="Calibri"/>
+                <w:b w:val="0"/>
+                <w:i/>
+                <w:color w:val="606973"/>
+                <w:sz w:val="16"/>
+              </w:rPr>
+              <w:t>Stage 2 of 2</w:t>
+            </w:r>
+          </w:p>
+        </w:tc>
+        <w:tc>
+          <w:tcPr>
+            <w:tcW w:type="dxa" w:w="1250"/>
+            <w:vAlign w:val="center"/>
+            <w:tcMar>
+              <w:top w:w="80" w:type="dxa"/>
+              <w:start w:w="120" w:type="dxa"/>
+              <w:bottom w:w="80" w:type="dxa"/>
+              <w:end w:w="120" w:type="dxa"/>
+            </w:tcMar>
+          </w:tcPr>
+          <w:p>
+            <w:pPr>
+              <w:spacing w:after="0"/>
+              <w:jc w:val="center"/>
+            </w:pPr>
+            <w:r>
+              <w:rPr>
+                <w:rFonts w:ascii="Calibri" w:hAnsi="Calibri"/>
+                <w:b/>
+                <w:i w:val="0"/>
+                <w:color w:val="163147"/>
+                <w:sz w:val="17"/>
+              </w:rPr>
+              <w:t>Rock / Ground</w:t>
+            </w:r>
+          </w:p>
+        </w:tc>
+        <w:tc>
+          <w:tcPr>
+            <w:tcW w:type="dxa" w:w="850"/>
+            <w:vAlign w:val="center"/>
+            <w:tcMar>
+              <w:top w:w="80" w:type="dxa"/>
+              <w:start w:w="120" w:type="dxa"/>
+              <w:bottom w:w="80" w:type="dxa"/>
+              <w:end w:w="120" w:type="dxa"/>
+            </w:tcMar>
+          </w:tcPr>
+          <w:p>
+            <w:pPr>
+              <w:spacing w:after="0"/>
+              <w:jc w:val="center"/>
+            </w:pPr>
+            <w:r>
+              <w:rPr>
+                <w:rFonts w:ascii="Calibri" w:hAnsi="Calibri"/>
+                <w:b/>
+                <w:i w:val="0"/>
+                <w:color w:val="606973"/>
+                <w:sz w:val="17"/>
+              </w:rPr>
+              <w:t>Rare</w:t>
+            </w:r>
+          </w:p>
+        </w:tc>
+        <w:tc>
+          <w:tcPr>
+            <w:tcW w:type="dxa" w:w="5330"/>
+            <w:vAlign w:val="center"/>
+            <w:tcMar>
+              <w:top w:w="80" w:type="dxa"/>
+              <w:start w:w="120" w:type="dxa"/>
+              <w:bottom w:w="80" w:type="dxa"/>
+              <w:end w:w="120" w:type="dxa"/>
+            </w:tcMar>
+          </w:tcPr>
+          <w:p>
+            <w:pPr>
+              <w:spacing w:after="0" w:line="259" w:lineRule="auto"/>
+            </w:pPr>
+            <w:r>
+              <w:rPr>
+                <w:rFonts w:ascii="Calibri" w:hAnsi="Calibri"/>
+                <w:b w:val="0"/>
+                <w:i w:val="0"/>
+                <w:color w:val="2D3237"/>
+                <w:sz w:val="17"/>
+              </w:rPr>
+              <w:t>A plated subterranean giant with curved fault-line tusks. It senses deep pressure shifts and surfaces before earthquakes reach populated areas.</w:t>
+            </w:r>
+          </w:p>
+        </w:tc>
+      </w:tr>
+      <w:tr>
+        <w:tc>
+          <w:tcPr>
+            <w:tcW w:type="dxa" w:w="430"/>
+            <w:vAlign w:val="center"/>
+            <w:tcMar>
+              <w:top w:w="80" w:type="dxa"/>
+              <w:start w:w="120" w:type="dxa"/>
+              <w:bottom w:w="80" w:type="dxa"/>
+              <w:end w:w="120" w:type="dxa"/>
+            </w:tcMar>
+          </w:tcPr>
+          <w:p>
+            <w:pPr>
+              <w:spacing w:after="0"/>
+              <w:jc w:val="center"/>
+            </w:pPr>
+            <w:r>
+              <w:rPr>
+                <w:rFonts w:ascii="Calibri" w:hAnsi="Calibri"/>
+                <w:b/>
+                <w:i w:val="0"/>
+                <w:color w:val="606973"/>
+                <w:sz w:val="18"/>
+              </w:rPr>
+              <w:t>89</w:t>
+            </w:r>
+          </w:p>
+        </w:tc>
+        <w:tc>
+          <w:tcPr>
+            <w:tcW w:type="dxa" w:w="1500"/>
+            <w:vAlign w:val="center"/>
+            <w:tcMar>
+              <w:top w:w="80" w:type="dxa"/>
+              <w:start w:w="120" w:type="dxa"/>
+              <w:bottom w:w="80" w:type="dxa"/>
+              <w:end w:w="120" w:type="dxa"/>
+            </w:tcMar>
+          </w:tcPr>
+          <w:p>
+            <w:pPr>
+              <w:spacing w:after="20"/>
+            </w:pPr>
+            <w:r>
+              <w:rPr>
+                <w:rFonts w:ascii="Calibri" w:hAnsi="Calibri"/>
+                <w:b/>
+                <w:i w:val="0"/>
+                <w:color w:val="163147"/>
+                <w:sz w:val="19"/>
+              </w:rPr>
+              <w:t>Arcwren</w:t>
+            </w:r>
+          </w:p>
+          <w:p>
+            <w:pPr>
+              <w:spacing w:after="0"/>
+            </w:pPr>
+            <w:r>
+              <w:rPr>
+                <w:rFonts w:ascii="Calibri" w:hAnsi="Calibri"/>
+                <w:b w:val="0"/>
+                <w:i/>
+                <w:color w:val="606973"/>
+                <w:sz w:val="16"/>
+              </w:rPr>
+              <w:t>Stage 1 of 2</w:t>
+            </w:r>
+          </w:p>
+        </w:tc>
+        <w:tc>
+          <w:tcPr>
+            <w:tcW w:type="dxa" w:w="1250"/>
+            <w:vAlign w:val="center"/>
+            <w:tcMar>
+              <w:top w:w="80" w:type="dxa"/>
+              <w:start w:w="120" w:type="dxa"/>
+              <w:bottom w:w="80" w:type="dxa"/>
+              <w:end w:w="120" w:type="dxa"/>
+            </w:tcMar>
+          </w:tcPr>
+          <w:p>
+            <w:pPr>
+              <w:spacing w:after="0"/>
+              <w:jc w:val="center"/>
+            </w:pPr>
+            <w:r>
+              <w:rPr>
+                <w:rFonts w:ascii="Calibri" w:hAnsi="Calibri"/>
+                <w:b/>
+                <w:i w:val="0"/>
+                <w:color w:val="163147"/>
+                <w:sz w:val="17"/>
+              </w:rPr>
+              <w:t>Electric / Flying</w:t>
+            </w:r>
+          </w:p>
+        </w:tc>
+        <w:tc>
+          <w:tcPr>
+            <w:tcW w:type="dxa" w:w="850"/>
+            <w:vAlign w:val="center"/>
+            <w:tcMar>
+              <w:top w:w="80" w:type="dxa"/>
+              <w:start w:w="120" w:type="dxa"/>
+              <w:bottom w:w="80" w:type="dxa"/>
+              <w:end w:w="120" w:type="dxa"/>
+            </w:tcMar>
+          </w:tcPr>
+          <w:p>
+            <w:pPr>
+              <w:spacing w:after="0"/>
+              <w:jc w:val="center"/>
+            </w:pPr>
+            <w:r>
+              <w:rPr>
+                <w:rFonts w:ascii="Calibri" w:hAnsi="Calibri"/>
+                <w:b/>
+                <w:i w:val="0"/>
+                <w:color w:val="606973"/>
+                <w:sz w:val="17"/>
+              </w:rPr>
+              <w:t>Common</w:t>
+            </w:r>
+          </w:p>
+        </w:tc>
+        <w:tc>
+          <w:tcPr>
+            <w:tcW w:type="dxa" w:w="5330"/>
+            <w:vAlign w:val="center"/>
+            <w:tcMar>
+              <w:top w:w="80" w:type="dxa"/>
+              <w:start w:w="120" w:type="dxa"/>
+              <w:bottom w:w="80" w:type="dxa"/>
+              <w:end w:w="120" w:type="dxa"/>
+            </w:tcMar>
+          </w:tcPr>
+          <w:p>
+            <w:pPr>
+              <w:spacing w:after="0" w:line="259" w:lineRule="auto"/>
+            </w:pPr>
+            <w:r>
+              <w:rPr>
+                <w:rFonts w:ascii="Calibri" w:hAnsi="Calibri"/>
+                <w:b w:val="0"/>
+                <w:i w:val="0"/>
+                <w:color w:val="2D3237"/>
+                <w:sz w:val="17"/>
+              </w:rPr>
+              <w:t>A tiny darting flier with wire-thin feathers and a glowing throat. Flocks recharge by perching along naturally magnetic cliffs.</w:t>
+            </w:r>
+          </w:p>
+        </w:tc>
+      </w:tr>
+      <w:tr>
+        <w:tc>
+          <w:tcPr>
+            <w:tcW w:type="dxa" w:w="430"/>
+            <w:vAlign w:val="center"/>
+            <w:tcMar>
+              <w:top w:w="80" w:type="dxa"/>
+              <w:start w:w="120" w:type="dxa"/>
+              <w:bottom w:w="80" w:type="dxa"/>
+              <w:end w:w="120" w:type="dxa"/>
+            </w:tcMar>
+          </w:tcPr>
+          <w:p>
+            <w:pPr>
+              <w:spacing w:after="0"/>
+              <w:jc w:val="center"/>
+            </w:pPr>
+            <w:r>
+              <w:rPr>
+                <w:rFonts w:ascii="Calibri" w:hAnsi="Calibri"/>
+                <w:b/>
+                <w:i w:val="0"/>
+                <w:color w:val="606973"/>
+                <w:sz w:val="18"/>
+              </w:rPr>
+              <w:t>90</w:t>
+            </w:r>
+          </w:p>
+        </w:tc>
+        <w:tc>
+          <w:tcPr>
+            <w:tcW w:type="dxa" w:w="1500"/>
+            <w:vAlign w:val="center"/>
+            <w:tcMar>
+              <w:top w:w="80" w:type="dxa"/>
+              <w:start w:w="120" w:type="dxa"/>
+              <w:bottom w:w="80" w:type="dxa"/>
+              <w:end w:w="120" w:type="dxa"/>
+            </w:tcMar>
+          </w:tcPr>
+          <w:p>
+            <w:pPr>
+              <w:spacing w:after="20"/>
+            </w:pPr>
+            <w:r>
+              <w:rPr>
+                <w:rFonts w:ascii="Calibri" w:hAnsi="Calibri"/>
+                <w:b/>
+                <w:i w:val="0"/>
+                <w:color w:val="163147"/>
+                <w:sz w:val="19"/>
+              </w:rPr>
+              <w:t>Stormscribe</w:t>
+            </w:r>
+          </w:p>
+          <w:p>
+            <w:pPr>
+              <w:spacing w:after="0"/>
+            </w:pPr>
+            <w:r>
+              <w:rPr>
+                <w:rFonts w:ascii="Calibri" w:hAnsi="Calibri"/>
+                <w:b w:val="0"/>
+                <w:i/>
+                <w:color w:val="606973"/>
+                <w:sz w:val="16"/>
+              </w:rPr>
+              <w:t>Stage 2 of 2</w:t>
+            </w:r>
+          </w:p>
+        </w:tc>
+        <w:tc>
+          <w:tcPr>
+            <w:tcW w:type="dxa" w:w="1250"/>
+            <w:vAlign w:val="center"/>
+            <w:tcMar>
+              <w:top w:w="80" w:type="dxa"/>
+              <w:start w:w="120" w:type="dxa"/>
+              <w:bottom w:w="80" w:type="dxa"/>
+              <w:end w:w="120" w:type="dxa"/>
+            </w:tcMar>
+          </w:tcPr>
+          <w:p>
+            <w:pPr>
+              <w:spacing w:after="0"/>
+              <w:jc w:val="center"/>
+            </w:pPr>
+            <w:r>
+              <w:rPr>
+                <w:rFonts w:ascii="Calibri" w:hAnsi="Calibri"/>
+                <w:b/>
+                <w:i w:val="0"/>
+                <w:color w:val="163147"/>
+                <w:sz w:val="17"/>
+              </w:rPr>
+              <w:t>Electric / Flying</w:t>
+            </w:r>
+          </w:p>
+        </w:tc>
+        <w:tc>
+          <w:tcPr>
+            <w:tcW w:type="dxa" w:w="850"/>
+            <w:vAlign w:val="center"/>
+            <w:tcMar>
+              <w:top w:w="80" w:type="dxa"/>
+              <w:start w:w="120" w:type="dxa"/>
+              <w:bottom w:w="80" w:type="dxa"/>
+              <w:end w:w="120" w:type="dxa"/>
+            </w:tcMar>
+          </w:tcPr>
+          <w:p>
+            <w:pPr>
+              <w:spacing w:after="0"/>
+              <w:jc w:val="center"/>
+            </w:pPr>
+            <w:r>
+              <w:rPr>
+                <w:rFonts w:ascii="Calibri" w:hAnsi="Calibri"/>
+                <w:b/>
+                <w:i w:val="0"/>
+                <w:color w:val="606973"/>
+                <w:sz w:val="17"/>
+              </w:rPr>
+              <w:t>Uncommon</w:t>
+            </w:r>
+          </w:p>
+        </w:tc>
+        <w:tc>
+          <w:tcPr>
+            <w:tcW w:type="dxa" w:w="5330"/>
+            <w:vAlign w:val="center"/>
+            <w:tcMar>
+              <w:top w:w="80" w:type="dxa"/>
+              <w:start w:w="120" w:type="dxa"/>
+              <w:bottom w:w="80" w:type="dxa"/>
+              <w:end w:w="120" w:type="dxa"/>
+            </w:tcMar>
+          </w:tcPr>
+          <w:p>
+            <w:pPr>
+              <w:spacing w:after="0" w:line="259" w:lineRule="auto"/>
+            </w:pPr>
+            <w:r>
+              <w:rPr>
+                <w:rFonts w:ascii="Calibri" w:hAnsi="Calibri"/>
+                <w:b w:val="0"/>
+                <w:i w:val="0"/>
+                <w:color w:val="2D3237"/>
+                <w:sz w:val="17"/>
+              </w:rPr>
+              <w:t>A wide-winged weather bird whose charged feather tips draw symbols in clouds. Sailors study the patterns to anticipate dangerous fronts.</w:t>
+            </w:r>
+          </w:p>
+        </w:tc>
+      </w:tr>
+      <w:tr>
+        <w:tc>
+          <w:tcPr>
+            <w:tcW w:type="dxa" w:w="430"/>
+            <w:vAlign w:val="center"/>
+            <w:tcMar>
+              <w:top w:w="80" w:type="dxa"/>
+              <w:start w:w="120" w:type="dxa"/>
+              <w:bottom w:w="80" w:type="dxa"/>
+              <w:end w:w="120" w:type="dxa"/>
+            </w:tcMar>
+          </w:tcPr>
+          <w:p>
+            <w:pPr>
+              <w:spacing w:after="0"/>
+              <w:jc w:val="center"/>
+            </w:pPr>
+            <w:r>
+              <w:rPr>
+                <w:rFonts w:ascii="Calibri" w:hAnsi="Calibri"/>
+                <w:b/>
+                <w:i w:val="0"/>
+                <w:color w:val="606973"/>
+                <w:sz w:val="18"/>
+              </w:rPr>
+              <w:t>91</w:t>
+            </w:r>
+          </w:p>
+        </w:tc>
+        <w:tc>
+          <w:tcPr>
+            <w:tcW w:type="dxa" w:w="1500"/>
+            <w:vAlign w:val="center"/>
+            <w:tcMar>
+              <w:top w:w="80" w:type="dxa"/>
+              <w:start w:w="120" w:type="dxa"/>
+              <w:bottom w:w="80" w:type="dxa"/>
+              <w:end w:w="120" w:type="dxa"/>
+            </w:tcMar>
+          </w:tcPr>
+          <w:p>
+            <w:pPr>
+              <w:spacing w:after="20"/>
+            </w:pPr>
+            <w:r>
+              <w:rPr>
+                <w:rFonts w:ascii="Calibri" w:hAnsi="Calibri"/>
+                <w:b/>
+                <w:i w:val="0"/>
+                <w:color w:val="163147"/>
+                <w:sz w:val="19"/>
+              </w:rPr>
+              <w:t>Smudgling</w:t>
+            </w:r>
+          </w:p>
+          <w:p>
+            <w:pPr>
+              <w:spacing w:after="0"/>
+            </w:pPr>
+            <w:r>
+              <w:rPr>
+                <w:rFonts w:ascii="Calibri" w:hAnsi="Calibri"/>
+                <w:b w:val="0"/>
+                <w:i/>
+                <w:color w:val="606973"/>
+                <w:sz w:val="16"/>
+              </w:rPr>
+              <w:t>Stage 1 of 2</w:t>
+            </w:r>
+          </w:p>
+        </w:tc>
+        <w:tc>
+          <w:tcPr>
+            <w:tcW w:type="dxa" w:w="1250"/>
+            <w:vAlign w:val="center"/>
+            <w:tcMar>
+              <w:top w:w="80" w:type="dxa"/>
+              <w:start w:w="120" w:type="dxa"/>
+              <w:bottom w:w="80" w:type="dxa"/>
+              <w:end w:w="120" w:type="dxa"/>
+            </w:tcMar>
+          </w:tcPr>
+          <w:p>
+            <w:pPr>
+              <w:spacing w:after="0"/>
+              <w:jc w:val="center"/>
+            </w:pPr>
+            <w:r>
+              <w:rPr>
+                <w:rFonts w:ascii="Calibri" w:hAnsi="Calibri"/>
+                <w:b/>
+                <w:i w:val="0"/>
+                <w:color w:val="163147"/>
+                <w:sz w:val="17"/>
+              </w:rPr>
+              <w:t>Dark / Poison</w:t>
+            </w:r>
+          </w:p>
+        </w:tc>
+        <w:tc>
+          <w:tcPr>
+            <w:tcW w:type="dxa" w:w="850"/>
+            <w:vAlign w:val="center"/>
+            <w:tcMar>
+              <w:top w:w="80" w:type="dxa"/>
+              <w:start w:w="120" w:type="dxa"/>
+              <w:bottom w:w="80" w:type="dxa"/>
+              <w:end w:w="120" w:type="dxa"/>
+            </w:tcMar>
+          </w:tcPr>
+          <w:p>
+            <w:pPr>
+              <w:spacing w:after="0"/>
+              <w:jc w:val="center"/>
+            </w:pPr>
+            <w:r>
+              <w:rPr>
+                <w:rFonts w:ascii="Calibri" w:hAnsi="Calibri"/>
+                <w:b/>
+                <w:i w:val="0"/>
+                <w:color w:val="606973"/>
+                <w:sz w:val="17"/>
+              </w:rPr>
+              <w:t>Common</w:t>
+            </w:r>
+          </w:p>
+        </w:tc>
+        <w:tc>
+          <w:tcPr>
+            <w:tcW w:type="dxa" w:w="5330"/>
+            <w:vAlign w:val="center"/>
+            <w:tcMar>
+              <w:top w:w="80" w:type="dxa"/>
+              <w:start w:w="120" w:type="dxa"/>
+              <w:bottom w:w="80" w:type="dxa"/>
+              <w:end w:w="120" w:type="dxa"/>
+            </w:tcMar>
+          </w:tcPr>
+          <w:p>
+            <w:pPr>
+              <w:spacing w:after="0" w:line="259" w:lineRule="auto"/>
+            </w:pPr>
+            <w:r>
+              <w:rPr>
+                <w:rFonts w:ascii="Calibri" w:hAnsi="Calibri"/>
+                <w:b w:val="0"/>
+                <w:i w:val="0"/>
+                <w:color w:val="2D3237"/>
+                <w:sz w:val="17"/>
+              </w:rPr>
+              <w:t>A soft-bodied nocturnal creature that leaks harmless black dye when nervous. It hides among its own stains and feeds on toxic fungi.</w:t>
+            </w:r>
+          </w:p>
+        </w:tc>
+      </w:tr>
+      <w:tr>
+        <w:tc>
+          <w:tcPr>
+            <w:tcW w:type="dxa" w:w="430"/>
+            <w:vAlign w:val="center"/>
+            <w:tcMar>
+              <w:top w:w="80" w:type="dxa"/>
+              <w:start w:w="120" w:type="dxa"/>
+              <w:bottom w:w="80" w:type="dxa"/>
+              <w:end w:w="120" w:type="dxa"/>
+            </w:tcMar>
+          </w:tcPr>
+          <w:p>
+            <w:pPr>
+              <w:spacing w:after="0"/>
+              <w:jc w:val="center"/>
+            </w:pPr>
+            <w:r>
+              <w:rPr>
+                <w:rFonts w:ascii="Calibri" w:hAnsi="Calibri"/>
+                <w:b/>
+                <w:i w:val="0"/>
+                <w:color w:val="606973"/>
+                <w:sz w:val="18"/>
+              </w:rPr>
+              <w:t>92</w:t>
+            </w:r>
+          </w:p>
+        </w:tc>
+        <w:tc>
+          <w:tcPr>
+            <w:tcW w:type="dxa" w:w="1500"/>
+            <w:vAlign w:val="center"/>
+            <w:tcMar>
+              <w:top w:w="80" w:type="dxa"/>
+              <w:start w:w="120" w:type="dxa"/>
+              <w:bottom w:w="80" w:type="dxa"/>
+              <w:end w:w="120" w:type="dxa"/>
+            </w:tcMar>
+          </w:tcPr>
+          <w:p>
+            <w:pPr>
+              <w:spacing w:after="20"/>
+            </w:pPr>
+            <w:r>
+              <w:rPr>
+                <w:rFonts w:ascii="Calibri" w:hAnsi="Calibri"/>
+                <w:b/>
+                <w:i w:val="0"/>
+                <w:color w:val="163147"/>
+                <w:sz w:val="19"/>
+              </w:rPr>
+              <w:t>Inkraith</w:t>
+            </w:r>
+          </w:p>
+          <w:p>
+            <w:pPr>
+              <w:spacing w:after="0"/>
+            </w:pPr>
+            <w:r>
+              <w:rPr>
+                <w:rFonts w:ascii="Calibri" w:hAnsi="Calibri"/>
+                <w:b w:val="0"/>
+                <w:i/>
+                <w:color w:val="606973"/>
+                <w:sz w:val="16"/>
+              </w:rPr>
+              <w:t>Stage 2 of 2</w:t>
+            </w:r>
+          </w:p>
+        </w:tc>
+        <w:tc>
+          <w:tcPr>
+            <w:tcW w:type="dxa" w:w="1250"/>
+            <w:vAlign w:val="center"/>
+            <w:tcMar>
+              <w:top w:w="80" w:type="dxa"/>
+              <w:start w:w="120" w:type="dxa"/>
+              <w:bottom w:w="80" w:type="dxa"/>
+              <w:end w:w="120" w:type="dxa"/>
+            </w:tcMar>
+          </w:tcPr>
+          <w:p>
+            <w:pPr>
+              <w:spacing w:after="0"/>
+              <w:jc w:val="center"/>
+            </w:pPr>
+            <w:r>
+              <w:rPr>
+                <w:rFonts w:ascii="Calibri" w:hAnsi="Calibri"/>
+                <w:b/>
+                <w:i w:val="0"/>
+                <w:color w:val="163147"/>
+                <w:sz w:val="17"/>
+              </w:rPr>
+              <w:t>Dark / Ghost</w:t>
+            </w:r>
+          </w:p>
+        </w:tc>
+        <w:tc>
+          <w:tcPr>
+            <w:tcW w:type="dxa" w:w="850"/>
+            <w:vAlign w:val="center"/>
+            <w:tcMar>
+              <w:top w:w="80" w:type="dxa"/>
+              <w:start w:w="120" w:type="dxa"/>
+              <w:bottom w:w="80" w:type="dxa"/>
+              <w:end w:w="120" w:type="dxa"/>
+            </w:tcMar>
+          </w:tcPr>
+          <w:p>
+            <w:pPr>
+              <w:spacing w:after="0"/>
+              <w:jc w:val="center"/>
+            </w:pPr>
+            <w:r>
+              <w:rPr>
+                <w:rFonts w:ascii="Calibri" w:hAnsi="Calibri"/>
+                <w:b/>
+                <w:i w:val="0"/>
+                <w:color w:val="606973"/>
+                <w:sz w:val="17"/>
+              </w:rPr>
+              <w:t>Rare</w:t>
+            </w:r>
+          </w:p>
+        </w:tc>
+        <w:tc>
+          <w:tcPr>
+            <w:tcW w:type="dxa" w:w="5330"/>
+            <w:vAlign w:val="center"/>
+            <w:tcMar>
+              <w:top w:w="80" w:type="dxa"/>
+              <w:start w:w="120" w:type="dxa"/>
+              <w:bottom w:w="80" w:type="dxa"/>
+              <w:end w:w="120" w:type="dxa"/>
+            </w:tcMar>
+          </w:tcPr>
+          <w:p>
+            <w:pPr>
+              <w:spacing w:after="0" w:line="259" w:lineRule="auto"/>
+            </w:pPr>
+            <w:r>
+              <w:rPr>
+                <w:rFonts w:ascii="Calibri" w:hAnsi="Calibri"/>
+                <w:b w:val="0"/>
+                <w:i w:val="0"/>
+                <w:color w:val="2D3237"/>
+                <w:sz w:val="17"/>
+              </w:rPr>
+              <w:t>A fluid shadow spirit surrounded by drifting ink ribbons. It erases its outline completely before slipping through narrow cracks.</w:t>
+            </w:r>
+          </w:p>
+        </w:tc>
+      </w:tr>
+      <w:tr>
+        <w:tc>
+          <w:tcPr>
+            <w:tcW w:type="dxa" w:w="430"/>
+            <w:vAlign w:val="center"/>
+            <w:tcMar>
+              <w:top w:w="80" w:type="dxa"/>
+              <w:start w:w="120" w:type="dxa"/>
+              <w:bottom w:w="80" w:type="dxa"/>
+              <w:end w:w="120" w:type="dxa"/>
+            </w:tcMar>
+          </w:tcPr>
+          <w:p>
+            <w:pPr>
+              <w:spacing w:after="0"/>
+              <w:jc w:val="center"/>
+            </w:pPr>
+            <w:r>
+              <w:rPr>
+                <w:rFonts w:ascii="Calibri" w:hAnsi="Calibri"/>
+                <w:b/>
+                <w:i w:val="0"/>
+                <w:color w:val="606973"/>
+                <w:sz w:val="18"/>
+              </w:rPr>
+              <w:t>93</w:t>
+            </w:r>
+          </w:p>
+        </w:tc>
+        <w:tc>
+          <w:tcPr>
+            <w:tcW w:type="dxa" w:w="1500"/>
+            <w:vAlign w:val="center"/>
+            <w:tcMar>
+              <w:top w:w="80" w:type="dxa"/>
+              <w:start w:w="120" w:type="dxa"/>
+              <w:bottom w:w="80" w:type="dxa"/>
+              <w:end w:w="120" w:type="dxa"/>
+            </w:tcMar>
+          </w:tcPr>
+          <w:p>
+            <w:pPr>
+              <w:spacing w:after="20"/>
+            </w:pPr>
+            <w:r>
+              <w:rPr>
+                <w:rFonts w:ascii="Calibri" w:hAnsi="Calibri"/>
+                <w:b/>
+                <w:i w:val="0"/>
+                <w:color w:val="163147"/>
+                <w:sz w:val="19"/>
+              </w:rPr>
+              <w:t>Snoflet</w:t>
+            </w:r>
+          </w:p>
+          <w:p>
+            <w:pPr>
+              <w:spacing w:after="0"/>
+            </w:pPr>
+            <w:r>
+              <w:rPr>
+                <w:rFonts w:ascii="Calibri" w:hAnsi="Calibri"/>
+                <w:b w:val="0"/>
+                <w:i/>
+                <w:color w:val="606973"/>
+                <w:sz w:val="16"/>
+              </w:rPr>
+              <w:t>Stage 1 of 2</w:t>
+            </w:r>
+          </w:p>
+        </w:tc>
+        <w:tc>
+          <w:tcPr>
+            <w:tcW w:type="dxa" w:w="1250"/>
+            <w:vAlign w:val="center"/>
+            <w:tcMar>
+              <w:top w:w="80" w:type="dxa"/>
+              <w:start w:w="120" w:type="dxa"/>
+              <w:bottom w:w="80" w:type="dxa"/>
+              <w:end w:w="120" w:type="dxa"/>
+            </w:tcMar>
+          </w:tcPr>
+          <w:p>
+            <w:pPr>
+              <w:spacing w:after="0"/>
+              <w:jc w:val="center"/>
+            </w:pPr>
+            <w:r>
+              <w:rPr>
+                <w:rFonts w:ascii="Calibri" w:hAnsi="Calibri"/>
+                <w:b/>
+                <w:i w:val="0"/>
+                <w:color w:val="163147"/>
+                <w:sz w:val="17"/>
+              </w:rPr>
+              <w:t>Ice / Fairy</w:t>
+            </w:r>
+          </w:p>
+        </w:tc>
+        <w:tc>
+          <w:tcPr>
+            <w:tcW w:type="dxa" w:w="850"/>
+            <w:vAlign w:val="center"/>
+            <w:tcMar>
+              <w:top w:w="80" w:type="dxa"/>
+              <w:start w:w="120" w:type="dxa"/>
+              <w:bottom w:w="80" w:type="dxa"/>
+              <w:end w:w="120" w:type="dxa"/>
+            </w:tcMar>
+          </w:tcPr>
+          <w:p>
+            <w:pPr>
+              <w:spacing w:after="0"/>
+              <w:jc w:val="center"/>
+            </w:pPr>
+            <w:r>
+              <w:rPr>
+                <w:rFonts w:ascii="Calibri" w:hAnsi="Calibri"/>
+                <w:b/>
+                <w:i w:val="0"/>
+                <w:color w:val="606973"/>
+                <w:sz w:val="17"/>
+              </w:rPr>
+              <w:t>Common</w:t>
+            </w:r>
+          </w:p>
+        </w:tc>
+        <w:tc>
+          <w:tcPr>
+            <w:tcW w:type="dxa" w:w="5330"/>
+            <w:vAlign w:val="center"/>
+            <w:tcMar>
+              <w:top w:w="80" w:type="dxa"/>
+              <w:start w:w="120" w:type="dxa"/>
+              <w:bottom w:w="80" w:type="dxa"/>
+              <w:end w:w="120" w:type="dxa"/>
+            </w:tcMar>
+          </w:tcPr>
+          <w:p>
+            <w:pPr>
+              <w:spacing w:after="0" w:line="259" w:lineRule="auto"/>
+            </w:pPr>
+            <w:r>
+              <w:rPr>
+                <w:rFonts w:ascii="Calibri" w:hAnsi="Calibri"/>
+                <w:b w:val="0"/>
+                <w:i w:val="0"/>
+                <w:color w:val="2D3237"/>
+                <w:sz w:val="17"/>
+              </w:rPr>
+              <w:t>A delicate snowfield creature with bell-shaped ears and powdery feet. Its chiming calls keep separated groups together during blizzards.</w:t>
+            </w:r>
+          </w:p>
+        </w:tc>
+      </w:tr>
+      <w:tr>
+        <w:tc>
+          <w:tcPr>
+            <w:tcW w:type="dxa" w:w="430"/>
+            <w:vAlign w:val="center"/>
+            <w:tcMar>
+              <w:top w:w="80" w:type="dxa"/>
+              <w:start w:w="120" w:type="dxa"/>
+              <w:bottom w:w="80" w:type="dxa"/>
+              <w:end w:w="120" w:type="dxa"/>
+            </w:tcMar>
+          </w:tcPr>
+          <w:p>
+            <w:pPr>
+              <w:spacing w:after="0"/>
+              <w:jc w:val="center"/>
+            </w:pPr>
+            <w:r>
+              <w:rPr>
+                <w:rFonts w:ascii="Calibri" w:hAnsi="Calibri"/>
+                <w:b/>
+                <w:i w:val="0"/>
+                <w:color w:val="606973"/>
+                <w:sz w:val="18"/>
+              </w:rPr>
+              <w:t>94</w:t>
+            </w:r>
+          </w:p>
+        </w:tc>
+        <w:tc>
+          <w:tcPr>
+            <w:tcW w:type="dxa" w:w="1500"/>
+            <w:vAlign w:val="center"/>
+            <w:tcMar>
+              <w:top w:w="80" w:type="dxa"/>
+              <w:start w:w="120" w:type="dxa"/>
+              <w:bottom w:w="80" w:type="dxa"/>
+              <w:end w:w="120" w:type="dxa"/>
+            </w:tcMar>
+          </w:tcPr>
+          <w:p>
+            <w:pPr>
+              <w:spacing w:after="20"/>
+            </w:pPr>
+            <w:r>
+              <w:rPr>
+                <w:rFonts w:ascii="Calibri" w:hAnsi="Calibri"/>
+                <w:b/>
+                <w:i w:val="0"/>
+                <w:color w:val="163147"/>
+                <w:sz w:val="19"/>
+              </w:rPr>
+              <w:t>Choralice</w:t>
+            </w:r>
+          </w:p>
+          <w:p>
+            <w:pPr>
+              <w:spacing w:after="0"/>
+            </w:pPr>
+            <w:r>
+              <w:rPr>
+                <w:rFonts w:ascii="Calibri" w:hAnsi="Calibri"/>
+                <w:b w:val="0"/>
+                <w:i/>
+                <w:color w:val="606973"/>
+                <w:sz w:val="16"/>
+              </w:rPr>
+              <w:t>Stage 2 of 2</w:t>
+            </w:r>
+          </w:p>
+        </w:tc>
+        <w:tc>
+          <w:tcPr>
+            <w:tcW w:type="dxa" w:w="1250"/>
+            <w:vAlign w:val="center"/>
+            <w:tcMar>
+              <w:top w:w="80" w:type="dxa"/>
+              <w:start w:w="120" w:type="dxa"/>
+              <w:bottom w:w="80" w:type="dxa"/>
+              <w:end w:w="120" w:type="dxa"/>
+            </w:tcMar>
+          </w:tcPr>
+          <w:p>
+            <w:pPr>
+              <w:spacing w:after="0"/>
+              <w:jc w:val="center"/>
+            </w:pPr>
+            <w:r>
+              <w:rPr>
+                <w:rFonts w:ascii="Calibri" w:hAnsi="Calibri"/>
+                <w:b/>
+                <w:i w:val="0"/>
+                <w:color w:val="163147"/>
+                <w:sz w:val="17"/>
+              </w:rPr>
+              <w:t>Ice / Fairy</w:t>
+            </w:r>
+          </w:p>
+        </w:tc>
+        <w:tc>
+          <w:tcPr>
+            <w:tcW w:type="dxa" w:w="850"/>
+            <w:vAlign w:val="center"/>
+            <w:tcMar>
+              <w:top w:w="80" w:type="dxa"/>
+              <w:start w:w="120" w:type="dxa"/>
+              <w:bottom w:w="80" w:type="dxa"/>
+              <w:end w:w="120" w:type="dxa"/>
+            </w:tcMar>
+          </w:tcPr>
+          <w:p>
+            <w:pPr>
+              <w:spacing w:after="0"/>
+              <w:jc w:val="center"/>
+            </w:pPr>
+            <w:r>
+              <w:rPr>
+                <w:rFonts w:ascii="Calibri" w:hAnsi="Calibri"/>
+                <w:b/>
+                <w:i w:val="0"/>
+                <w:color w:val="606973"/>
+                <w:sz w:val="17"/>
+              </w:rPr>
+              <w:t>Uncommon</w:t>
+            </w:r>
+          </w:p>
+        </w:tc>
+        <w:tc>
+          <w:tcPr>
+            <w:tcW w:type="dxa" w:w="5330"/>
+            <w:vAlign w:val="center"/>
+            <w:tcMar>
+              <w:top w:w="80" w:type="dxa"/>
+              <w:start w:w="120" w:type="dxa"/>
+              <w:bottom w:w="80" w:type="dxa"/>
+              <w:end w:w="120" w:type="dxa"/>
+            </w:tcMar>
+          </w:tcPr>
+          <w:p>
+            <w:pPr>
+              <w:spacing w:after="0" w:line="259" w:lineRule="auto"/>
+            </w:pPr>
+            <w:r>
+              <w:rPr>
+                <w:rFonts w:ascii="Calibri" w:hAnsi="Calibri"/>
+                <w:b w:val="0"/>
+                <w:i w:val="0"/>
+                <w:color w:val="2D3237"/>
+                <w:sz w:val="17"/>
+              </w:rPr>
+              <w:t>A crystalline herd leader with layered resonant horns. Its harmonies shape blowing snow into temporary walls and sheltered pathways.</w:t>
+            </w:r>
+          </w:p>
+        </w:tc>
+      </w:tr>
+      <w:tr>
+        <w:tc>
+          <w:tcPr>
+            <w:tcW w:type="dxa" w:w="430"/>
+            <w:vAlign w:val="center"/>
+            <w:tcMar>
+              <w:top w:w="80" w:type="dxa"/>
+              <w:start w:w="120" w:type="dxa"/>
+              <w:bottom w:w="80" w:type="dxa"/>
+              <w:end w:w="120" w:type="dxa"/>
+            </w:tcMar>
+          </w:tcPr>
+          <w:p>
+            <w:pPr>
+              <w:spacing w:after="0"/>
+              <w:jc w:val="center"/>
+            </w:pPr>
+            <w:r>
+              <w:rPr>
+                <w:rFonts w:ascii="Calibri" w:hAnsi="Calibri"/>
+                <w:b/>
+                <w:i w:val="0"/>
+                <w:color w:val="606973"/>
+                <w:sz w:val="18"/>
+              </w:rPr>
+              <w:t>95</w:t>
+            </w:r>
+          </w:p>
+        </w:tc>
+        <w:tc>
+          <w:tcPr>
+            <w:tcW w:type="dxa" w:w="1500"/>
+            <w:vAlign w:val="center"/>
+            <w:tcMar>
+              <w:top w:w="80" w:type="dxa"/>
+              <w:start w:w="120" w:type="dxa"/>
+              <w:bottom w:w="80" w:type="dxa"/>
+              <w:end w:w="120" w:type="dxa"/>
+            </w:tcMar>
+          </w:tcPr>
+          <w:p>
+            <w:pPr>
+              <w:spacing w:after="20"/>
+            </w:pPr>
+            <w:r>
+              <w:rPr>
+                <w:rFonts w:ascii="Calibri" w:hAnsi="Calibri"/>
+                <w:b/>
+                <w:i w:val="0"/>
+                <w:color w:val="163147"/>
+                <w:sz w:val="19"/>
+              </w:rPr>
+              <w:t>Rivetram</w:t>
+            </w:r>
+          </w:p>
+          <w:p>
+            <w:pPr>
+              <w:spacing w:after="0"/>
+            </w:pPr>
+            <w:r>
+              <w:rPr>
+                <w:rFonts w:ascii="Calibri" w:hAnsi="Calibri"/>
+                <w:b w:val="0"/>
+                <w:i/>
+                <w:color w:val="606973"/>
+                <w:sz w:val="16"/>
+              </w:rPr>
+              <w:t>Standalone</w:t>
+            </w:r>
+          </w:p>
+        </w:tc>
+        <w:tc>
+          <w:tcPr>
+            <w:tcW w:type="dxa" w:w="1250"/>
+            <w:vAlign w:val="center"/>
+            <w:tcMar>
+              <w:top w:w="80" w:type="dxa"/>
+              <w:start w:w="120" w:type="dxa"/>
+              <w:bottom w:w="80" w:type="dxa"/>
+              <w:end w:w="120" w:type="dxa"/>
+            </w:tcMar>
+          </w:tcPr>
+          <w:p>
+            <w:pPr>
+              <w:spacing w:after="0"/>
+              <w:jc w:val="center"/>
+            </w:pPr>
+            <w:r>
+              <w:rPr>
+                <w:rFonts w:ascii="Calibri" w:hAnsi="Calibri"/>
+                <w:b/>
+                <w:i w:val="0"/>
+                <w:color w:val="163147"/>
+                <w:sz w:val="17"/>
+              </w:rPr>
+              <w:t>Steel / Fighting</w:t>
+            </w:r>
+          </w:p>
+        </w:tc>
+        <w:tc>
+          <w:tcPr>
+            <w:tcW w:type="dxa" w:w="850"/>
+            <w:vAlign w:val="center"/>
+            <w:tcMar>
+              <w:top w:w="80" w:type="dxa"/>
+              <w:start w:w="120" w:type="dxa"/>
+              <w:bottom w:w="80" w:type="dxa"/>
+              <w:end w:w="120" w:type="dxa"/>
+            </w:tcMar>
+          </w:tcPr>
+          <w:p>
+            <w:pPr>
+              <w:spacing w:after="0"/>
+              <w:jc w:val="center"/>
+            </w:pPr>
+            <w:r>
+              <w:rPr>
+                <w:rFonts w:ascii="Calibri" w:hAnsi="Calibri"/>
+                <w:b/>
+                <w:i w:val="0"/>
+                <w:color w:val="606973"/>
+                <w:sz w:val="17"/>
+              </w:rPr>
+              <w:t>Uncommon</w:t>
+            </w:r>
+          </w:p>
+        </w:tc>
+        <w:tc>
+          <w:tcPr>
+            <w:tcW w:type="dxa" w:w="5330"/>
+            <w:vAlign w:val="center"/>
+            <w:tcMar>
+              <w:top w:w="80" w:type="dxa"/>
+              <w:start w:w="120" w:type="dxa"/>
+              <w:bottom w:w="80" w:type="dxa"/>
+              <w:end w:w="120" w:type="dxa"/>
+            </w:tcMar>
+          </w:tcPr>
+          <w:p>
+            <w:pPr>
+              <w:spacing w:after="0" w:line="259" w:lineRule="auto"/>
+            </w:pPr>
+            <w:r>
+              <w:rPr>
+                <w:rFonts w:ascii="Calibri" w:hAnsi="Calibri"/>
+                <w:b w:val="0"/>
+                <w:i w:val="0"/>
+                <w:color w:val="2D3237"/>
+                <w:sz w:val="17"/>
+              </w:rPr>
+              <w:t>A compact horned laborer held together by visible rotating rivets. It braces damaged structures and refuses to move until everyone is safe.</w:t>
+            </w:r>
+          </w:p>
+        </w:tc>
+      </w:tr>
+      <w:tr>
+        <w:tc>
+          <w:tcPr>
+            <w:tcW w:type="dxa" w:w="430"/>
+            <w:vAlign w:val="center"/>
+            <w:tcMar>
+              <w:top w:w="80" w:type="dxa"/>
+              <w:start w:w="120" w:type="dxa"/>
+              <w:bottom w:w="80" w:type="dxa"/>
+              <w:end w:w="120" w:type="dxa"/>
+            </w:tcMar>
+          </w:tcPr>
+          <w:p>
+            <w:pPr>
+              <w:spacing w:after="0"/>
+              <w:jc w:val="center"/>
+            </w:pPr>
+            <w:r>
+              <w:rPr>
+                <w:rFonts w:ascii="Calibri" w:hAnsi="Calibri"/>
+                <w:b/>
+                <w:i w:val="0"/>
+                <w:color w:val="606973"/>
+                <w:sz w:val="18"/>
+              </w:rPr>
+              <w:t>96</w:t>
+            </w:r>
+          </w:p>
+        </w:tc>
+        <w:tc>
+          <w:tcPr>
+            <w:tcW w:type="dxa" w:w="1500"/>
+            <w:vAlign w:val="center"/>
+            <w:tcMar>
+              <w:top w:w="80" w:type="dxa"/>
+              <w:start w:w="120" w:type="dxa"/>
+              <w:bottom w:w="80" w:type="dxa"/>
+              <w:end w:w="120" w:type="dxa"/>
+            </w:tcMar>
+          </w:tcPr>
+          <w:p>
+            <w:pPr>
+              <w:spacing w:after="20"/>
+            </w:pPr>
+            <w:r>
+              <w:rPr>
+                <w:rFonts w:ascii="Calibri" w:hAnsi="Calibri"/>
+                <w:b/>
+                <w:i w:val="0"/>
+                <w:color w:val="163147"/>
+                <w:sz w:val="19"/>
+              </w:rPr>
+              <w:t>Mnemonax</w:t>
+            </w:r>
+          </w:p>
+          <w:p>
+            <w:pPr>
+              <w:spacing w:after="0"/>
+            </w:pPr>
+            <w:r>
+              <w:rPr>
+                <w:rFonts w:ascii="Calibri" w:hAnsi="Calibri"/>
+                <w:b w:val="0"/>
+                <w:i/>
+                <w:color w:val="606973"/>
+                <w:sz w:val="16"/>
+              </w:rPr>
+              <w:t>Standalone</w:t>
+            </w:r>
+          </w:p>
+        </w:tc>
+        <w:tc>
+          <w:tcPr>
+            <w:tcW w:type="dxa" w:w="1250"/>
+            <w:vAlign w:val="center"/>
+            <w:tcMar>
+              <w:top w:w="80" w:type="dxa"/>
+              <w:start w:w="120" w:type="dxa"/>
+              <w:bottom w:w="80" w:type="dxa"/>
+              <w:end w:w="120" w:type="dxa"/>
+            </w:tcMar>
+          </w:tcPr>
+          <w:p>
+            <w:pPr>
+              <w:spacing w:after="0"/>
+              <w:jc w:val="center"/>
+            </w:pPr>
+            <w:r>
+              <w:rPr>
+                <w:rFonts w:ascii="Calibri" w:hAnsi="Calibri"/>
+                <w:b/>
+                <w:i w:val="0"/>
+                <w:color w:val="163147"/>
+                <w:sz w:val="17"/>
+              </w:rPr>
+              <w:t>Psychic / Dragon</w:t>
+            </w:r>
+          </w:p>
+        </w:tc>
+        <w:tc>
+          <w:tcPr>
+            <w:tcW w:type="dxa" w:w="850"/>
+            <w:vAlign w:val="center"/>
+            <w:tcMar>
+              <w:top w:w="80" w:type="dxa"/>
+              <w:start w:w="120" w:type="dxa"/>
+              <w:bottom w:w="80" w:type="dxa"/>
+              <w:end w:w="120" w:type="dxa"/>
+            </w:tcMar>
+          </w:tcPr>
+          <w:p>
+            <w:pPr>
+              <w:spacing w:after="0"/>
+              <w:jc w:val="center"/>
+            </w:pPr>
+            <w:r>
+              <w:rPr>
+                <w:rFonts w:ascii="Calibri" w:hAnsi="Calibri"/>
+                <w:b/>
+                <w:i w:val="0"/>
+                <w:color w:val="606973"/>
+                <w:sz w:val="17"/>
+              </w:rPr>
+              <w:t>Rare</w:t>
+            </w:r>
+          </w:p>
+        </w:tc>
+        <w:tc>
+          <w:tcPr>
+            <w:tcW w:type="dxa" w:w="5330"/>
+            <w:vAlign w:val="center"/>
+            <w:tcMar>
+              <w:top w:w="80" w:type="dxa"/>
+              <w:start w:w="120" w:type="dxa"/>
+              <w:bottom w:w="80" w:type="dxa"/>
+              <w:end w:w="120" w:type="dxa"/>
+            </w:tcMar>
+          </w:tcPr>
+          <w:p>
+            <w:pPr>
+              <w:spacing w:after="0" w:line="259" w:lineRule="auto"/>
+            </w:pPr>
+            <w:r>
+              <w:rPr>
+                <w:rFonts w:ascii="Calibri" w:hAnsi="Calibri"/>
+                <w:b w:val="0"/>
+                <w:i w:val="0"/>
+                <w:color w:val="2D3237"/>
+                <w:sz w:val="17"/>
+              </w:rPr>
+              <w:t>A slender many-crested dragon whose scales display moving fragments of remembered places. It guards knowledge rather than territory.</w:t>
+            </w:r>
+          </w:p>
+        </w:tc>
+      </w:tr>
+      <w:tr>
+        <w:tc>
+          <w:tcPr>
+            <w:tcW w:type="dxa" w:w="430"/>
+            <w:vAlign w:val="center"/>
+            <w:tcMar>
+              <w:top w:w="80" w:type="dxa"/>
+              <w:start w:w="120" w:type="dxa"/>
+              <w:bottom w:w="80" w:type="dxa"/>
+              <w:end w:w="120" w:type="dxa"/>
+            </w:tcMar>
+          </w:tcPr>
+          <w:p>
+            <w:pPr>
+              <w:spacing w:after="0"/>
+              <w:jc w:val="center"/>
+            </w:pPr>
+            <w:r>
+              <w:rPr>
+                <w:rFonts w:ascii="Calibri" w:hAnsi="Calibri"/>
+                <w:b/>
+                <w:i w:val="0"/>
+                <w:color w:val="606973"/>
+                <w:sz w:val="18"/>
+              </w:rPr>
+              <w:t>97</w:t>
+            </w:r>
+          </w:p>
+        </w:tc>
+        <w:tc>
+          <w:tcPr>
+            <w:tcW w:type="dxa" w:w="1500"/>
+            <w:vAlign w:val="center"/>
+            <w:tcMar>
+              <w:top w:w="80" w:type="dxa"/>
+              <w:start w:w="120" w:type="dxa"/>
+              <w:bottom w:w="80" w:type="dxa"/>
+              <w:end w:w="120" w:type="dxa"/>
+            </w:tcMar>
+          </w:tcPr>
+          <w:p>
+            <w:pPr>
+              <w:spacing w:after="20"/>
+            </w:pPr>
+            <w:r>
+              <w:rPr>
+                <w:rFonts w:ascii="Calibri" w:hAnsi="Calibri"/>
+                <w:b/>
+                <w:i w:val="0"/>
+                <w:color w:val="163147"/>
+                <w:sz w:val="19"/>
+              </w:rPr>
+              <w:t>Charcoil</w:t>
+            </w:r>
+          </w:p>
+          <w:p>
+            <w:pPr>
+              <w:spacing w:after="0"/>
+            </w:pPr>
+            <w:r>
+              <w:rPr>
+                <w:rFonts w:ascii="Calibri" w:hAnsi="Calibri"/>
+                <w:b w:val="0"/>
+                <w:i/>
+                <w:color w:val="606973"/>
+                <w:sz w:val="16"/>
+              </w:rPr>
+              <w:t>Standalone</w:t>
+            </w:r>
+          </w:p>
+        </w:tc>
+        <w:tc>
+          <w:tcPr>
+            <w:tcW w:type="dxa" w:w="1250"/>
+            <w:vAlign w:val="center"/>
+            <w:tcMar>
+              <w:top w:w="80" w:type="dxa"/>
+              <w:start w:w="120" w:type="dxa"/>
+              <w:bottom w:w="80" w:type="dxa"/>
+              <w:end w:w="120" w:type="dxa"/>
+            </w:tcMar>
+          </w:tcPr>
+          <w:p>
+            <w:pPr>
+              <w:spacing w:after="0"/>
+              <w:jc w:val="center"/>
+            </w:pPr>
+            <w:r>
+              <w:rPr>
+                <w:rFonts w:ascii="Calibri" w:hAnsi="Calibri"/>
+                <w:b/>
+                <w:i w:val="0"/>
+                <w:color w:val="163147"/>
+                <w:sz w:val="17"/>
+              </w:rPr>
+              <w:t>Fire / Dragon</w:t>
+            </w:r>
+          </w:p>
+        </w:tc>
+        <w:tc>
+          <w:tcPr>
+            <w:tcW w:type="dxa" w:w="850"/>
+            <w:vAlign w:val="center"/>
+            <w:tcMar>
+              <w:top w:w="80" w:type="dxa"/>
+              <w:start w:w="120" w:type="dxa"/>
+              <w:bottom w:w="80" w:type="dxa"/>
+              <w:end w:w="120" w:type="dxa"/>
+            </w:tcMar>
+          </w:tcPr>
+          <w:p>
+            <w:pPr>
+              <w:spacing w:after="0"/>
+              <w:jc w:val="center"/>
+            </w:pPr>
+            <w:r>
+              <w:rPr>
+                <w:rFonts w:ascii="Calibri" w:hAnsi="Calibri"/>
+                <w:b/>
+                <w:i w:val="0"/>
+                <w:color w:val="606973"/>
+                <w:sz w:val="17"/>
+              </w:rPr>
+              <w:t>Uncommon</w:t>
+            </w:r>
+          </w:p>
+        </w:tc>
+        <w:tc>
+          <w:tcPr>
+            <w:tcW w:type="dxa" w:w="5330"/>
+            <w:vAlign w:val="center"/>
+            <w:tcMar>
+              <w:top w:w="80" w:type="dxa"/>
+              <w:start w:w="120" w:type="dxa"/>
+              <w:bottom w:w="80" w:type="dxa"/>
+              <w:end w:w="120" w:type="dxa"/>
+            </w:tcMar>
+          </w:tcPr>
+          <w:p>
+            <w:pPr>
+              <w:spacing w:after="0" w:line="259" w:lineRule="auto"/>
+            </w:pPr>
+            <w:r>
+              <w:rPr>
+                <w:rFonts w:ascii="Calibri" w:hAnsi="Calibri"/>
+                <w:b w:val="0"/>
+                <w:i w:val="0"/>
+                <w:color w:val="2D3237"/>
+                <w:sz w:val="17"/>
+              </w:rPr>
+              <w:t>A small serpentine furnace creature wrapped around a ceramic heat core. It carefully maintains incubation temperatures in volcanic nesting caves.</w:t>
+            </w:r>
+          </w:p>
+        </w:tc>
+      </w:tr>
+      <w:tr>
+        <w:tc>
+          <w:tcPr>
+            <w:tcW w:type="dxa" w:w="430"/>
+            <w:vAlign w:val="center"/>
+            <w:tcMar>
+              <w:top w:w="80" w:type="dxa"/>
+              <w:start w:w="120" w:type="dxa"/>
+              <w:bottom w:w="80" w:type="dxa"/>
+              <w:end w:w="120" w:type="dxa"/>
+            </w:tcMar>
+          </w:tcPr>
+          <w:p>
+            <w:pPr>
+              <w:spacing w:after="0"/>
+              <w:jc w:val="center"/>
+            </w:pPr>
+            <w:r>
+              <w:rPr>
+                <w:rFonts w:ascii="Calibri" w:hAnsi="Calibri"/>
+                <w:b/>
+                <w:i w:val="0"/>
+                <w:color w:val="606973"/>
+                <w:sz w:val="18"/>
+              </w:rPr>
+              <w:t>98</w:t>
+            </w:r>
+          </w:p>
+        </w:tc>
+        <w:tc>
+          <w:tcPr>
+            <w:tcW w:type="dxa" w:w="1500"/>
+            <w:vAlign w:val="center"/>
+            <w:tcMar>
+              <w:top w:w="80" w:type="dxa"/>
+              <w:start w:w="120" w:type="dxa"/>
+              <w:bottom w:w="80" w:type="dxa"/>
+              <w:end w:w="120" w:type="dxa"/>
+            </w:tcMar>
+          </w:tcPr>
+          <w:p>
+            <w:pPr>
+              <w:spacing w:after="20"/>
+            </w:pPr>
+            <w:r>
+              <w:rPr>
+                <w:rFonts w:ascii="Calibri" w:hAnsi="Calibri"/>
+                <w:b/>
+                <w:i w:val="0"/>
+                <w:color w:val="163147"/>
+                <w:sz w:val="19"/>
+              </w:rPr>
+              <w:t>Mireglass</w:t>
+            </w:r>
+          </w:p>
+          <w:p>
+            <w:pPr>
+              <w:spacing w:after="0"/>
+            </w:pPr>
+            <w:r>
+              <w:rPr>
+                <w:rFonts w:ascii="Calibri" w:hAnsi="Calibri"/>
+                <w:b w:val="0"/>
+                <w:i/>
+                <w:color w:val="606973"/>
+                <w:sz w:val="16"/>
+              </w:rPr>
+              <w:t>Standalone</w:t>
+            </w:r>
+          </w:p>
+        </w:tc>
+        <w:tc>
+          <w:tcPr>
+            <w:tcW w:type="dxa" w:w="1250"/>
+            <w:vAlign w:val="center"/>
+            <w:tcMar>
+              <w:top w:w="80" w:type="dxa"/>
+              <w:start w:w="120" w:type="dxa"/>
+              <w:bottom w:w="80" w:type="dxa"/>
+              <w:end w:w="120" w:type="dxa"/>
+            </w:tcMar>
+          </w:tcPr>
+          <w:p>
+            <w:pPr>
+              <w:spacing w:after="0"/>
+              <w:jc w:val="center"/>
+            </w:pPr>
+            <w:r>
+              <w:rPr>
+                <w:rFonts w:ascii="Calibri" w:hAnsi="Calibri"/>
+                <w:b/>
+                <w:i w:val="0"/>
+                <w:color w:val="163147"/>
+                <w:sz w:val="17"/>
+              </w:rPr>
+              <w:t>Poison / Steel</w:t>
+            </w:r>
+          </w:p>
+        </w:tc>
+        <w:tc>
+          <w:tcPr>
+            <w:tcW w:type="dxa" w:w="850"/>
+            <w:vAlign w:val="center"/>
+            <w:tcMar>
+              <w:top w:w="80" w:type="dxa"/>
+              <w:start w:w="120" w:type="dxa"/>
+              <w:bottom w:w="80" w:type="dxa"/>
+              <w:end w:w="120" w:type="dxa"/>
+            </w:tcMar>
+          </w:tcPr>
+          <w:p>
+            <w:pPr>
+              <w:spacing w:after="0"/>
+              <w:jc w:val="center"/>
+            </w:pPr>
+            <w:r>
+              <w:rPr>
+                <w:rFonts w:ascii="Calibri" w:hAnsi="Calibri"/>
+                <w:b/>
+                <w:i w:val="0"/>
+                <w:color w:val="606973"/>
+                <w:sz w:val="17"/>
+              </w:rPr>
+              <w:t>Common</w:t>
+            </w:r>
+          </w:p>
+        </w:tc>
+        <w:tc>
+          <w:tcPr>
+            <w:tcW w:type="dxa" w:w="5330"/>
+            <w:vAlign w:val="center"/>
+            <w:tcMar>
+              <w:top w:w="80" w:type="dxa"/>
+              <w:start w:w="120" w:type="dxa"/>
+              <w:bottom w:w="80" w:type="dxa"/>
+              <w:end w:w="120" w:type="dxa"/>
+            </w:tcMar>
+          </w:tcPr>
+          <w:p>
+            <w:pPr>
+              <w:spacing w:after="0" w:line="259" w:lineRule="auto"/>
+            </w:pPr>
+            <w:r>
+              <w:rPr>
+                <w:rFonts w:ascii="Calibri" w:hAnsi="Calibri"/>
+                <w:b w:val="0"/>
+                <w:i w:val="0"/>
+                <w:color w:val="2D3237"/>
+                <w:sz w:val="17"/>
+              </w:rPr>
+              <w:t>A transparent marsh crawler with metallic organs visible beneath its shell. It traps pollutants inside replaceable glassy plates.</w:t>
+            </w:r>
+          </w:p>
+        </w:tc>
+      </w:tr>
+      <w:tr>
+        <w:tc>
+          <w:tcPr>
+            <w:tcW w:type="dxa" w:w="430"/>
+            <w:vAlign w:val="center"/>
+            <w:tcMar>
+              <w:top w:w="80" w:type="dxa"/>
+              <w:start w:w="120" w:type="dxa"/>
+              <w:bottom w:w="80" w:type="dxa"/>
+              <w:end w:w="120" w:type="dxa"/>
+            </w:tcMar>
+          </w:tcPr>
+          <w:p>
+            <w:pPr>
+              <w:spacing w:after="0"/>
+              <w:jc w:val="center"/>
+            </w:pPr>
+            <w:r>
+              <w:rPr>
+                <w:rFonts w:ascii="Calibri" w:hAnsi="Calibri"/>
+                <w:b/>
+                <w:i w:val="0"/>
+                <w:color w:val="606973"/>
+                <w:sz w:val="18"/>
+              </w:rPr>
+              <w:t>99</w:t>
+            </w:r>
+          </w:p>
+        </w:tc>
+        <w:tc>
+          <w:tcPr>
+            <w:tcW w:type="dxa" w:w="1500"/>
+            <w:vAlign w:val="center"/>
+            <w:tcMar>
+              <w:top w:w="80" w:type="dxa"/>
+              <w:start w:w="120" w:type="dxa"/>
+              <w:bottom w:w="80" w:type="dxa"/>
+              <w:end w:w="120" w:type="dxa"/>
+            </w:tcMar>
+          </w:tcPr>
+          <w:p>
+            <w:pPr>
+              <w:spacing w:after="20"/>
+            </w:pPr>
+            <w:r>
+              <w:rPr>
+                <w:rFonts w:ascii="Calibri" w:hAnsi="Calibri"/>
+                <w:b/>
+                <w:i w:val="0"/>
+                <w:color w:val="163147"/>
+                <w:sz w:val="19"/>
+              </w:rPr>
+              <w:t>Sunspore</w:t>
+            </w:r>
+          </w:p>
+          <w:p>
+            <w:pPr>
+              <w:spacing w:after="0"/>
+            </w:pPr>
+            <w:r>
+              <w:rPr>
+                <w:rFonts w:ascii="Calibri" w:hAnsi="Calibri"/>
+                <w:b w:val="0"/>
+                <w:i/>
+                <w:color w:val="606973"/>
+                <w:sz w:val="16"/>
+              </w:rPr>
+              <w:t>Standalone</w:t>
+            </w:r>
+          </w:p>
+        </w:tc>
+        <w:tc>
+          <w:tcPr>
+            <w:tcW w:type="dxa" w:w="1250"/>
+            <w:vAlign w:val="center"/>
+            <w:tcMar>
+              <w:top w:w="80" w:type="dxa"/>
+              <w:start w:w="120" w:type="dxa"/>
+              <w:bottom w:w="80" w:type="dxa"/>
+              <w:end w:w="120" w:type="dxa"/>
+            </w:tcMar>
+          </w:tcPr>
+          <w:p>
+            <w:pPr>
+              <w:spacing w:after="0"/>
+              <w:jc w:val="center"/>
+            </w:pPr>
+            <w:r>
+              <w:rPr>
+                <w:rFonts w:ascii="Calibri" w:hAnsi="Calibri"/>
+                <w:b/>
+                <w:i w:val="0"/>
+                <w:color w:val="163147"/>
+                <w:sz w:val="17"/>
+              </w:rPr>
+              <w:t>Grass / Fire</w:t>
+            </w:r>
+          </w:p>
+        </w:tc>
+        <w:tc>
+          <w:tcPr>
+            <w:tcW w:type="dxa" w:w="850"/>
+            <w:vAlign w:val="center"/>
+            <w:tcMar>
+              <w:top w:w="80" w:type="dxa"/>
+              <w:start w:w="120" w:type="dxa"/>
+              <w:bottom w:w="80" w:type="dxa"/>
+              <w:end w:w="120" w:type="dxa"/>
+            </w:tcMar>
+          </w:tcPr>
+          <w:p>
+            <w:pPr>
+              <w:spacing w:after="0"/>
+              <w:jc w:val="center"/>
+            </w:pPr>
+            <w:r>
+              <w:rPr>
+                <w:rFonts w:ascii="Calibri" w:hAnsi="Calibri"/>
+                <w:b/>
+                <w:i w:val="0"/>
+                <w:color w:val="606973"/>
+                <w:sz w:val="17"/>
+              </w:rPr>
+              <w:t>Common</w:t>
+            </w:r>
+          </w:p>
+        </w:tc>
+        <w:tc>
+          <w:tcPr>
+            <w:tcW w:type="dxa" w:w="5330"/>
+            <w:vAlign w:val="center"/>
+            <w:tcMar>
+              <w:top w:w="80" w:type="dxa"/>
+              <w:start w:w="120" w:type="dxa"/>
+              <w:bottom w:w="80" w:type="dxa"/>
+              <w:end w:w="120" w:type="dxa"/>
+            </w:tcMar>
+          </w:tcPr>
+          <w:p>
+            <w:pPr>
+              <w:spacing w:after="0" w:line="259" w:lineRule="auto"/>
+            </w:pPr>
+            <w:r>
+              <w:rPr>
+                <w:rFonts w:ascii="Calibri" w:hAnsi="Calibri"/>
+                <w:b w:val="0"/>
+                <w:i w:val="0"/>
+                <w:color w:val="2D3237"/>
+                <w:sz w:val="17"/>
+              </w:rPr>
+              <w:t>A walking fungus with a warm golden cap and charcoal feet. It spreads only after controlled burns clear overcrowded undergrowth.</w:t>
+            </w:r>
+          </w:p>
+        </w:tc>
+      </w:tr>
+      <w:tr>
+        <w:tc>
+          <w:tcPr>
+            <w:tcW w:type="dxa" w:w="430"/>
+            <w:vAlign w:val="center"/>
+            <w:tcMar>
+              <w:top w:w="80" w:type="dxa"/>
+              <w:start w:w="120" w:type="dxa"/>
+              <w:bottom w:w="80" w:type="dxa"/>
+              <w:end w:w="120" w:type="dxa"/>
+            </w:tcMar>
+          </w:tcPr>
+          <w:p>
+            <w:pPr>
+              <w:spacing w:after="0"/>
+              <w:jc w:val="center"/>
+            </w:pPr>
+            <w:r>
+              <w:rPr>
+                <w:rFonts w:ascii="Calibri" w:hAnsi="Calibri"/>
+                <w:b/>
+                <w:i w:val="0"/>
+                <w:color w:val="606973"/>
+                <w:sz w:val="18"/>
+              </w:rPr>
+              <w:t>100</w:t>
+            </w:r>
+          </w:p>
+        </w:tc>
+        <w:tc>
+          <w:tcPr>
+            <w:tcW w:type="dxa" w:w="1500"/>
+            <w:vAlign w:val="center"/>
+            <w:tcMar>
+              <w:top w:w="80" w:type="dxa"/>
+              <w:start w:w="120" w:type="dxa"/>
+              <w:bottom w:w="80" w:type="dxa"/>
+              <w:end w:w="120" w:type="dxa"/>
+            </w:tcMar>
+          </w:tcPr>
+          <w:p>
+            <w:pPr>
+              <w:spacing w:after="20"/>
+            </w:pPr>
+            <w:r>
+              <w:rPr>
+                <w:rFonts w:ascii="Calibri" w:hAnsi="Calibri"/>
+                <w:b/>
+                <w:i w:val="0"/>
+                <w:color w:val="163147"/>
+                <w:sz w:val="19"/>
+              </w:rPr>
+              <w:t>Hollowmorrow</w:t>
+            </w:r>
+          </w:p>
+          <w:p>
+            <w:pPr>
+              <w:spacing w:after="0"/>
+            </w:pPr>
+            <w:r>
+              <w:rPr>
+                <w:rFonts w:ascii="Calibri" w:hAnsi="Calibri"/>
+                <w:b w:val="0"/>
+                <w:i/>
+                <w:color w:val="606973"/>
+                <w:sz w:val="16"/>
+              </w:rPr>
+              <w:t>Standalone</w:t>
+            </w:r>
+          </w:p>
+        </w:tc>
+        <w:tc>
+          <w:tcPr>
+            <w:tcW w:type="dxa" w:w="1250"/>
+            <w:vAlign w:val="center"/>
+            <w:tcMar>
+              <w:top w:w="80" w:type="dxa"/>
+              <w:start w:w="120" w:type="dxa"/>
+              <w:bottom w:w="80" w:type="dxa"/>
+              <w:end w:w="120" w:type="dxa"/>
+            </w:tcMar>
+          </w:tcPr>
+          <w:p>
+            <w:pPr>
+              <w:spacing w:after="0"/>
+              <w:jc w:val="center"/>
+            </w:pPr>
+            <w:r>
+              <w:rPr>
+                <w:rFonts w:ascii="Calibri" w:hAnsi="Calibri"/>
+                <w:b/>
+                <w:i w:val="0"/>
+                <w:color w:val="163147"/>
+                <w:sz w:val="17"/>
+              </w:rPr>
+              <w:t>Ghost / Normal</w:t>
+            </w:r>
+          </w:p>
+        </w:tc>
+        <w:tc>
+          <w:tcPr>
+            <w:tcW w:type="dxa" w:w="850"/>
+            <w:vAlign w:val="center"/>
+            <w:tcMar>
+              <w:top w:w="80" w:type="dxa"/>
+              <w:start w:w="120" w:type="dxa"/>
+              <w:bottom w:w="80" w:type="dxa"/>
+              <w:end w:w="120" w:type="dxa"/>
+            </w:tcMar>
+          </w:tcPr>
+          <w:p>
+            <w:pPr>
+              <w:spacing w:after="0"/>
+              <w:jc w:val="center"/>
+            </w:pPr>
+            <w:r>
+              <w:rPr>
+                <w:rFonts w:ascii="Calibri" w:hAnsi="Calibri"/>
+                <w:b/>
+                <w:i w:val="0"/>
+                <w:color w:val="7E4F18"/>
+                <w:sz w:val="17"/>
+              </w:rPr>
+              <w:t>Epic</w:t>
+            </w:r>
+          </w:p>
+        </w:tc>
+        <w:tc>
+          <w:tcPr>
+            <w:tcW w:type="dxa" w:w="5330"/>
+            <w:vAlign w:val="center"/>
+            <w:tcMar>
+              <w:top w:w="80" w:type="dxa"/>
+              <w:start w:w="120" w:type="dxa"/>
+              <w:bottom w:w="80" w:type="dxa"/>
+              <w:end w:w="120" w:type="dxa"/>
+            </w:tcMar>
+          </w:tcPr>
+          <w:p>
+            <w:pPr>
+              <w:spacing w:after="0" w:line="259" w:lineRule="auto"/>
+            </w:pPr>
+            <w:r>
+              <w:rPr>
+                <w:rFonts w:ascii="Calibri" w:hAnsi="Calibri"/>
+                <w:b w:val="0"/>
+                <w:i w:val="0"/>
+                <w:color w:val="2D3237"/>
+                <w:sz w:val="17"/>
+              </w:rPr>
+              <w:t>A pale featureless creature followed by echoes of movements it has not made yet. It appears shortly before major turning points.</w:t>
             </w:r>
           </w:p>
         </w:tc>
